--- a/assets/docs/lop4/Toan - Lop 4.docx
+++ b/assets/docs/lop4/Toan - Lop 4.docx
@@ -1895,6 +1895,33 @@
                 <w:i w:val="0"/>
                 <w:sz w:val="18"/>
               </w:rPr>
+              <w:t>NLS-GQVĐ (Cơ bản 2): GV vẽ sơ đồ đoạn thẳng trên máy rồi kéo thay đổi số liệu, sơ đồ dài ngắn theo nhưng cách giải không đổi; HS nêu lại các bước giải bằng lời của mình</w:t>
+            </w:r>
+          </w:p>
+          <w:p>
+            <w:pPr>
+              <w:spacing w:after="0"/>
+            </w:pPr>
+            <w:r>
+              <w:rPr>
+                <w:b w:val="0"/>
+                <w:i w:val="0"/>
+                <w:sz w:val="18"/>
+              </w:rPr>
+              <w:t>NLS-KT (Cơ bản 2): HS nhập một dãy số liệu thật của lớp (số sách đã đọc, số phút tập thể dục) vào bảng tính, tính tổng và trung bình cộng rồi đối chiếu với kết quả tính tay</w:t>
+            </w:r>
+          </w:p>
+          <w:p>
+            <w:pPr>
+              <w:spacing w:after="0"/>
+            </w:pPr>
+            <w:r>
+              <w:rPr>
+                <w:b w:val="0"/>
+                <w:i w:val="0"/>
+                <w:sz w:val="18"/>
+              </w:rPr>
+              <w:t>NLS-AT: Tự trình bày bài giải trước, chỉ dùng máy để kiểm tra lại; không chụp đề nhờ máy giải hộ; số liệu về bạn chỉ dùng trong lớp.</w:t>
             </w:r>
           </w:p>
         </w:tc>

--- a/assets/docs/lop4/Toan - Lop 4.docx
+++ b/assets/docs/lop4/Toan - Lop 4.docx
@@ -5833,6 +5833,7 @@
                 <w:i w:val="0"/>
                 <w:sz w:val="18"/>
               </w:rPr>
+              <w:t>STEM: Thế kỉ (Toán – Mĩ thuật) — dạy thay cho tiết này.</w:t>
             </w:r>
           </w:p>
         </w:tc>
@@ -10306,6 +10307,7 @@
                 <w:i w:val="0"/>
                 <w:sz w:val="18"/>
               </w:rPr>
+              <w:t>STEM: Lắp ghép hình phẳng (Toán – Mĩ thuật) — dạy thay cho tiết này.</w:t>
             </w:r>
           </w:p>
         </w:tc>
@@ -13309,6 +13311,19 @@
               <w:t>NLS-ST: Dùng công cụ số đơn giản để đo, vẽ, trình bày kết quả thực hành (có hướng dẫn).</w:t>
             </w:r>
           </w:p>
+          <w:p>
+            <w:pPr>
+              <w:spacing w:after="0"/>
+            </w:pPr>
+            <w:r>
+              <w:rPr>
+                <w:b w:val="0"/>
+                <w:i w:val="0"/>
+                <w:sz w:val="18"/>
+              </w:rPr>
+              <w:t>STEM: Thực hành ước lượng (Toán – Mĩ thuật) — dạy thay cho tiết này.</w:t>
+            </w:r>
+          </w:p>
         </w:tc>
         <w:tc>
           <w:tcPr>
@@ -15487,6 +15502,7 @@
                 <w:i w:val="0"/>
                 <w:sz w:val="18"/>
               </w:rPr>
+              <w:t>KNS: KN chi tiêu hợp lí: tính toán khi mua bán, biết tiết kiệm.</w:t>
             </w:r>
           </w:p>
         </w:tc>
@@ -20312,6 +20328,7 @@
                 <w:i w:val="0"/>
                 <w:sz w:val="18"/>
               </w:rPr>
+              <w:t>STEM: Lắp ghép hình phẳng (Toán – Mĩ thuật) — dạy thay cho tiết này.</w:t>
             </w:r>
           </w:p>
         </w:tc>

--- a/assets/docs/lop4/Toan - Lop 4.docx
+++ b/assets/docs/lop4/Toan - Lop 4.docx
@@ -1895,7 +1895,7 @@
                 <w:i w:val="0"/>
                 <w:sz w:val="18"/>
               </w:rPr>
-              <w:t>NLS-GQVĐ (Cơ bản 2): GV vẽ sơ đồ đoạn thẳng trên máy rồi kéo thay đổi số liệu, sơ đồ dài ngắn theo nhưng cách giải không đổi; HS nêu lại các bước giải bằng lời của mình</w:t>
+              <w:t>NLS-GQVĐ (Cơ bản 2): GV dùng sơ đồ đoạn thẳng vẽ trên máy cho “Biểu thức chứa chữ”: kéo thay đổi số liệu</w:t>
             </w:r>
           </w:p>
           <w:p>
@@ -1908,7 +1908,7 @@
                 <w:i w:val="0"/>
                 <w:sz w:val="18"/>
               </w:rPr>
-              <w:t>NLS-KT (Cơ bản 2): HS nhập một dãy số liệu thật của lớp (số sách đã đọc, số phút tập thể dục) vào bảng tính, tính tổng và trung bình cộng rồi đối chiếu với kết quả tính tay</w:t>
+              <w:t>NLS-KT (Cơ bản 2): HS nhập một dãy số liệu thật của lớp (số sách đã đọc, số phút tập thể dục, chiều cao) vào bảng tính rồi tính tổng</w:t>
             </w:r>
           </w:p>
           <w:p>
@@ -1921,7 +1921,7 @@
                 <w:i w:val="0"/>
                 <w:sz w:val="18"/>
               </w:rPr>
-              <w:t>NLS-AT: Tự trình bày bài giải trước, chỉ dùng máy để kiểm tra lại; không chụp đề nhờ máy giải hộ; số liệu về bạn chỉ dùng trong lớp.</w:t>
+              <w:t>NLS-AT: Tự trình bày bài giải trước, chỉ dùng máy để kiểm tra lại kết quả</w:t>
             </w:r>
           </w:p>
         </w:tc>
@@ -2038,6 +2038,33 @@
                 <w:i w:val="0"/>
                 <w:sz w:val="18"/>
               </w:rPr>
+              <w:t>NLS-GQVĐ (Cơ bản 2): Ở bài “Giải bài toán có ba bước tính”, GV dùng sơ đồ đoạn thẳng vẽ trên máy: kéo thay đổi số cây mỗi đội trồng thì sơ</w:t>
+            </w:r>
+          </w:p>
+          <w:p>
+            <w:pPr>
+              <w:spacing w:after="0"/>
+            </w:pPr>
+            <w:r>
+              <w:rPr>
+                <w:b w:val="0"/>
+                <w:i w:val="0"/>
+                <w:sz w:val="18"/>
+              </w:rPr>
+              <w:t>NLS-KT (Cơ bản 2): GV chiếu đề bài phóng to, tô màu từng dữ kiện rồi nối với đoạn tương ứng trên sơ đồ</w:t>
+            </w:r>
+          </w:p>
+          <w:p>
+            <w:pPr>
+              <w:spacing w:after="0"/>
+            </w:pPr>
+            <w:r>
+              <w:rPr>
+                <w:b w:val="0"/>
+                <w:i w:val="0"/>
+                <w:sz w:val="18"/>
+              </w:rPr>
+              <w:t>NLS-AT: Máy do thầy cô điều khiển, HS chờ đến lượt được mời lên kéo sơ đồ</w:t>
             </w:r>
           </w:p>
         </w:tc>
@@ -2152,6 +2179,33 @@
                 <w:i w:val="0"/>
                 <w:sz w:val="18"/>
               </w:rPr>
+              <w:t>NLS-GQVĐ (Cơ bản 2): Ở tiết luyện tập giải bài toán có ba bước tính, GV chiếu bài giải mẫu rồi ẩn lần lượt từng bước để HS nói bước còn thiếu</w:t>
+            </w:r>
+          </w:p>
+          <w:p>
+            <w:pPr>
+              <w:spacing w:after="0"/>
+            </w:pPr>
+            <w:r>
+              <w:rPr>
+                <w:b w:val="0"/>
+                <w:i w:val="0"/>
+                <w:sz w:val="18"/>
+              </w:rPr>
+              <w:t>NLS-KT (Cơ bản 2): GV chiếu ba đề bài cùng dạng nhưng khác cách hỏi, tô màu câu hỏi cuối của mỗi đề; HS đối chiếu để nhận ra đề hỏi tổng</w:t>
+            </w:r>
+          </w:p>
+          <w:p>
+            <w:pPr>
+              <w:spacing w:after="0"/>
+            </w:pPr>
+            <w:r>
+              <w:rPr>
+                <w:b w:val="0"/>
+                <w:i w:val="0"/>
+                <w:sz w:val="18"/>
+              </w:rPr>
+              <w:t>NLS-AT: HS chờ đến lượt được mời lên bảng tương tác, chạm nhẹ và tay khô</w:t>
             </w:r>
           </w:p>
         </w:tc>
@@ -2266,7 +2320,33 @@
                 <w:i w:val="0"/>
                 <w:sz w:val="18"/>
               </w:rPr>
-              <w:t>NLS-GQVĐ (Cơ bản 2): HS tự làm vào vở trước, sau đó dùng máy tính kiểm tra lại kết quả; máy chỉ để soát, không làm thay.</w:t>
+              <w:t>NLS-GQVĐ (Cơ bản 2): Ở tiết luyện tập chung, GV cho HS làm bộ bài tập tương tác có chấm tự động: sau mỗi câu các em biết ngay đúng hay sai</w:t>
+            </w:r>
+          </w:p>
+          <w:p>
+            <w:pPr>
+              <w:spacing w:after="0"/>
+            </w:pPr>
+            <w:r>
+              <w:rPr>
+                <w:b w:val="0"/>
+                <w:i w:val="0"/>
+                <w:sz w:val="18"/>
+              </w:rPr>
+              <w:t>NLS-KT (Cơ bản 2): GV chiếu bảng giá hàng hoá của bài toán, tô màu từng dòng theo lời HS đọc đề; các em học cách đọc bảng</w:t>
+            </w:r>
+          </w:p>
+          <w:p>
+            <w:pPr>
+              <w:spacing w:after="0"/>
+            </w:pPr>
+            <w:r>
+              <w:rPr>
+                <w:b w:val="0"/>
+                <w:i w:val="0"/>
+                <w:sz w:val="18"/>
+              </w:rPr>
+              <w:t>NLS-AT: Bài tập tương tác do thầy cô mở, HS làm đúng phần được giao</w:t>
             </w:r>
           </w:p>
         </w:tc>
@@ -2381,6 +2461,33 @@
                 <w:i w:val="0"/>
                 <w:sz w:val="18"/>
               </w:rPr>
+              <w:t>NLS-KT (Cơ bản 2): Ở phần ôn số có năm chữ số, GV chiếu bảng hàng và bấm hiện dần từng chữ số của mỗi số; HS đọc số</w:t>
+            </w:r>
+          </w:p>
+          <w:p>
+            <w:pPr>
+              <w:spacing w:after="0"/>
+            </w:pPr>
+            <w:r>
+              <w:rPr>
+                <w:b w:val="0"/>
+                <w:i w:val="0"/>
+                <w:sz w:val="18"/>
+              </w:rPr>
+              <w:t>NLS-GQVĐ (Cơ bản 2): GV mở bài tập tương tác làm tròn số đến hàng chục và hàng chục nghìn</w:t>
+            </w:r>
+          </w:p>
+          <w:p>
+            <w:pPr>
+              <w:spacing w:after="0"/>
+            </w:pPr>
+            <w:r>
+              <w:rPr>
+                <w:b w:val="0"/>
+                <w:i w:val="0"/>
+                <w:sz w:val="18"/>
+              </w:rPr>
+              <w:t>NLS-AT: HS chờ đến lượt được mời lên chạm màn hình, chạm nhẹ bằng đầu ngón tay</w:t>
             </w:r>
           </w:p>
         </w:tc>
@@ -4788,19 +4895,6 @@
                 <w:sz w:val="18"/>
               </w:rPr>
               <w:t>NLS-GQVĐ (Cơ bản 2): HS tự làm vào vở trước, sau đó dùng máy tính kiểm tra lại kết quả; máy chỉ để soát, không làm thay.</w:t>
-            </w:r>
-          </w:p>
-          <w:p>
-            <w:pPr>
-              <w:spacing w:after="0"/>
-            </w:pPr>
-            <w:r>
-              <w:rPr>
-                <w:b w:val="0"/>
-                <w:i w:val="0"/>
-                <w:sz w:val="18"/>
-              </w:rPr>
-              <w:t>SGV 3 tiết; bớt 1 tiết cho kiểm tra định kì</w:t>
             </w:r>
           </w:p>
         </w:tc>
@@ -16650,19 +16744,6 @@
                 <w:sz w:val="18"/>
               </w:rPr>
               <w:t>NLS-GQVĐ (Cơ bản 2): HS tự làm vào vở trước, sau đó dùng máy tính kiểm tra lại kết quả; máy chỉ để soát, không làm thay.</w:t>
-            </w:r>
-          </w:p>
-          <w:p>
-            <w:pPr>
-              <w:spacing w:after="0"/>
-            </w:pPr>
-            <w:r>
-              <w:rPr>
-                <w:b w:val="0"/>
-                <w:i w:val="0"/>
-                <w:sz w:val="18"/>
-              </w:rPr>
-              <w:t>SGV 3 tiết; bớt 1 tiết cho kiểm tra định kì</w:t>
             </w:r>
           </w:p>
         </w:tc>

--- a/assets/docs/lop4/Toan - Lop 4.docx
+++ b/assets/docs/lop4/Toan - Lop 4.docx
@@ -624,33 +624,6 @@
                 <w:i w:val="0"/>
                 <w:sz w:val="18"/>
               </w:rPr>
-              <w:t>NLS-KT (Cơ bản 2): GV chiếu bảng hàng và lớp, gõ số như 324 567 để HS đọc số, nêu hàng của chữ số 3; mở tia số chỉ số liền trước</w:t>
-            </w:r>
-          </w:p>
-          <w:p>
-            <w:pPr>
-              <w:spacing w:after="0"/>
-            </w:pPr>
-            <w:r>
-              <w:rPr>
-                <w:b w:val="0"/>
-                <w:i w:val="0"/>
-                <w:sz w:val="18"/>
-              </w:rPr>
-              <w:t>NLS-GQVĐ (Cơ bản 2): HS làm bài tập tương tác trên máy tính lớp: kéo số vào đúng ô hàng, viết số thành tổng các hàng; máy báo sai thì làm lại</w:t>
-            </w:r>
-          </w:p>
-          <w:p>
-            <w:pPr>
-              <w:spacing w:after="0"/>
-            </w:pPr>
-            <w:r>
-              <w:rPr>
-                <w:b w:val="0"/>
-                <w:i w:val="0"/>
-                <w:sz w:val="18"/>
-              </w:rPr>
-              <w:t>NLS-AT: Số liệu lấy từ trang cơ quan nhà nước; máy chỉ kiểm tra sau khi tự làm.</w:t>
             </w:r>
           </w:p>
         </w:tc>
@@ -765,33 +738,6 @@
                 <w:i w:val="0"/>
                 <w:sz w:val="18"/>
               </w:rPr>
-              <w:t>NLS-KT (Cơ bản 2): GV chiếu các cặp số bài 1 như 9 897 và 10 000, tô màu từng hàng để HS thấy cách so sánh; HS lên điền dấu</w:t>
-            </w:r>
-          </w:p>
-          <w:p>
-            <w:pPr>
-              <w:spacing w:after="0"/>
-            </w:pPr>
-            <w:r>
-              <w:rPr>
-                <w:b w:val="0"/>
-                <w:i w:val="0"/>
-                <w:sz w:val="18"/>
-              </w:rPr>
-              <w:t>NLS-GQVĐ (Cơ bản 2): HS làm bài tương tác trên máy tính: kéo số xếp từ bé đến lớn, chọn số lớn nhất, bé nhất; máy báo chỗ sai, HS làm lại</w:t>
-            </w:r>
-          </w:p>
-          <w:p>
-            <w:pPr>
-              <w:spacing w:after="0"/>
-            </w:pPr>
-            <w:r>
-              <w:rPr>
-                <w:b w:val="0"/>
-                <w:i w:val="0"/>
-                <w:sz w:val="18"/>
-              </w:rPr>
-              <w:t>NLS-AT: Số liệu lấy từ trang cơ quan nhà nước; máy chỉ kiểm tra sau khi tự làm.</w:t>
             </w:r>
           </w:p>
         </w:tc>
@@ -906,33 +852,6 @@
                 <w:i w:val="0"/>
                 <w:sz w:val="18"/>
               </w:rPr>
-              <w:t>NLS-KT (Cơ bản 2): Trong bài “Ôn tập các phép tính trong phạm vi 100 000 (Tiết 1)”</w:t>
-            </w:r>
-          </w:p>
-          <w:p>
-            <w:pPr>
-              <w:spacing w:after="0"/>
-            </w:pPr>
-            <w:r>
-              <w:rPr>
-                <w:b w:val="0"/>
-                <w:i w:val="0"/>
-                <w:sz w:val="18"/>
-              </w:rPr>
-              <w:t>NLS-GQVĐ (Cơ bản 2): Phần tính nhẩm và vận dụng, GV mở bài tập tương tác: HS chọn kết quả của 40 000 + 30 000, 90 000 – 50 000</w:t>
-            </w:r>
-          </w:p>
-          <w:p>
-            <w:pPr>
-              <w:spacing w:after="0"/>
-            </w:pPr>
-            <w:r>
-              <w:rPr>
-                <w:b w:val="0"/>
-                <w:i w:val="0"/>
-                <w:sz w:val="18"/>
-              </w:rPr>
-              <w:t>NLS-AT: HS làm hết bài vào vở rồi mới xem đáp án trên màn hình</w:t>
             </w:r>
           </w:p>
         </w:tc>
@@ -1047,33 +966,6 @@
                 <w:i w:val="0"/>
                 <w:sz w:val="18"/>
               </w:rPr>
-              <w:t>NLS-GQVĐ (Cơ bản 2): Trong bài “Ôn tập các phép tính trong phạm vi 100 000 (Tiết 2)”</w:t>
-            </w:r>
-          </w:p>
-          <w:p>
-            <w:pPr>
-              <w:spacing w:after="0"/>
-            </w:pPr>
-            <w:r>
-              <w:rPr>
-                <w:b w:val="0"/>
-                <w:i w:val="0"/>
-                <w:sz w:val="18"/>
-              </w:rPr>
-              <w:t>NLS-KT (Cơ bản 2): GV chiếu cách đặt tính 12 345 × 3 và 48 260 : 5 hiện dần từng bước</w:t>
-            </w:r>
-          </w:p>
-          <w:p>
-            <w:pPr>
-              <w:spacing w:after="0"/>
-            </w:pPr>
-            <w:r>
-              <w:rPr>
-                <w:b w:val="0"/>
-                <w:i w:val="0"/>
-                <w:sz w:val="18"/>
-              </w:rPr>
-              <w:t>NLS-AT: Tính vào nháp trước rồi mới lên nối trên màn hình; không chép đáp án máy hiện</w:t>
             </w:r>
           </w:p>
         </w:tc>
@@ -1188,33 +1080,6 @@
                 <w:i w:val="0"/>
                 <w:sz w:val="18"/>
               </w:rPr>
-              <w:t>NLS-GQVĐ (Cơ bản 2): Trong bài “Ôn tập các phép tính trong phạm vi 100 000 (Tiết 3)”, GV chiếu bài 1 dạng chọn câu trả lời đúng lên tivi</w:t>
-            </w:r>
-          </w:p>
-          <w:p>
-            <w:pPr>
-              <w:spacing w:after="0"/>
-            </w:pPr>
-            <w:r>
-              <w:rPr>
-                <w:b w:val="0"/>
-                <w:i w:val="0"/>
-                <w:sz w:val="18"/>
-              </w:rPr>
-              <w:t>NLS-GT (Cơ bản 2): Ở bài 2 về nhà máy sản xuất, GV chiếu sơ đồ tóm tắt và bảng số liệu lên màn hình; nhóm thảo luận nêu phép tính</w:t>
-            </w:r>
-          </w:p>
-          <w:p>
-            <w:pPr>
-              <w:spacing w:after="0"/>
-            </w:pPr>
-            <w:r>
-              <w:rPr>
-                <w:b w:val="0"/>
-                <w:i w:val="0"/>
-                <w:sz w:val="18"/>
-              </w:rPr>
-              <w:t>NLS-AT: Nhóm tính xong mới giơ thẻ, không nhìn đáp án trên màn hình rồi mới chọn</w:t>
             </w:r>
           </w:p>
         </w:tc>
@@ -1331,7 +1196,7 @@
                 <w:i w:val="0"/>
                 <w:sz w:val="18"/>
               </w:rPr>
-              <w:t>NLS-KT (Cơ bản 2): GV chiếu tranh, bóng nói của Mai, Rô-bốt, hiện dãy số để HS phát hiện chữ số tận cùng của số chẵn, số lẻ; HS tô tia số</w:t>
+              <w:t>NLS-KT (Cơ bản 2): GV chiếu tranh và bóng nói của Mai, Rô-bốt lên máy chiếu, hiện dãy số để HS phát hiện số chẵn có chữ số tận cùng 0, 2</w:t>
             </w:r>
           </w:p>
           <w:p>
@@ -1344,7 +1209,7 @@
                 <w:i w:val="0"/>
                 <w:sz w:val="18"/>
               </w:rPr>
-              <w:t>NLS-GQVĐ (Cơ bản 2): HS làm bài tương tác trên máy tính: kéo các số như 52, 39, 597 vào hai nhóm chẵn, lẻ; máy báo sai thì xem lại</w:t>
+              <w:t>NLS-GQVĐ (Cơ bản 2): HS làm bài tập tương tác trên máy tính lớp về “Số chẵn, số lẻ”: kéo các số như 52, 39, 597, 250 vào hai nhóm chẵn, lẻ</w:t>
             </w:r>
           </w:p>
           <w:p>
@@ -1357,7 +1222,7 @@
                 <w:i w:val="0"/>
                 <w:sz w:val="18"/>
               </w:rPr>
-              <w:t>NLS-AT: Số liệu lấy từ trang cơ quan nhà nước; máy chỉ kiểm tra sau khi tự làm.</w:t>
+              <w:t>NLS-AT: Số liệu phải lấy từ trang của cơ quan nhà nước và ghi rõ năm công bố</w:t>
             </w:r>
           </w:p>
         </w:tc>
@@ -1613,7 +1478,7 @@
                 <w:i w:val="0"/>
                 <w:sz w:val="18"/>
               </w:rPr>
-              <w:t>NLS-GQVĐ (Cơ bản 2): GV chiếu tình huống gấp thuyền, thay số thuyền của Mai bằng chữ a; GV gõ các giá trị a, máy tính ra kết quả đổi theo a</w:t>
+              <w:t>NLS-GQVĐ (Cơ bản 2): GV chiếu tình huống gấp thuyền của Nam, Việt, Mai và Rô-bốt lên máy chiếu</w:t>
             </w:r>
           </w:p>
           <w:p>
@@ -1626,7 +1491,7 @@
                 <w:i w:val="0"/>
                 <w:sz w:val="18"/>
               </w:rPr>
-              <w:t>NLS-KT (Cơ bản 2): HS làm bài tương tác: tính 125 : m với m = 5, nhập kết quả để máy kiểm tra; nhập cạnh a vào công thức</w:t>
+              <w:t>NLS-KT (Cơ bản 2): HS làm bài tập tương tác về “Biểu thức chứa chữ”: tính 125 : m với m = 5</w:t>
             </w:r>
           </w:p>
           <w:p>
@@ -1639,7 +1504,7 @@
                 <w:i w:val="0"/>
                 <w:sz w:val="18"/>
               </w:rPr>
-              <w:t>NLS-AT: Tự trình bày bài giải trước, máy chỉ kiểm tra lại; không chụp đề nhờ giải hộ.</w:t>
+              <w:t>NLS-AT: Tự trình bày bài giải trước, chỉ dùng máy để kiểm tra lại kết quả</w:t>
             </w:r>
           </w:p>
         </w:tc>
@@ -2603,7 +2468,33 @@
                 <w:i w:val="0"/>
                 <w:sz w:val="18"/>
               </w:rPr>
-              <w:t>NLS-ST: Dùng công cụ số đơn giản để đo, vẽ, trình bày kết quả thực hành (có hướng dẫn).</w:t>
+              <w:t>NLS-GQVĐ (Cơ bản 2): GV dùng phần mềm hình học động cho “Đo góc, đơn vị đo góc”: kéo một cạnh để góc mở rộng dần</w:t>
+            </w:r>
+          </w:p>
+          <w:p>
+            <w:pPr>
+              <w:spacing w:after="0"/>
+            </w:pPr>
+            <w:r>
+              <w:rPr>
+                <w:b w:val="0"/>
+                <w:i w:val="0"/>
+                <w:sz w:val="18"/>
+              </w:rPr>
+              <w:t>NLS-ST (Cơ bản 2): HS vẽ lại hình của bài trên phần mềm vẽ đơn giản, ghi số đo góc và độ dài cạnh</w:t>
+            </w:r>
+          </w:p>
+          <w:p>
+            <w:pPr>
+              <w:spacing w:after="0"/>
+            </w:pPr>
+            <w:r>
+              <w:rPr>
+                <w:b w:val="0"/>
+                <w:i w:val="0"/>
+                <w:sz w:val="18"/>
+              </w:rPr>
+              <w:t>NLS-AT: Phần mềm chỉ để quan sát và kiểm tra, HS vẫn phải tự vẽ, tự đo bằng thước</w:t>
             </w:r>
           </w:p>
         </w:tc>
@@ -2834,6 +2725,33 @@
                 <w:i w:val="0"/>
                 <w:sz w:val="18"/>
               </w:rPr>
+              <w:t>NLS-GQVĐ (Cơ bản 2): GV dùng phần mềm hình học động cho “Góc nhọn, góc tù, góc bẹt”: kéo một cạnh để góc mở rộng dần</w:t>
+            </w:r>
+          </w:p>
+          <w:p>
+            <w:pPr>
+              <w:spacing w:after="0"/>
+            </w:pPr>
+            <w:r>
+              <w:rPr>
+                <w:b w:val="0"/>
+                <w:i w:val="0"/>
+                <w:sz w:val="18"/>
+              </w:rPr>
+              <w:t>NLS-ST (Cơ bản 2): HS vẽ lại hình của bài trên phần mềm vẽ đơn giản, ghi số đo góc và độ dài cạnh</w:t>
+            </w:r>
+          </w:p>
+          <w:p>
+            <w:pPr>
+              <w:spacing w:after="0"/>
+            </w:pPr>
+            <w:r>
+              <w:rPr>
+                <w:b w:val="0"/>
+                <w:i w:val="0"/>
+                <w:sz w:val="18"/>
+              </w:rPr>
+              <w:t>NLS-AT: Phần mềm chỉ để quan sát và kiểm tra, HS vẫn phải tự vẽ, tự đo bằng thước</w:t>
             </w:r>
           </w:p>
         </w:tc>
@@ -3176,7 +3094,33 @@
                 <w:i w:val="0"/>
                 <w:sz w:val="18"/>
               </w:rPr>
-              <w:t>NLS-GQVĐ (Cơ bản 2): HS tự làm vào vở trước, sau đó dùng máy tính kiểm tra lại kết quả; máy chỉ để soát, không làm thay.</w:t>
+              <w:t>NLS-GQVĐ (Cơ bản 2): GV cho HS làm bộ bài tập tương tác có chấm tự động cho “Luyện tập chung”: sau mỗi câu HS biết ngay đúng hay sai và xem</w:t>
+            </w:r>
+          </w:p>
+          <w:p>
+            <w:pPr>
+              <w:spacing w:after="0"/>
+            </w:pPr>
+            <w:r>
+              <w:rPr>
+                <w:b w:val="0"/>
+                <w:i w:val="0"/>
+                <w:sz w:val="18"/>
+              </w:rPr>
+              <w:t>NLS-GT (Cơ bản 2): HS ghép cặp, mỗi bạn chọn một bài khó để giảng lại cho bạn nghe trên bảng nhóm hoặc trên màn hình chung</w:t>
+            </w:r>
+          </w:p>
+          <w:p>
+            <w:pPr>
+              <w:spacing w:after="0"/>
+            </w:pPr>
+            <w:r>
+              <w:rPr>
+                <w:b w:val="0"/>
+                <w:i w:val="0"/>
+                <w:sz w:val="18"/>
+              </w:rPr>
+              <w:t>NLS-AT: Làm hết bài rồi mới xem đáp án, xem đáp án để hiểu chứ không chép</w:t>
             </w:r>
           </w:p>
         </w:tc>
@@ -3408,6 +3352,33 @@
                 <w:i w:val="0"/>
                 <w:sz w:val="18"/>
               </w:rPr>
+              <w:t>NLS-KT (Cơ bản 2): GV lấy số liệu thật từ nguồn chính thống (dân số một tỉnh, diện tích một vùng</w:t>
+            </w:r>
+          </w:p>
+          <w:p>
+            <w:pPr>
+              <w:spacing w:after="0"/>
+            </w:pPr>
+            <w:r>
+              <w:rPr>
+                <w:b w:val="0"/>
+                <w:i w:val="0"/>
+                <w:sz w:val="18"/>
+              </w:rPr>
+              <w:t>NLS-GQVĐ (Cơ bản 2): Sau khi tự làm, HS dùng máy tính cầm tay hoặc bảng tính để kiểm lại kết quả đọc – viết – so sánh của mình</w:t>
+            </w:r>
+          </w:p>
+          <w:p>
+            <w:pPr>
+              <w:spacing w:after="0"/>
+            </w:pPr>
+            <w:r>
+              <w:rPr>
+                <w:b w:val="0"/>
+                <w:i w:val="0"/>
+                <w:sz w:val="18"/>
+              </w:rPr>
+              <w:t>NLS-AT: Số liệu phải lấy từ trang của cơ quan nhà nước và ghi rõ năm công bố</w:t>
             </w:r>
           </w:p>
         </w:tc>
@@ -3636,6 +3607,33 @@
                 <w:i w:val="0"/>
                 <w:sz w:val="18"/>
               </w:rPr>
+              <w:t>NLS-KT (Cơ bản 2): GV lấy số liệu thật từ nguồn chính thống (dân số một tỉnh, diện tích một vùng</w:t>
+            </w:r>
+          </w:p>
+          <w:p>
+            <w:pPr>
+              <w:spacing w:after="0"/>
+            </w:pPr>
+            <w:r>
+              <w:rPr>
+                <w:b w:val="0"/>
+                <w:i w:val="0"/>
+                <w:sz w:val="18"/>
+              </w:rPr>
+              <w:t>NLS-GQVĐ (Cơ bản 2): Sau khi tự làm, HS dùng máy tính cầm tay hoặc bảng tính để kiểm lại kết quả đọc – viết – so sánh của mình</w:t>
+            </w:r>
+          </w:p>
+          <w:p>
+            <w:pPr>
+              <w:spacing w:after="0"/>
+            </w:pPr>
+            <w:r>
+              <w:rPr>
+                <w:b w:val="0"/>
+                <w:i w:val="0"/>
+                <w:sz w:val="18"/>
+              </w:rPr>
+              <w:t>NLS-AT: Số liệu phải lấy từ trang của cơ quan nhà nước và ghi rõ năm công bố</w:t>
             </w:r>
           </w:p>
         </w:tc>
@@ -3980,6 +3978,33 @@
                 <w:i w:val="0"/>
                 <w:sz w:val="18"/>
               </w:rPr>
+              <w:t>NLS-KT (Cơ bản 2): GV lấy số liệu thật từ nguồn chính thống (dân số một tỉnh, diện tích một vùng</w:t>
+            </w:r>
+          </w:p>
+          <w:p>
+            <w:pPr>
+              <w:spacing w:after="0"/>
+            </w:pPr>
+            <w:r>
+              <w:rPr>
+                <w:b w:val="0"/>
+                <w:i w:val="0"/>
+                <w:sz w:val="18"/>
+              </w:rPr>
+              <w:t>NLS-GQVĐ (Cơ bản 2): Sau khi tự làm, HS dùng máy tính cầm tay hoặc bảng tính để kiểm lại kết quả đọc – viết – so sánh của mình</w:t>
+            </w:r>
+          </w:p>
+          <w:p>
+            <w:pPr>
+              <w:spacing w:after="0"/>
+            </w:pPr>
+            <w:r>
+              <w:rPr>
+                <w:b w:val="0"/>
+                <w:i w:val="0"/>
+                <w:sz w:val="18"/>
+              </w:rPr>
+              <w:t>NLS-AT: Số liệu phải lấy từ trang của cơ quan nhà nước và ghi rõ năm công bố</w:t>
             </w:r>
           </w:p>
         </w:tc>
@@ -4322,6 +4347,33 @@
                 <w:i w:val="0"/>
                 <w:sz w:val="18"/>
               </w:rPr>
+              <w:t>NLS-KT (Cơ bản 2): GV lấy số liệu thật từ nguồn chính thống (dân số một tỉnh, diện tích một vùng</w:t>
+            </w:r>
+          </w:p>
+          <w:p>
+            <w:pPr>
+              <w:spacing w:after="0"/>
+            </w:pPr>
+            <w:r>
+              <w:rPr>
+                <w:b w:val="0"/>
+                <w:i w:val="0"/>
+                <w:sz w:val="18"/>
+              </w:rPr>
+              <w:t>NLS-GQVĐ (Cơ bản 2): Sau khi tự làm, HS dùng máy tính cầm tay hoặc bảng tính để kiểm lại kết quả đọc – viết – so sánh của mình</w:t>
+            </w:r>
+          </w:p>
+          <w:p>
+            <w:pPr>
+              <w:spacing w:after="0"/>
+            </w:pPr>
+            <w:r>
+              <w:rPr>
+                <w:b w:val="0"/>
+                <w:i w:val="0"/>
+                <w:sz w:val="18"/>
+              </w:rPr>
+              <w:t>NLS-AT: Số liệu phải lấy từ trang của cơ quan nhà nước và ghi rõ năm công bố</w:t>
             </w:r>
           </w:p>
         </w:tc>
@@ -4438,6 +4490,33 @@
                 <w:i w:val="0"/>
                 <w:sz w:val="18"/>
               </w:rPr>
+              <w:t>NLS-KT (Cơ bản 2): GV lấy số liệu thật từ nguồn chính thống (dân số một tỉnh, diện tích một vùng</w:t>
+            </w:r>
+          </w:p>
+          <w:p>
+            <w:pPr>
+              <w:spacing w:after="0"/>
+            </w:pPr>
+            <w:r>
+              <w:rPr>
+                <w:b w:val="0"/>
+                <w:i w:val="0"/>
+                <w:sz w:val="18"/>
+              </w:rPr>
+              <w:t>NLS-GQVĐ (Cơ bản 2): Sau khi tự làm, HS dùng máy tính cầm tay hoặc bảng tính để kiểm lại kết quả đọc – viết – so sánh của mình</w:t>
+            </w:r>
+          </w:p>
+          <w:p>
+            <w:pPr>
+              <w:spacing w:after="0"/>
+            </w:pPr>
+            <w:r>
+              <w:rPr>
+                <w:b w:val="0"/>
+                <w:i w:val="0"/>
+                <w:sz w:val="18"/>
+              </w:rPr>
+              <w:t>NLS-AT: Số liệu phải lấy từ trang của cơ quan nhà nước và ghi rõ năm công bố</w:t>
             </w:r>
           </w:p>
         </w:tc>
@@ -4666,6 +4745,33 @@
                 <w:i w:val="0"/>
                 <w:sz w:val="18"/>
               </w:rPr>
+              <w:t>NLS-KT (Cơ bản 2): GV lấy số liệu thật từ nguồn chính thống (dân số một tỉnh, diện tích một vùng</w:t>
+            </w:r>
+          </w:p>
+          <w:p>
+            <w:pPr>
+              <w:spacing w:after="0"/>
+            </w:pPr>
+            <w:r>
+              <w:rPr>
+                <w:b w:val="0"/>
+                <w:i w:val="0"/>
+                <w:sz w:val="18"/>
+              </w:rPr>
+              <w:t>NLS-GQVĐ (Cơ bản 2): Sau khi tự làm, HS dùng máy tính cầm tay hoặc bảng tính để kiểm lại kết quả đọc – viết – so sánh của mình</w:t>
+            </w:r>
+          </w:p>
+          <w:p>
+            <w:pPr>
+              <w:spacing w:after="0"/>
+            </w:pPr>
+            <w:r>
+              <w:rPr>
+                <w:b w:val="0"/>
+                <w:i w:val="0"/>
+                <w:sz w:val="18"/>
+              </w:rPr>
+              <w:t>NLS-AT: Số liệu phải lấy từ trang của cơ quan nhà nước và ghi rõ năm công bố</w:t>
             </w:r>
           </w:p>
         </w:tc>
@@ -4894,7 +5000,33 @@
                 <w:i w:val="0"/>
                 <w:sz w:val="18"/>
               </w:rPr>
-              <w:t>NLS-GQVĐ (Cơ bản 2): HS tự làm vào vở trước, sau đó dùng máy tính kiểm tra lại kết quả; máy chỉ để soát, không làm thay.</w:t>
+              <w:t>NLS-GQVĐ (Cơ bản 2): GV cho HS làm bộ bài tập tương tác có chấm tự động cho “Luyện tập chung”: sau mỗi câu HS biết ngay đúng hay sai và xem</w:t>
+            </w:r>
+          </w:p>
+          <w:p>
+            <w:pPr>
+              <w:spacing w:after="0"/>
+            </w:pPr>
+            <w:r>
+              <w:rPr>
+                <w:b w:val="0"/>
+                <w:i w:val="0"/>
+                <w:sz w:val="18"/>
+              </w:rPr>
+              <w:t>NLS-GT (Cơ bản 2): HS ghép cặp, mỗi bạn chọn một bài khó để giảng lại cho bạn nghe trên bảng nhóm hoặc trên màn hình chung</w:t>
+            </w:r>
+          </w:p>
+          <w:p>
+            <w:pPr>
+              <w:spacing w:after="0"/>
+            </w:pPr>
+            <w:r>
+              <w:rPr>
+                <w:b w:val="0"/>
+                <w:i w:val="0"/>
+                <w:sz w:val="18"/>
+              </w:rPr>
+              <w:t>NLS-AT: Làm hết bài rồi mới xem đáp án, xem đáp án để hiểu chứ không chép</w:t>
             </w:r>
           </w:p>
         </w:tc>
@@ -5126,6 +5258,33 @@
                 <w:i w:val="0"/>
                 <w:sz w:val="18"/>
               </w:rPr>
+              <w:t>NLS-KT (Cơ bản 2): HS dùng cân, thước dây và đồng hồ bấm giờ trên thiết bị của GV để đo khối lượng, độ dài, diện tích</w:t>
+            </w:r>
+          </w:p>
+          <w:p>
+            <w:pPr>
+              <w:spacing w:after="0"/>
+            </w:pPr>
+            <w:r>
+              <w:rPr>
+                <w:b w:val="0"/>
+                <w:i w:val="0"/>
+                <w:sz w:val="18"/>
+              </w:rPr>
+              <w:t>NLS-GQVĐ (Cơ bản 2): HS lập bảng quy đổi đơn vị và dùng máy tính cầm tay kiểm lại các phép đổi khó (tấn – tạ – yến – ki-lô-gam</w:t>
+            </w:r>
+          </w:p>
+          <w:p>
+            <w:pPr>
+              <w:spacing w:after="0"/>
+            </w:pPr>
+            <w:r>
+              <w:rPr>
+                <w:b w:val="0"/>
+                <w:i w:val="0"/>
+                <w:sz w:val="18"/>
+              </w:rPr>
+              <w:t>NLS-AT: Chỉ dùng thiết bị của GV trong phần đo, đo xong trả lại ngay; không chụp ảnh</w:t>
             </w:r>
           </w:p>
         </w:tc>
@@ -5468,7 +5627,33 @@
                 <w:i w:val="0"/>
                 <w:sz w:val="18"/>
               </w:rPr>
-              <w:t>NLS-GQVĐ (Cơ bản 2): dùng ứng dụng thước/cân điện tử (nếu có) để kiểm chứng lại kết quả đo bằng dụng cụ thật.</w:t>
+              <w:t>NLS-KT (Cơ bản 2): HS dùng cân, thước dây và đồng hồ bấm giờ trên thiết bị của GV để đo khối lượng, độ dài, diện tích</w:t>
+            </w:r>
+          </w:p>
+          <w:p>
+            <w:pPr>
+              <w:spacing w:after="0"/>
+            </w:pPr>
+            <w:r>
+              <w:rPr>
+                <w:b w:val="0"/>
+                <w:i w:val="0"/>
+                <w:sz w:val="18"/>
+              </w:rPr>
+              <w:t>NLS-GQVĐ (Cơ bản 2): HS lập bảng quy đổi đơn vị và dùng máy tính cầm tay kiểm lại các phép đổi khó (tấn – tạ – yến – ki-lô-gam</w:t>
+            </w:r>
+          </w:p>
+          <w:p>
+            <w:pPr>
+              <w:spacing w:after="0"/>
+            </w:pPr>
+            <w:r>
+              <w:rPr>
+                <w:b w:val="0"/>
+                <w:i w:val="0"/>
+                <w:sz w:val="18"/>
+              </w:rPr>
+              <w:t>NLS-AT: Chỉ dùng thiết bị của GV trong phần đo, đo xong trả lại ngay; không chụp ảnh</w:t>
             </w:r>
           </w:p>
         </w:tc>
@@ -5927,6 +6112,45 @@
                 <w:i w:val="0"/>
                 <w:sz w:val="18"/>
               </w:rPr>
+              <w:t>NLS-KT (Cơ bản 2): HS dùng cân, thước dây và đồng hồ bấm giờ trên thiết bị của GV để đo khối lượng, độ dài, diện tích</w:t>
+            </w:r>
+          </w:p>
+          <w:p>
+            <w:pPr>
+              <w:spacing w:after="0"/>
+            </w:pPr>
+            <w:r>
+              <w:rPr>
+                <w:b w:val="0"/>
+                <w:i w:val="0"/>
+                <w:sz w:val="18"/>
+              </w:rPr>
+              <w:t>NLS-GQVĐ (Cơ bản 2): HS lập bảng quy đổi đơn vị và dùng máy tính cầm tay kiểm lại các phép đổi khó (tấn – tạ – yến – ki-lô-gam</w:t>
+            </w:r>
+          </w:p>
+          <w:p>
+            <w:pPr>
+              <w:spacing w:after="0"/>
+            </w:pPr>
+            <w:r>
+              <w:rPr>
+                <w:b w:val="0"/>
+                <w:i w:val="0"/>
+                <w:sz w:val="18"/>
+              </w:rPr>
+              <w:t>NLS-AT: Chỉ dùng thiết bị của GV trong phần đo, đo xong trả lại ngay; không chụp ảnh</w:t>
+            </w:r>
+          </w:p>
+          <w:p>
+            <w:pPr>
+              <w:spacing w:after="0"/>
+            </w:pPr>
+            <w:r>
+              <w:rPr>
+                <w:b w:val="0"/>
+                <w:i w:val="0"/>
+                <w:sz w:val="18"/>
+              </w:rPr>
               <w:t>STEM: Thế kỉ (Toán – Mĩ thuật) — dạy thay cho tiết này.</w:t>
             </w:r>
           </w:p>
@@ -6273,7 +6497,33 @@
                 <w:i w:val="0"/>
                 <w:sz w:val="18"/>
               </w:rPr>
-              <w:t>NLS-ST: Dùng công cụ số đơn giản để đo, vẽ, trình bày kết quả thực hành (có hướng dẫn).</w:t>
+              <w:t>NLS-KT (Cơ bản 2): HS dùng cân, thước dây và đồng hồ bấm giờ trên thiết bị của GV để đo khối lượng, độ dài, diện tích</w:t>
+            </w:r>
+          </w:p>
+          <w:p>
+            <w:pPr>
+              <w:spacing w:after="0"/>
+            </w:pPr>
+            <w:r>
+              <w:rPr>
+                <w:b w:val="0"/>
+                <w:i w:val="0"/>
+                <w:sz w:val="18"/>
+              </w:rPr>
+              <w:t>NLS-GQVĐ (Cơ bản 2): HS lập bảng quy đổi đơn vị và dùng máy tính cầm tay kiểm lại các phép đổi khó (tấn – tạ – yến – ki-lô-gam</w:t>
+            </w:r>
+          </w:p>
+          <w:p>
+            <w:pPr>
+              <w:spacing w:after="0"/>
+            </w:pPr>
+            <w:r>
+              <w:rPr>
+                <w:b w:val="0"/>
+                <w:i w:val="0"/>
+                <w:sz w:val="18"/>
+              </w:rPr>
+              <w:t>NLS-AT: Chỉ dùng thiết bị của GV trong phần đo, đo xong trả lại ngay; không chụp ảnh</w:t>
             </w:r>
           </w:p>
         </w:tc>
@@ -6616,7 +6866,33 @@
                 <w:i w:val="0"/>
                 <w:sz w:val="18"/>
               </w:rPr>
-              <w:t>NLS-GQVĐ (Cơ bản 2): HS tự làm vào vở trước, sau đó dùng máy tính kiểm tra lại kết quả; máy chỉ để soát, không làm thay.</w:t>
+              <w:t>NLS-GQVĐ (Cơ bản 2): GV cho HS làm bộ bài tập tương tác có chấm tự động cho “Luyện tập chung”: sau mỗi câu HS biết ngay đúng hay sai và xem</w:t>
+            </w:r>
+          </w:p>
+          <w:p>
+            <w:pPr>
+              <w:spacing w:after="0"/>
+            </w:pPr>
+            <w:r>
+              <w:rPr>
+                <w:b w:val="0"/>
+                <w:i w:val="0"/>
+                <w:sz w:val="18"/>
+              </w:rPr>
+              <w:t>NLS-GT (Cơ bản 2): HS ghép cặp, mỗi bạn chọn một bài khó để giảng lại cho bạn nghe trên bảng nhóm hoặc trên màn hình chung</w:t>
+            </w:r>
+          </w:p>
+          <w:p>
+            <w:pPr>
+              <w:spacing w:after="0"/>
+            </w:pPr>
+            <w:r>
+              <w:rPr>
+                <w:b w:val="0"/>
+                <w:i w:val="0"/>
+                <w:sz w:val="18"/>
+              </w:rPr>
+              <w:t>NLS-AT: Làm hết bài rồi mới xem đáp án, xem đáp án để hiểu chứ không chép</w:t>
             </w:r>
           </w:p>
         </w:tc>
@@ -7878,7 +8154,33 @@
                 <w:i w:val="0"/>
                 <w:sz w:val="18"/>
               </w:rPr>
-              <w:t>NLS-GQVĐ (Cơ bản 2): HS tự làm vào vở trước, sau đó dùng máy tính kiểm tra lại kết quả; máy chỉ để soát, không làm thay.</w:t>
+              <w:t>NLS-GQVĐ (Cơ bản 2): GV cho HS làm bộ bài tập tương tác có chấm tự động cho “Luyện tập chung”: sau mỗi câu HS biết ngay đúng hay sai và xem</w:t>
+            </w:r>
+          </w:p>
+          <w:p>
+            <w:pPr>
+              <w:spacing w:after="0"/>
+            </w:pPr>
+            <w:r>
+              <w:rPr>
+                <w:b w:val="0"/>
+                <w:i w:val="0"/>
+                <w:sz w:val="18"/>
+              </w:rPr>
+              <w:t>NLS-GT (Cơ bản 2): HS ghép cặp, mỗi bạn chọn một bài khó để giảng lại cho bạn nghe trên bảng nhóm hoặc trên màn hình chung</w:t>
+            </w:r>
+          </w:p>
+          <w:p>
+            <w:pPr>
+              <w:spacing w:after="0"/>
+            </w:pPr>
+            <w:r>
+              <w:rPr>
+                <w:b w:val="0"/>
+                <w:i w:val="0"/>
+                <w:sz w:val="18"/>
+              </w:rPr>
+              <w:t>NLS-AT: Làm hết bài rồi mới xem đáp án, xem đáp án để hiểu chứ không chép</w:t>
             </w:r>
           </w:p>
         </w:tc>
@@ -8222,6 +8524,33 @@
                 <w:i w:val="0"/>
                 <w:sz w:val="18"/>
               </w:rPr>
+              <w:t>NLS-GQVĐ (Cơ bản 2): GV dùng phần mềm hình học động cho “Hai đường thẳng vuông góc”: kéo một cạnh để góc mở rộng dần</w:t>
+            </w:r>
+          </w:p>
+          <w:p>
+            <w:pPr>
+              <w:spacing w:after="0"/>
+            </w:pPr>
+            <w:r>
+              <w:rPr>
+                <w:b w:val="0"/>
+                <w:i w:val="0"/>
+                <w:sz w:val="18"/>
+              </w:rPr>
+              <w:t>NLS-ST (Cơ bản 2): HS vẽ lại hình của bài trên phần mềm vẽ đơn giản, ghi số đo góc và độ dài cạnh</w:t>
+            </w:r>
+          </w:p>
+          <w:p>
+            <w:pPr>
+              <w:spacing w:after="0"/>
+            </w:pPr>
+            <w:r>
+              <w:rPr>
+                <w:b w:val="0"/>
+                <w:i w:val="0"/>
+                <w:sz w:val="18"/>
+              </w:rPr>
+              <w:t>NLS-AT: Phần mềm chỉ để quan sát và kiểm tra, HS vẫn phải tự vẽ, tự đo bằng thước</w:t>
             </w:r>
           </w:p>
         </w:tc>
@@ -8681,6 +9010,33 @@
                 <w:i w:val="0"/>
                 <w:sz w:val="18"/>
               </w:rPr>
+              <w:t>NLS-GQVĐ (Cơ bản 2): GV dùng phần mềm hình học động cho “Hai đường thẳng song song”: kéo một cạnh để góc mở rộng dần</w:t>
+            </w:r>
+          </w:p>
+          <w:p>
+            <w:pPr>
+              <w:spacing w:after="0"/>
+            </w:pPr>
+            <w:r>
+              <w:rPr>
+                <w:b w:val="0"/>
+                <w:i w:val="0"/>
+                <w:sz w:val="18"/>
+              </w:rPr>
+              <w:t>NLS-ST (Cơ bản 2): HS vẽ lại hình của bài trên phần mềm vẽ đơn giản, ghi số đo góc và độ dài cạnh</w:t>
+            </w:r>
+          </w:p>
+          <w:p>
+            <w:pPr>
+              <w:spacing w:after="0"/>
+            </w:pPr>
+            <w:r>
+              <w:rPr>
+                <w:b w:val="0"/>
+                <w:i w:val="0"/>
+                <w:sz w:val="18"/>
+              </w:rPr>
+              <w:t>NLS-AT: Phần mềm chỉ để quan sát và kiểm tra, HS vẫn phải tự vẽ, tự đo bằng thước</w:t>
             </w:r>
           </w:p>
         </w:tc>
@@ -9140,7 +9496,33 @@
                 <w:i w:val="0"/>
                 <w:sz w:val="18"/>
               </w:rPr>
-              <w:t>NLS-ST (Cơ bản 2): dùng phần mềm vẽ đơn giản để tạo lại hình vừa học, lưu bài với tên rõ ràng.</w:t>
+              <w:t>NLS-GQVĐ (Cơ bản 2): GV dùng phần mềm hình học động cho “Hình bình hành, hình thoi”: kéo một cạnh để góc mở rộng dần</w:t>
+            </w:r>
+          </w:p>
+          <w:p>
+            <w:pPr>
+              <w:spacing w:after="0"/>
+            </w:pPr>
+            <w:r>
+              <w:rPr>
+                <w:b w:val="0"/>
+                <w:i w:val="0"/>
+                <w:sz w:val="18"/>
+              </w:rPr>
+              <w:t>NLS-ST (Cơ bản 2): HS vẽ lại hình của bài trên phần mềm vẽ đơn giản, ghi số đo góc và độ dài cạnh</w:t>
+            </w:r>
+          </w:p>
+          <w:p>
+            <w:pPr>
+              <w:spacing w:after="0"/>
+            </w:pPr>
+            <w:r>
+              <w:rPr>
+                <w:b w:val="0"/>
+                <w:i w:val="0"/>
+                <w:sz w:val="18"/>
+              </w:rPr>
+              <w:t>NLS-AT: Phần mềm chỉ để quan sát và kiểm tra, HS vẫn phải tự vẽ, tự đo bằng thước</w:t>
             </w:r>
           </w:p>
         </w:tc>
@@ -9483,7 +9865,33 @@
                 <w:i w:val="0"/>
                 <w:sz w:val="18"/>
               </w:rPr>
-              <w:t>NLS-GQVĐ (Cơ bản 2): HS tự làm vào vở trước, sau đó dùng máy tính kiểm tra lại kết quả; máy chỉ để soát, không làm thay.</w:t>
+              <w:t>NLS-GQVĐ (Cơ bản 2): GV cho HS làm bộ bài tập tương tác có chấm tự động cho “Luyện tập chung”: sau mỗi câu HS biết ngay đúng hay sai và xem</w:t>
+            </w:r>
+          </w:p>
+          <w:p>
+            <w:pPr>
+              <w:spacing w:after="0"/>
+            </w:pPr>
+            <w:r>
+              <w:rPr>
+                <w:b w:val="0"/>
+                <w:i w:val="0"/>
+                <w:sz w:val="18"/>
+              </w:rPr>
+              <w:t>NLS-GT (Cơ bản 2): HS ghép cặp, mỗi bạn chọn một bài khó để giảng lại cho bạn nghe trên bảng nhóm hoặc trên màn hình chung</w:t>
+            </w:r>
+          </w:p>
+          <w:p>
+            <w:pPr>
+              <w:spacing w:after="0"/>
+            </w:pPr>
+            <w:r>
+              <w:rPr>
+                <w:b w:val="0"/>
+                <w:i w:val="0"/>
+                <w:sz w:val="18"/>
+              </w:rPr>
+              <w:t>NLS-AT: Làm hết bài rồi mới xem đáp án, xem đáp án để hiểu chứ không chép</w:t>
             </w:r>
           </w:p>
         </w:tc>
@@ -13402,19 +13810,6 @@
                 <w:i w:val="0"/>
                 <w:sz w:val="18"/>
               </w:rPr>
-              <w:t>NLS-ST: Dùng công cụ số đơn giản để đo, vẽ, trình bày kết quả thực hành (có hướng dẫn).</w:t>
-            </w:r>
-          </w:p>
-          <w:p>
-            <w:pPr>
-              <w:spacing w:after="0"/>
-            </w:pPr>
-            <w:r>
-              <w:rPr>
-                <w:b w:val="0"/>
-                <w:i w:val="0"/>
-                <w:sz w:val="18"/>
-              </w:rPr>
               <w:t>STEM: Thực hành ước lượng (Toán – Mĩ thuật) — dạy thay cho tiết này.</w:t>
             </w:r>
           </w:p>
@@ -13760,6 +14155,33 @@
                 <w:i w:val="0"/>
                 <w:sz w:val="18"/>
               </w:rPr>
+              <w:t>NLS-GQVĐ (Cơ bản 2): GV dùng sơ đồ đoạn thẳng vẽ trên máy cho “Bài toán liên quan đến rút về đơn vị”: kéo thay đổi số liệu</w:t>
+            </w:r>
+          </w:p>
+          <w:p>
+            <w:pPr>
+              <w:spacing w:after="0"/>
+            </w:pPr>
+            <w:r>
+              <w:rPr>
+                <w:b w:val="0"/>
+                <w:i w:val="0"/>
+                <w:sz w:val="18"/>
+              </w:rPr>
+              <w:t>NLS-KT (Cơ bản 2): HS nhập một dãy số liệu thật của lớp (số sách đã đọc, số phút tập thể dục, chiều cao) vào bảng tính rồi tính tổng</w:t>
+            </w:r>
+          </w:p>
+          <w:p>
+            <w:pPr>
+              <w:spacing w:after="0"/>
+            </w:pPr>
+            <w:r>
+              <w:rPr>
+                <w:b w:val="0"/>
+                <w:i w:val="0"/>
+                <w:sz w:val="18"/>
+              </w:rPr>
+              <w:t>NLS-AT: Tự trình bày bài giải trước, chỉ dùng máy để kiểm tra lại kết quả</w:t>
             </w:r>
           </w:p>
         </w:tc>
@@ -13988,7 +14410,33 @@
                 <w:i w:val="0"/>
                 <w:sz w:val="18"/>
               </w:rPr>
-              <w:t>NLS-GQVĐ (Cơ bản 2): HS tự làm vào vở trước, sau đó dùng máy tính kiểm tra lại kết quả; máy chỉ để soát, không làm thay.</w:t>
+              <w:t>NLS-GQVĐ (Cơ bản 2): GV cho HS làm bộ bài tập tương tác có chấm tự động cho “Luyện tập chung”: sau mỗi câu HS biết ngay đúng hay sai và xem</w:t>
+            </w:r>
+          </w:p>
+          <w:p>
+            <w:pPr>
+              <w:spacing w:after="0"/>
+            </w:pPr>
+            <w:r>
+              <w:rPr>
+                <w:b w:val="0"/>
+                <w:i w:val="0"/>
+                <w:sz w:val="18"/>
+              </w:rPr>
+              <w:t>NLS-GT (Cơ bản 2): HS ghép cặp, mỗi bạn chọn một bài khó để giảng lại cho bạn nghe trên bảng nhóm hoặc trên màn hình chung</w:t>
+            </w:r>
+          </w:p>
+          <w:p>
+            <w:pPr>
+              <w:spacing w:after="0"/>
+            </w:pPr>
+            <w:r>
+              <w:rPr>
+                <w:b w:val="0"/>
+                <w:i w:val="0"/>
+                <w:sz w:val="18"/>
+              </w:rPr>
+              <w:t>NLS-AT: Làm hết bài rồi mới xem đáp án, xem đáp án để hiểu chứ không chép</w:t>
             </w:r>
           </w:p>
         </w:tc>
@@ -14334,7 +14782,33 @@
                 <w:i w:val="0"/>
                 <w:sz w:val="18"/>
               </w:rPr>
-              <w:t>NLS-KT: Thu thập, đọc và biểu diễn số liệu thống kê đơn giản; có thể dùng bảng tính/biểu đồ số (có hướng dẫn).</w:t>
+              <w:t>NLS-KT (Cơ bản 2): HS thu thập số liệu thật trong lớp phục vụ “Dãy số liệu thống kê” (môn thể thao yêu thích, số phút đọc sách mỗi ngày</w:t>
+            </w:r>
+          </w:p>
+          <w:p>
+            <w:pPr>
+              <w:spacing w:after="0"/>
+            </w:pPr>
+            <w:r>
+              <w:rPr>
+                <w:b w:val="0"/>
+                <w:i w:val="0"/>
+                <w:sz w:val="18"/>
+              </w:rPr>
+              <w:t>NLS-GQVĐ (Cơ bản 2): HS đọc biểu đồ máy vẽ để trả lời câu hỏi của bài; thử đổi cách sắp xếp cột hoặc đổi kiểu biểu đồ rồi nhận xét cách</w:t>
+            </w:r>
+          </w:p>
+          <w:p>
+            <w:pPr>
+              <w:spacing w:after="0"/>
+            </w:pPr>
+            <w:r>
+              <w:rPr>
+                <w:b w:val="0"/>
+                <w:i w:val="0"/>
+                <w:sz w:val="18"/>
+              </w:rPr>
+              <w:t>NLS-AT: Không đưa thông tin riêng tư của bạn (địa chỉ, hoàn cảnh gia đình, điểm số</w:t>
             </w:r>
           </w:p>
         </w:tc>
@@ -14563,7 +15037,33 @@
                 <w:i w:val="0"/>
                 <w:sz w:val="18"/>
               </w:rPr>
-              <w:t>NLS-KT: Thu thập, đọc và biểu diễn số liệu thống kê đơn giản; có thể dùng bảng tính/biểu đồ số (có hướng dẫn).</w:t>
+              <w:t>NLS-KT (Cơ bản 2): HS thu thập số liệu thật trong lớp phục vụ “Biểu đồ cột” (môn thể thao yêu thích, số phút đọc sách mỗi ngày</w:t>
+            </w:r>
+          </w:p>
+          <w:p>
+            <w:pPr>
+              <w:spacing w:after="0"/>
+            </w:pPr>
+            <w:r>
+              <w:rPr>
+                <w:b w:val="0"/>
+                <w:i w:val="0"/>
+                <w:sz w:val="18"/>
+              </w:rPr>
+              <w:t>NLS-GQVĐ (Cơ bản 2): HS đọc biểu đồ máy vẽ để trả lời câu hỏi của bài; thử đổi cách sắp xếp cột hoặc đổi kiểu biểu đồ rồi nhận xét cách</w:t>
+            </w:r>
+          </w:p>
+          <w:p>
+            <w:pPr>
+              <w:spacing w:after="0"/>
+            </w:pPr>
+            <w:r>
+              <w:rPr>
+                <w:b w:val="0"/>
+                <w:i w:val="0"/>
+                <w:sz w:val="18"/>
+              </w:rPr>
+              <w:t>NLS-AT: Không đưa thông tin riêng tư của bạn (địa chỉ, hoàn cảnh gia đình, điểm số</w:t>
             </w:r>
           </w:p>
         </w:tc>
@@ -14794,6 +15294,33 @@
                 <w:i w:val="0"/>
                 <w:sz w:val="18"/>
               </w:rPr>
+              <w:t>NLS-KT (Cơ bản 2): HS thu thập số liệu thật trong lớp phục vụ “Số lần xuất hiện của một sự kiện” (môn thể thao yêu thích</w:t>
+            </w:r>
+          </w:p>
+          <w:p>
+            <w:pPr>
+              <w:spacing w:after="0"/>
+            </w:pPr>
+            <w:r>
+              <w:rPr>
+                <w:b w:val="0"/>
+                <w:i w:val="0"/>
+                <w:sz w:val="18"/>
+              </w:rPr>
+              <w:t>NLS-GQVĐ (Cơ bản 2): HS đọc biểu đồ máy vẽ để trả lời câu hỏi của bài; thử đổi cách sắp xếp cột hoặc đổi kiểu biểu đồ rồi nhận xét cách</w:t>
+            </w:r>
+          </w:p>
+          <w:p>
+            <w:pPr>
+              <w:spacing w:after="0"/>
+            </w:pPr>
+            <w:r>
+              <w:rPr>
+                <w:b w:val="0"/>
+                <w:i w:val="0"/>
+                <w:sz w:val="18"/>
+              </w:rPr>
+              <w:t>NLS-AT: Không đưa thông tin riêng tư của bạn (địa chỉ, hoàn cảnh gia đình, điểm số</w:t>
             </w:r>
           </w:p>
         </w:tc>
@@ -15022,7 +15549,33 @@
                 <w:i w:val="0"/>
                 <w:sz w:val="18"/>
               </w:rPr>
-              <w:t>NLS-GQVĐ (Cơ bản 2): HS tự làm vào vở trước, sau đó dùng máy tính kiểm tra lại kết quả; máy chỉ để soát, không làm thay.</w:t>
+              <w:t>NLS-KT (Cơ bản 2): HS thu thập số liệu thật trong lớp phục vụ “Luyện tập chung” (môn thể thao yêu thích, số phút đọc sách mỗi ngày</w:t>
+            </w:r>
+          </w:p>
+          <w:p>
+            <w:pPr>
+              <w:spacing w:after="0"/>
+            </w:pPr>
+            <w:r>
+              <w:rPr>
+                <w:b w:val="0"/>
+                <w:i w:val="0"/>
+                <w:sz w:val="18"/>
+              </w:rPr>
+              <w:t>NLS-GQVĐ (Cơ bản 2): HS đọc biểu đồ máy vẽ để trả lời câu hỏi của bài; thử đổi cách sắp xếp cột hoặc đổi kiểu biểu đồ rồi nhận xét cách</w:t>
+            </w:r>
+          </w:p>
+          <w:p>
+            <w:pPr>
+              <w:spacing w:after="0"/>
+            </w:pPr>
+            <w:r>
+              <w:rPr>
+                <w:b w:val="0"/>
+                <w:i w:val="0"/>
+                <w:sz w:val="18"/>
+              </w:rPr>
+              <w:t>NLS-AT: Không đưa thông tin riêng tư của bạn (địa chỉ, hoàn cảnh gia đình, điểm số</w:t>
             </w:r>
           </w:p>
         </w:tc>
@@ -15138,6 +15691,33 @@
                 <w:i w:val="0"/>
                 <w:sz w:val="18"/>
               </w:rPr>
+              <w:t>NLS-GQVĐ (Cơ bản 2): GV dùng học liệu tương tác cho “Khái niệm phân số”: kéo để chia hình tròn, băng giấy, thanh phân số thành 2, 4</w:t>
+            </w:r>
+          </w:p>
+          <w:p>
+            <w:pPr>
+              <w:spacing w:after="0"/>
+            </w:pPr>
+            <w:r>
+              <w:rPr>
+                <w:b w:val="0"/>
+                <w:i w:val="0"/>
+                <w:sz w:val="18"/>
+              </w:rPr>
+              <w:t>NLS-GQVĐ (Cơ bản 2): HS dùng thanh phân số động để so sánh hai phân số khác mẫu số</w:t>
+            </w:r>
+          </w:p>
+          <w:p>
+            <w:pPr>
+              <w:spacing w:after="0"/>
+            </w:pPr>
+            <w:r>
+              <w:rPr>
+                <w:b w:val="0"/>
+                <w:i w:val="0"/>
+                <w:sz w:val="18"/>
+              </w:rPr>
+              <w:t>NLS-AT: Học liệu chỉ giúp nhìn thấy, HS vẫn phải viết và giải thích bằng lời trong vở</w:t>
             </w:r>
           </w:p>
         </w:tc>
@@ -15368,6 +15948,33 @@
                 <w:i w:val="0"/>
                 <w:sz w:val="18"/>
               </w:rPr>
+              <w:t>NLS-GQVĐ (Cơ bản 2): GV dùng học liệu tương tác cho “Phân số và phép chia số tự nhiên”: kéo để chia hình tròn, băng giấy, thanh phân số thành 2, 4</w:t>
+            </w:r>
+          </w:p>
+          <w:p>
+            <w:pPr>
+              <w:spacing w:after="0"/>
+            </w:pPr>
+            <w:r>
+              <w:rPr>
+                <w:b w:val="0"/>
+                <w:i w:val="0"/>
+                <w:sz w:val="18"/>
+              </w:rPr>
+              <w:t>NLS-GQVĐ (Cơ bản 2): HS dùng thanh phân số động để so sánh hai phân số khác mẫu số</w:t>
+            </w:r>
+          </w:p>
+          <w:p>
+            <w:pPr>
+              <w:spacing w:after="0"/>
+            </w:pPr>
+            <w:r>
+              <w:rPr>
+                <w:b w:val="0"/>
+                <w:i w:val="0"/>
+                <w:sz w:val="18"/>
+              </w:rPr>
+              <w:t>NLS-AT: Học liệu chỉ giúp nhìn thấy, HS vẫn phải viết và giải thích bằng lời trong vở</w:t>
             </w:r>
           </w:p>
         </w:tc>
@@ -15596,6 +16203,45 @@
                 <w:i w:val="0"/>
                 <w:sz w:val="18"/>
               </w:rPr>
+              <w:t>NLS-GQVĐ (Cơ bản 2): GV dùng học liệu tương tác cho “Tính chất cơ bản của phân số”: kéo để chia hình tròn, băng giấy, thanh phân số thành 2, 4</w:t>
+            </w:r>
+          </w:p>
+          <w:p>
+            <w:pPr>
+              <w:spacing w:after="0"/>
+            </w:pPr>
+            <w:r>
+              <w:rPr>
+                <w:b w:val="0"/>
+                <w:i w:val="0"/>
+                <w:sz w:val="18"/>
+              </w:rPr>
+              <w:t>NLS-GQVĐ (Cơ bản 2): HS dùng thanh phân số động để so sánh hai phân số khác mẫu số</w:t>
+            </w:r>
+          </w:p>
+          <w:p>
+            <w:pPr>
+              <w:spacing w:after="0"/>
+            </w:pPr>
+            <w:r>
+              <w:rPr>
+                <w:b w:val="0"/>
+                <w:i w:val="0"/>
+                <w:sz w:val="18"/>
+              </w:rPr>
+              <w:t>NLS-AT: Học liệu chỉ giúp nhìn thấy, HS vẫn phải viết và giải thích bằng lời trong vở</w:t>
+            </w:r>
+          </w:p>
+          <w:p>
+            <w:pPr>
+              <w:spacing w:after="0"/>
+            </w:pPr>
+            <w:r>
+              <w:rPr>
+                <w:b w:val="0"/>
+                <w:i w:val="0"/>
+                <w:sz w:val="18"/>
+              </w:rPr>
               <w:t>KNS: KN chi tiêu hợp lí: tính toán khi mua bán, biết tiết kiệm.</w:t>
             </w:r>
           </w:p>
@@ -16743,7 +17389,33 @@
                 <w:i w:val="0"/>
                 <w:sz w:val="18"/>
               </w:rPr>
-              <w:t>NLS-GQVĐ (Cơ bản 2): HS tự làm vào vở trước, sau đó dùng máy tính kiểm tra lại kết quả; máy chỉ để soát, không làm thay.</w:t>
+              <w:t>NLS-GQVĐ (Cơ bản 2): GV cho HS làm bộ bài tập tương tác có chấm tự động cho “Luyện tập chung”: sau mỗi câu HS biết ngay đúng hay sai và xem</w:t>
+            </w:r>
+          </w:p>
+          <w:p>
+            <w:pPr>
+              <w:spacing w:after="0"/>
+            </w:pPr>
+            <w:r>
+              <w:rPr>
+                <w:b w:val="0"/>
+                <w:i w:val="0"/>
+                <w:sz w:val="18"/>
+              </w:rPr>
+              <w:t>NLS-GT (Cơ bản 2): HS ghép cặp, mỗi bạn chọn một bài khó để giảng lại cho bạn nghe trên bảng nhóm hoặc trên màn hình chung</w:t>
+            </w:r>
+          </w:p>
+          <w:p>
+            <w:pPr>
+              <w:spacing w:after="0"/>
+            </w:pPr>
+            <w:r>
+              <w:rPr>
+                <w:b w:val="0"/>
+                <w:i w:val="0"/>
+                <w:sz w:val="18"/>
+              </w:rPr>
+              <w:t>NLS-AT: Làm hết bài rồi mới xem đáp án, xem đáp án để hiểu chứ không chép</w:t>
             </w:r>
           </w:p>
         </w:tc>
@@ -17775,7 +18447,33 @@
                 <w:i w:val="0"/>
                 <w:sz w:val="18"/>
               </w:rPr>
-              <w:t>NLS-GQVĐ (Cơ bản 2): HS tự làm vào vở trước, sau đó dùng máy tính kiểm tra lại kết quả; máy chỉ để soát, không làm thay.</w:t>
+              <w:t>NLS-GQVĐ (Cơ bản 2): GV cho HS làm bộ bài tập tương tác có chấm tự động cho “Luyện tập chung”: sau mỗi câu HS biết ngay đúng hay sai và xem</w:t>
+            </w:r>
+          </w:p>
+          <w:p>
+            <w:pPr>
+              <w:spacing w:after="0"/>
+            </w:pPr>
+            <w:r>
+              <w:rPr>
+                <w:b w:val="0"/>
+                <w:i w:val="0"/>
+                <w:sz w:val="18"/>
+              </w:rPr>
+              <w:t>NLS-GT (Cơ bản 2): HS ghép cặp, mỗi bạn chọn một bài khó để giảng lại cho bạn nghe trên bảng nhóm hoặc trên màn hình chung</w:t>
+            </w:r>
+          </w:p>
+          <w:p>
+            <w:pPr>
+              <w:spacing w:after="0"/>
+            </w:pPr>
+            <w:r>
+              <w:rPr>
+                <w:b w:val="0"/>
+                <w:i w:val="0"/>
+                <w:sz w:val="18"/>
+              </w:rPr>
+              <w:t>NLS-AT: Làm hết bài rồi mới xem đáp án, xem đáp án để hiểu chứ không chép</w:t>
             </w:r>
           </w:p>
         </w:tc>
@@ -18921,7 +19619,33 @@
                 <w:i w:val="0"/>
                 <w:sz w:val="18"/>
               </w:rPr>
-              <w:t>NLS-GQVĐ (Cơ bản 2): HS tự làm vào vở trước, sau đó dùng máy tính kiểm tra lại kết quả; máy chỉ để soát, không làm thay.</w:t>
+              <w:t>NLS-GQVĐ (Cơ bản 2): GV cho HS làm bộ bài tập tương tác có chấm tự động cho “Luyện tập chung”: sau mỗi câu HS biết ngay đúng hay sai và xem</w:t>
+            </w:r>
+          </w:p>
+          <w:p>
+            <w:pPr>
+              <w:spacing w:after="0"/>
+            </w:pPr>
+            <w:r>
+              <w:rPr>
+                <w:b w:val="0"/>
+                <w:i w:val="0"/>
+                <w:sz w:val="18"/>
+              </w:rPr>
+              <w:t>NLS-GT (Cơ bản 2): HS ghép cặp, mỗi bạn chọn một bài khó để giảng lại cho bạn nghe trên bảng nhóm hoặc trên màn hình chung</w:t>
+            </w:r>
+          </w:p>
+          <w:p>
+            <w:pPr>
+              <w:spacing w:after="0"/>
+            </w:pPr>
+            <w:r>
+              <w:rPr>
+                <w:b w:val="0"/>
+                <w:i w:val="0"/>
+                <w:sz w:val="18"/>
+              </w:rPr>
+              <w:t>NLS-AT: Làm hết bài rồi mới xem đáp án, xem đáp án để hiểu chứ không chép</w:t>
             </w:r>
           </w:p>
         </w:tc>
@@ -19150,6 +19874,33 @@
                 <w:i w:val="0"/>
                 <w:sz w:val="18"/>
               </w:rPr>
+              <w:t>NLS-GQVĐ (Cơ bản 2): GV cho HS làm bộ bài tập tương tác có chấm tự động cho “Luyện tập chung”: sau mỗi câu HS biết ngay đúng hay sai và xem</w:t>
+            </w:r>
+          </w:p>
+          <w:p>
+            <w:pPr>
+              <w:spacing w:after="0"/>
+            </w:pPr>
+            <w:r>
+              <w:rPr>
+                <w:b w:val="0"/>
+                <w:i w:val="0"/>
+                <w:sz w:val="18"/>
+              </w:rPr>
+              <w:t>NLS-GT (Cơ bản 2): HS ghép cặp, mỗi bạn chọn một bài khó để giảng lại cho bạn nghe trên bảng nhóm hoặc trên màn hình chung</w:t>
+            </w:r>
+          </w:p>
+          <w:p>
+            <w:pPr>
+              <w:spacing w:after="0"/>
+            </w:pPr>
+            <w:r>
+              <w:rPr>
+                <w:b w:val="0"/>
+                <w:i w:val="0"/>
+                <w:sz w:val="18"/>
+              </w:rPr>
+              <w:t>NLS-AT: Làm hết bài rồi mới xem đáp án, xem đáp án để hiểu chứ không chép</w:t>
             </w:r>
           </w:p>
         </w:tc>

--- a/assets/docs/lop4/Toan - Lop 4.docx
+++ b/assets/docs/lop4/Toan - Lop 4.docx
@@ -1196,33 +1196,7 @@
                 <w:i w:val="0"/>
                 <w:sz w:val="18"/>
               </w:rPr>
-              <w:t>NLS-KT (Cơ bản 2): GV chiếu tranh và bóng nói của Mai, Rô-bốt lên máy chiếu, hiện dãy số để HS phát hiện số chẵn có chữ số tận cùng 0, 2</w:t>
-            </w:r>
-          </w:p>
-          <w:p>
-            <w:pPr>
-              <w:spacing w:after="0"/>
-            </w:pPr>
-            <w:r>
-              <w:rPr>
-                <w:b w:val="0"/>
-                <w:i w:val="0"/>
-                <w:sz w:val="18"/>
-              </w:rPr>
-              <w:t>NLS-GQVĐ (Cơ bản 2): HS làm bài tập tương tác trên máy tính lớp về “Số chẵn, số lẻ”: kéo các số như 52, 39, 597, 250 vào hai nhóm chẵn, lẻ</w:t>
-            </w:r>
-          </w:p>
-          <w:p>
-            <w:pPr>
-              <w:spacing w:after="0"/>
-            </w:pPr>
-            <w:r>
-              <w:rPr>
-                <w:b w:val="0"/>
-                <w:i w:val="0"/>
-                <w:sz w:val="18"/>
-              </w:rPr>
-              <w:t>NLS-AT: Số liệu phải lấy từ trang của cơ quan nhà nước và ghi rõ năm công bố</w:t>
+              <w:t>NLS-KT (Cơ bản 2): Chiếu tranh và bóng nói của Mai, Rô-bốt lên máy chiếu, hiện dãy số.</w:t>
             </w:r>
           </w:p>
         </w:tc>
@@ -1337,33 +1311,6 @@
                 <w:i w:val="0"/>
                 <w:sz w:val="18"/>
               </w:rPr>
-              <w:t>NLS-KT (Cơ bản 2): GV chiếu hình bài 1 con ong bay theo đường số chẵn hoặc lẻ; HS lên kéo bút màu vẽ đường bay; chiếu dãy số nhà bài 2</w:t>
-            </w:r>
-          </w:p>
-          <w:p>
-            <w:pPr>
-              <w:spacing w:after="0"/>
-            </w:pPr>
-            <w:r>
-              <w:rPr>
-                <w:b w:val="0"/>
-                <w:i w:val="0"/>
-                <w:sz w:val="18"/>
-              </w:rPr>
-              <w:t>NLS-GQVĐ (Cơ bản 2): HS làm bài tương tác trên máy tính: điền tiếp dãy số chẵn, số lẻ liên tiếp; máy báo sai thì kiểm tra lại</w:t>
-            </w:r>
-          </w:p>
-          <w:p>
-            <w:pPr>
-              <w:spacing w:after="0"/>
-            </w:pPr>
-            <w:r>
-              <w:rPr>
-                <w:b w:val="0"/>
-                <w:i w:val="0"/>
-                <w:sz w:val="18"/>
-              </w:rPr>
-              <w:t>NLS-AT: Số liệu lấy từ trang cơ quan nhà nước; máy chỉ kiểm tra sau khi tự làm.</w:t>
             </w:r>
           </w:p>
         </w:tc>
@@ -1478,33 +1425,6 @@
                 <w:i w:val="0"/>
                 <w:sz w:val="18"/>
               </w:rPr>
-              <w:t>NLS-GQVĐ (Cơ bản 2): GV chiếu tình huống gấp thuyền của Nam, Việt, Mai và Rô-bốt lên máy chiếu</w:t>
-            </w:r>
-          </w:p>
-          <w:p>
-            <w:pPr>
-              <w:spacing w:after="0"/>
-            </w:pPr>
-            <w:r>
-              <w:rPr>
-                <w:b w:val="0"/>
-                <w:i w:val="0"/>
-                <w:sz w:val="18"/>
-              </w:rPr>
-              <w:t>NLS-KT (Cơ bản 2): HS làm bài tập tương tác về “Biểu thức chứa chữ”: tính 125 : m với m = 5</w:t>
-            </w:r>
-          </w:p>
-          <w:p>
-            <w:pPr>
-              <w:spacing w:after="0"/>
-            </w:pPr>
-            <w:r>
-              <w:rPr>
-                <w:b w:val="0"/>
-                <w:i w:val="0"/>
-                <w:sz w:val="18"/>
-              </w:rPr>
-              <w:t>NLS-AT: Tự trình bày bài giải trước, chỉ dùng máy để kiểm tra lại kết quả</w:t>
             </w:r>
           </w:p>
         </w:tc>
@@ -1619,33 +1539,6 @@
                 <w:i w:val="0"/>
                 <w:sz w:val="18"/>
               </w:rPr>
-              <w:t>NLS-GQVĐ (Cơ bản 2): GV chiếu bảng chiều dài, chiều rộng bài 1 cùng công thức P = (a + b) x 2; GV nhập từng cặp số, máy tính chu vi</w:t>
-            </w:r>
-          </w:p>
-          <w:p>
-            <w:pPr>
-              <w:spacing w:after="0"/>
-            </w:pPr>
-            <w:r>
-              <w:rPr>
-                <w:b w:val="0"/>
-                <w:i w:val="0"/>
-                <w:sz w:val="18"/>
-              </w:rPr>
-              <w:t>NLS-KT (Cơ bản 2): HS đo mặt bàn, bảng con, nhập vào bảng tính có công thức trên máy tính lớp, đối chiếu tính tay</w:t>
-            </w:r>
-          </w:p>
-          <w:p>
-            <w:pPr>
-              <w:spacing w:after="0"/>
-            </w:pPr>
-            <w:r>
-              <w:rPr>
-                <w:b w:val="0"/>
-                <w:i w:val="0"/>
-                <w:sz w:val="18"/>
-              </w:rPr>
-              <w:t>NLS-AT: Tự trình bày bài giải trước, máy chỉ kiểm tra lại; không chụp đề nhờ giải hộ.</w:t>
             </w:r>
           </w:p>
         </w:tc>
@@ -1760,33 +1653,6 @@
                 <w:i w:val="0"/>
                 <w:sz w:val="18"/>
               </w:rPr>
-              <w:t>NLS-GQVĐ (Cơ bản 2): GV dùng sơ đồ đoạn thẳng vẽ trên máy cho “Biểu thức chứa chữ”: kéo thay đổi số liệu</w:t>
-            </w:r>
-          </w:p>
-          <w:p>
-            <w:pPr>
-              <w:spacing w:after="0"/>
-            </w:pPr>
-            <w:r>
-              <w:rPr>
-                <w:b w:val="0"/>
-                <w:i w:val="0"/>
-                <w:sz w:val="18"/>
-              </w:rPr>
-              <w:t>NLS-KT (Cơ bản 2): HS nhập một dãy số liệu thật của lớp (số sách đã đọc, số phút tập thể dục, chiều cao) vào bảng tính rồi tính tổng</w:t>
-            </w:r>
-          </w:p>
-          <w:p>
-            <w:pPr>
-              <w:spacing w:after="0"/>
-            </w:pPr>
-            <w:r>
-              <w:rPr>
-                <w:b w:val="0"/>
-                <w:i w:val="0"/>
-                <w:sz w:val="18"/>
-              </w:rPr>
-              <w:t>NLS-AT: Tự trình bày bài giải trước, chỉ dùng máy để kiểm tra lại kết quả</w:t>
             </w:r>
           </w:p>
         </w:tc>
@@ -1903,33 +1769,7 @@
                 <w:i w:val="0"/>
                 <w:sz w:val="18"/>
               </w:rPr>
-              <w:t>NLS-GQVĐ (Cơ bản 2): Ở bài “Giải bài toán có ba bước tính”, GV dùng sơ đồ đoạn thẳng vẽ trên máy: kéo thay đổi số cây mỗi đội trồng thì sơ</w:t>
-            </w:r>
-          </w:p>
-          <w:p>
-            <w:pPr>
-              <w:spacing w:after="0"/>
-            </w:pPr>
-            <w:r>
-              <w:rPr>
-                <w:b w:val="0"/>
-                <w:i w:val="0"/>
-                <w:sz w:val="18"/>
-              </w:rPr>
-              <w:t>NLS-KT (Cơ bản 2): GV chiếu đề bài phóng to, tô màu từng dữ kiện rồi nối với đoạn tương ứng trên sơ đồ</w:t>
-            </w:r>
-          </w:p>
-          <w:p>
-            <w:pPr>
-              <w:spacing w:after="0"/>
-            </w:pPr>
-            <w:r>
-              <w:rPr>
-                <w:b w:val="0"/>
-                <w:i w:val="0"/>
-                <w:sz w:val="18"/>
-              </w:rPr>
-              <w:t>NLS-AT: Máy do thầy cô điều khiển, HS chờ đến lượt được mời lên kéo sơ đồ</w:t>
+              <w:t>NLS-GQVĐ (Cơ bản 2): Ở bài “Giải bài toán có ba bước tính”, GV dùng sơ đồ đoạn thẳng vẽ trên máy.</w:t>
             </w:r>
           </w:p>
         </w:tc>
@@ -2044,33 +1884,6 @@
                 <w:i w:val="0"/>
                 <w:sz w:val="18"/>
               </w:rPr>
-              <w:t>NLS-GQVĐ (Cơ bản 2): Ở tiết luyện tập giải bài toán có ba bước tính, GV chiếu bài giải mẫu rồi ẩn lần lượt từng bước để HS nói bước còn thiếu</w:t>
-            </w:r>
-          </w:p>
-          <w:p>
-            <w:pPr>
-              <w:spacing w:after="0"/>
-            </w:pPr>
-            <w:r>
-              <w:rPr>
-                <w:b w:val="0"/>
-                <w:i w:val="0"/>
-                <w:sz w:val="18"/>
-              </w:rPr>
-              <w:t>NLS-KT (Cơ bản 2): GV chiếu ba đề bài cùng dạng nhưng khác cách hỏi, tô màu câu hỏi cuối của mỗi đề; HS đối chiếu để nhận ra đề hỏi tổng</w:t>
-            </w:r>
-          </w:p>
-          <w:p>
-            <w:pPr>
-              <w:spacing w:after="0"/>
-            </w:pPr>
-            <w:r>
-              <w:rPr>
-                <w:b w:val="0"/>
-                <w:i w:val="0"/>
-                <w:sz w:val="18"/>
-              </w:rPr>
-              <w:t>NLS-AT: HS chờ đến lượt được mời lên bảng tương tác, chạm nhẹ và tay khô</w:t>
             </w:r>
           </w:p>
         </w:tc>
@@ -2185,33 +1998,6 @@
                 <w:i w:val="0"/>
                 <w:sz w:val="18"/>
               </w:rPr>
-              <w:t>NLS-GQVĐ (Cơ bản 2): Ở tiết luyện tập chung, GV cho HS làm bộ bài tập tương tác có chấm tự động: sau mỗi câu các em biết ngay đúng hay sai</w:t>
-            </w:r>
-          </w:p>
-          <w:p>
-            <w:pPr>
-              <w:spacing w:after="0"/>
-            </w:pPr>
-            <w:r>
-              <w:rPr>
-                <w:b w:val="0"/>
-                <w:i w:val="0"/>
-                <w:sz w:val="18"/>
-              </w:rPr>
-              <w:t>NLS-KT (Cơ bản 2): GV chiếu bảng giá hàng hoá của bài toán, tô màu từng dòng theo lời HS đọc đề; các em học cách đọc bảng</w:t>
-            </w:r>
-          </w:p>
-          <w:p>
-            <w:pPr>
-              <w:spacing w:after="0"/>
-            </w:pPr>
-            <w:r>
-              <w:rPr>
-                <w:b w:val="0"/>
-                <w:i w:val="0"/>
-                <w:sz w:val="18"/>
-              </w:rPr>
-              <w:t>NLS-AT: Bài tập tương tác do thầy cô mở, HS làm đúng phần được giao</w:t>
             </w:r>
           </w:p>
         </w:tc>
@@ -2326,33 +2112,6 @@
                 <w:i w:val="0"/>
                 <w:sz w:val="18"/>
               </w:rPr>
-              <w:t>NLS-KT (Cơ bản 2): Ở phần ôn số có năm chữ số, GV chiếu bảng hàng và bấm hiện dần từng chữ số của mỗi số; HS đọc số</w:t>
-            </w:r>
-          </w:p>
-          <w:p>
-            <w:pPr>
-              <w:spacing w:after="0"/>
-            </w:pPr>
-            <w:r>
-              <w:rPr>
-                <w:b w:val="0"/>
-                <w:i w:val="0"/>
-                <w:sz w:val="18"/>
-              </w:rPr>
-              <w:t>NLS-GQVĐ (Cơ bản 2): GV mở bài tập tương tác làm tròn số đến hàng chục và hàng chục nghìn</w:t>
-            </w:r>
-          </w:p>
-          <w:p>
-            <w:pPr>
-              <w:spacing w:after="0"/>
-            </w:pPr>
-            <w:r>
-              <w:rPr>
-                <w:b w:val="0"/>
-                <w:i w:val="0"/>
-                <w:sz w:val="18"/>
-              </w:rPr>
-              <w:t>NLS-AT: HS chờ đến lượt được mời lên chạm màn hình, chạm nhẹ bằng đầu ngón tay</w:t>
             </w:r>
           </w:p>
         </w:tc>
@@ -2468,33 +2227,6 @@
                 <w:i w:val="0"/>
                 <w:sz w:val="18"/>
               </w:rPr>
-              <w:t>NLS-GQVĐ (Cơ bản 2): GV dùng phần mềm hình học động cho “Đo góc, đơn vị đo góc”: kéo một cạnh để góc mở rộng dần</w:t>
-            </w:r>
-          </w:p>
-          <w:p>
-            <w:pPr>
-              <w:spacing w:after="0"/>
-            </w:pPr>
-            <w:r>
-              <w:rPr>
-                <w:b w:val="0"/>
-                <w:i w:val="0"/>
-                <w:sz w:val="18"/>
-              </w:rPr>
-              <w:t>NLS-ST (Cơ bản 2): HS vẽ lại hình của bài trên phần mềm vẽ đơn giản, ghi số đo góc và độ dài cạnh</w:t>
-            </w:r>
-          </w:p>
-          <w:p>
-            <w:pPr>
-              <w:spacing w:after="0"/>
-            </w:pPr>
-            <w:r>
-              <w:rPr>
-                <w:b w:val="0"/>
-                <w:i w:val="0"/>
-                <w:sz w:val="18"/>
-              </w:rPr>
-              <w:t>NLS-AT: Phần mềm chỉ để quan sát và kiểm tra, HS vẫn phải tự vẽ, tự đo bằng thước</w:t>
             </w:r>
           </w:p>
         </w:tc>
@@ -2725,33 +2457,7 @@
                 <w:i w:val="0"/>
                 <w:sz w:val="18"/>
               </w:rPr>
-              <w:t>NLS-GQVĐ (Cơ bản 2): GV dùng phần mềm hình học động cho “Góc nhọn, góc tù, góc bẹt”: kéo một cạnh để góc mở rộng dần</w:t>
-            </w:r>
-          </w:p>
-          <w:p>
-            <w:pPr>
-              <w:spacing w:after="0"/>
-            </w:pPr>
-            <w:r>
-              <w:rPr>
-                <w:b w:val="0"/>
-                <w:i w:val="0"/>
-                <w:sz w:val="18"/>
-              </w:rPr>
-              <w:t>NLS-ST (Cơ bản 2): HS vẽ lại hình của bài trên phần mềm vẽ đơn giản, ghi số đo góc và độ dài cạnh</w:t>
-            </w:r>
-          </w:p>
-          <w:p>
-            <w:pPr>
-              <w:spacing w:after="0"/>
-            </w:pPr>
-            <w:r>
-              <w:rPr>
-                <w:b w:val="0"/>
-                <w:i w:val="0"/>
-                <w:sz w:val="18"/>
-              </w:rPr>
-              <w:t>NLS-AT: Phần mềm chỉ để quan sát và kiểm tra, HS vẫn phải tự vẽ, tự đo bằng thước</w:t>
+              <w:t>NLS-GQVĐ (Cơ bản 2): Dùng phần mềm hình học động cho “Góc nhọn, góc tù, góc bẹt”.</w:t>
             </w:r>
           </w:p>
         </w:tc>
@@ -3094,33 +2800,6 @@
                 <w:i w:val="0"/>
                 <w:sz w:val="18"/>
               </w:rPr>
-              <w:t>NLS-GQVĐ (Cơ bản 2): GV cho HS làm bộ bài tập tương tác có chấm tự động cho “Luyện tập chung”: sau mỗi câu HS biết ngay đúng hay sai và xem</w:t>
-            </w:r>
-          </w:p>
-          <w:p>
-            <w:pPr>
-              <w:spacing w:after="0"/>
-            </w:pPr>
-            <w:r>
-              <w:rPr>
-                <w:b w:val="0"/>
-                <w:i w:val="0"/>
-                <w:sz w:val="18"/>
-              </w:rPr>
-              <w:t>NLS-GT (Cơ bản 2): HS ghép cặp, mỗi bạn chọn một bài khó để giảng lại cho bạn nghe trên bảng nhóm hoặc trên màn hình chung</w:t>
-            </w:r>
-          </w:p>
-          <w:p>
-            <w:pPr>
-              <w:spacing w:after="0"/>
-            </w:pPr>
-            <w:r>
-              <w:rPr>
-                <w:b w:val="0"/>
-                <w:i w:val="0"/>
-                <w:sz w:val="18"/>
-              </w:rPr>
-              <w:t>NLS-AT: Làm hết bài rồi mới xem đáp án, xem đáp án để hiểu chứ không chép</w:t>
             </w:r>
           </w:p>
         </w:tc>
@@ -3352,33 +3031,7 @@
                 <w:i w:val="0"/>
                 <w:sz w:val="18"/>
               </w:rPr>
-              <w:t>NLS-KT (Cơ bản 2): GV lấy số liệu thật từ nguồn chính thống (dân số một tỉnh, diện tích một vùng</w:t>
-            </w:r>
-          </w:p>
-          <w:p>
-            <w:pPr>
-              <w:spacing w:after="0"/>
-            </w:pPr>
-            <w:r>
-              <w:rPr>
-                <w:b w:val="0"/>
-                <w:i w:val="0"/>
-                <w:sz w:val="18"/>
-              </w:rPr>
-              <w:t>NLS-GQVĐ (Cơ bản 2): Sau khi tự làm, HS dùng máy tính cầm tay hoặc bảng tính để kiểm lại kết quả đọc – viết – so sánh của mình</w:t>
-            </w:r>
-          </w:p>
-          <w:p>
-            <w:pPr>
-              <w:spacing w:after="0"/>
-            </w:pPr>
-            <w:r>
-              <w:rPr>
-                <w:b w:val="0"/>
-                <w:i w:val="0"/>
-                <w:sz w:val="18"/>
-              </w:rPr>
-              <w:t>NLS-AT: Số liệu phải lấy từ trang của cơ quan nhà nước và ghi rõ năm công bố</w:t>
+              <w:t>NLS-KT (Cơ bản 2): Lấy số liệu thật từ nguồn chính thống (dân số một tỉnh.</w:t>
             </w:r>
           </w:p>
         </w:tc>
@@ -3607,33 +3260,6 @@
                 <w:i w:val="0"/>
                 <w:sz w:val="18"/>
               </w:rPr>
-              <w:t>NLS-KT (Cơ bản 2): GV lấy số liệu thật từ nguồn chính thống (dân số một tỉnh, diện tích một vùng</w:t>
-            </w:r>
-          </w:p>
-          <w:p>
-            <w:pPr>
-              <w:spacing w:after="0"/>
-            </w:pPr>
-            <w:r>
-              <w:rPr>
-                <w:b w:val="0"/>
-                <w:i w:val="0"/>
-                <w:sz w:val="18"/>
-              </w:rPr>
-              <w:t>NLS-GQVĐ (Cơ bản 2): Sau khi tự làm, HS dùng máy tính cầm tay hoặc bảng tính để kiểm lại kết quả đọc – viết – so sánh của mình</w:t>
-            </w:r>
-          </w:p>
-          <w:p>
-            <w:pPr>
-              <w:spacing w:after="0"/>
-            </w:pPr>
-            <w:r>
-              <w:rPr>
-                <w:b w:val="0"/>
-                <w:i w:val="0"/>
-                <w:sz w:val="18"/>
-              </w:rPr>
-              <w:t>NLS-AT: Số liệu phải lấy từ trang của cơ quan nhà nước và ghi rõ năm công bố</w:t>
             </w:r>
           </w:p>
         </w:tc>
@@ -3978,33 +3604,7 @@
                 <w:i w:val="0"/>
                 <w:sz w:val="18"/>
               </w:rPr>
-              <w:t>NLS-KT (Cơ bản 2): GV lấy số liệu thật từ nguồn chính thống (dân số một tỉnh, diện tích một vùng</w:t>
-            </w:r>
-          </w:p>
-          <w:p>
-            <w:pPr>
-              <w:spacing w:after="0"/>
-            </w:pPr>
-            <w:r>
-              <w:rPr>
-                <w:b w:val="0"/>
-                <w:i w:val="0"/>
-                <w:sz w:val="18"/>
-              </w:rPr>
-              <w:t>NLS-GQVĐ (Cơ bản 2): Sau khi tự làm, HS dùng máy tính cầm tay hoặc bảng tính để kiểm lại kết quả đọc – viết – so sánh của mình</w:t>
-            </w:r>
-          </w:p>
-          <w:p>
-            <w:pPr>
-              <w:spacing w:after="0"/>
-            </w:pPr>
-            <w:r>
-              <w:rPr>
-                <w:b w:val="0"/>
-                <w:i w:val="0"/>
-                <w:sz w:val="18"/>
-              </w:rPr>
-              <w:t>NLS-AT: Số liệu phải lấy từ trang của cơ quan nhà nước và ghi rõ năm công bố</w:t>
+              <w:t>NLS-KT (Cơ bản 2): Lấy số liệu thật từ nguồn chính thống (dân số một tỉnh.</w:t>
             </w:r>
           </w:p>
         </w:tc>
@@ -4347,33 +3947,6 @@
                 <w:i w:val="0"/>
                 <w:sz w:val="18"/>
               </w:rPr>
-              <w:t>NLS-KT (Cơ bản 2): GV lấy số liệu thật từ nguồn chính thống (dân số một tỉnh, diện tích một vùng</w:t>
-            </w:r>
-          </w:p>
-          <w:p>
-            <w:pPr>
-              <w:spacing w:after="0"/>
-            </w:pPr>
-            <w:r>
-              <w:rPr>
-                <w:b w:val="0"/>
-                <w:i w:val="0"/>
-                <w:sz w:val="18"/>
-              </w:rPr>
-              <w:t>NLS-GQVĐ (Cơ bản 2): Sau khi tự làm, HS dùng máy tính cầm tay hoặc bảng tính để kiểm lại kết quả đọc – viết – so sánh của mình</w:t>
-            </w:r>
-          </w:p>
-          <w:p>
-            <w:pPr>
-              <w:spacing w:after="0"/>
-            </w:pPr>
-            <w:r>
-              <w:rPr>
-                <w:b w:val="0"/>
-                <w:i w:val="0"/>
-                <w:sz w:val="18"/>
-              </w:rPr>
-              <w:t>NLS-AT: Số liệu phải lấy từ trang của cơ quan nhà nước và ghi rõ năm công bố</w:t>
             </w:r>
           </w:p>
         </w:tc>
@@ -4490,33 +4063,7 @@
                 <w:i w:val="0"/>
                 <w:sz w:val="18"/>
               </w:rPr>
-              <w:t>NLS-KT (Cơ bản 2): GV lấy số liệu thật từ nguồn chính thống (dân số một tỉnh, diện tích một vùng</w:t>
-            </w:r>
-          </w:p>
-          <w:p>
-            <w:pPr>
-              <w:spacing w:after="0"/>
-            </w:pPr>
-            <w:r>
-              <w:rPr>
-                <w:b w:val="0"/>
-                <w:i w:val="0"/>
-                <w:sz w:val="18"/>
-              </w:rPr>
-              <w:t>NLS-GQVĐ (Cơ bản 2): Sau khi tự làm, HS dùng máy tính cầm tay hoặc bảng tính để kiểm lại kết quả đọc – viết – so sánh của mình</w:t>
-            </w:r>
-          </w:p>
-          <w:p>
-            <w:pPr>
-              <w:spacing w:after="0"/>
-            </w:pPr>
-            <w:r>
-              <w:rPr>
-                <w:b w:val="0"/>
-                <w:i w:val="0"/>
-                <w:sz w:val="18"/>
-              </w:rPr>
-              <w:t>NLS-AT: Số liệu phải lấy từ trang của cơ quan nhà nước và ghi rõ năm công bố</w:t>
+              <w:t>NLS-KT (Cơ bản 2): Lấy số liệu thật từ nguồn chính thống (dân số một tỉnh.</w:t>
             </w:r>
           </w:p>
         </w:tc>
@@ -4745,33 +4292,6 @@
                 <w:i w:val="0"/>
                 <w:sz w:val="18"/>
               </w:rPr>
-              <w:t>NLS-KT (Cơ bản 2): GV lấy số liệu thật từ nguồn chính thống (dân số một tỉnh, diện tích một vùng</w:t>
-            </w:r>
-          </w:p>
-          <w:p>
-            <w:pPr>
-              <w:spacing w:after="0"/>
-            </w:pPr>
-            <w:r>
-              <w:rPr>
-                <w:b w:val="0"/>
-                <w:i w:val="0"/>
-                <w:sz w:val="18"/>
-              </w:rPr>
-              <w:t>NLS-GQVĐ (Cơ bản 2): Sau khi tự làm, HS dùng máy tính cầm tay hoặc bảng tính để kiểm lại kết quả đọc – viết – so sánh của mình</w:t>
-            </w:r>
-          </w:p>
-          <w:p>
-            <w:pPr>
-              <w:spacing w:after="0"/>
-            </w:pPr>
-            <w:r>
-              <w:rPr>
-                <w:b w:val="0"/>
-                <w:i w:val="0"/>
-                <w:sz w:val="18"/>
-              </w:rPr>
-              <w:t>NLS-AT: Số liệu phải lấy từ trang của cơ quan nhà nước và ghi rõ năm công bố</w:t>
             </w:r>
           </w:p>
         </w:tc>
@@ -5000,33 +4520,6 @@
                 <w:i w:val="0"/>
                 <w:sz w:val="18"/>
               </w:rPr>
-              <w:t>NLS-GQVĐ (Cơ bản 2): GV cho HS làm bộ bài tập tương tác có chấm tự động cho “Luyện tập chung”: sau mỗi câu HS biết ngay đúng hay sai và xem</w:t>
-            </w:r>
-          </w:p>
-          <w:p>
-            <w:pPr>
-              <w:spacing w:after="0"/>
-            </w:pPr>
-            <w:r>
-              <w:rPr>
-                <w:b w:val="0"/>
-                <w:i w:val="0"/>
-                <w:sz w:val="18"/>
-              </w:rPr>
-              <w:t>NLS-GT (Cơ bản 2): HS ghép cặp, mỗi bạn chọn một bài khó để giảng lại cho bạn nghe trên bảng nhóm hoặc trên màn hình chung</w:t>
-            </w:r>
-          </w:p>
-          <w:p>
-            <w:pPr>
-              <w:spacing w:after="0"/>
-            </w:pPr>
-            <w:r>
-              <w:rPr>
-                <w:b w:val="0"/>
-                <w:i w:val="0"/>
-                <w:sz w:val="18"/>
-              </w:rPr>
-              <w:t>NLS-AT: Làm hết bài rồi mới xem đáp án, xem đáp án để hiểu chứ không chép</w:t>
             </w:r>
           </w:p>
         </w:tc>
@@ -5258,33 +4751,7 @@
                 <w:i w:val="0"/>
                 <w:sz w:val="18"/>
               </w:rPr>
-              <w:t>NLS-KT (Cơ bản 2): HS dùng cân, thước dây và đồng hồ bấm giờ trên thiết bị của GV để đo khối lượng, độ dài, diện tích</w:t>
-            </w:r>
-          </w:p>
-          <w:p>
-            <w:pPr>
-              <w:spacing w:after="0"/>
-            </w:pPr>
-            <w:r>
-              <w:rPr>
-                <w:b w:val="0"/>
-                <w:i w:val="0"/>
-                <w:sz w:val="18"/>
-              </w:rPr>
-              <w:t>NLS-GQVĐ (Cơ bản 2): HS lập bảng quy đổi đơn vị và dùng máy tính cầm tay kiểm lại các phép đổi khó (tấn – tạ – yến – ki-lô-gam</w:t>
-            </w:r>
-          </w:p>
-          <w:p>
-            <w:pPr>
-              <w:spacing w:after="0"/>
-            </w:pPr>
-            <w:r>
-              <w:rPr>
-                <w:b w:val="0"/>
-                <w:i w:val="0"/>
-                <w:sz w:val="18"/>
-              </w:rPr>
-              <w:t>NLS-AT: Chỉ dùng thiết bị của GV trong phần đo, đo xong trả lại ngay; không chụp ảnh</w:t>
+              <w:t>NLS-KT (Cơ bản 2): HS dùng cân, thước dây và đồng hồ bấm giờ trên thiết bị của.</w:t>
             </w:r>
           </w:p>
         </w:tc>
@@ -5627,33 +5094,6 @@
                 <w:i w:val="0"/>
                 <w:sz w:val="18"/>
               </w:rPr>
-              <w:t>NLS-KT (Cơ bản 2): HS dùng cân, thước dây và đồng hồ bấm giờ trên thiết bị của GV để đo khối lượng, độ dài, diện tích</w:t>
-            </w:r>
-          </w:p>
-          <w:p>
-            <w:pPr>
-              <w:spacing w:after="0"/>
-            </w:pPr>
-            <w:r>
-              <w:rPr>
-                <w:b w:val="0"/>
-                <w:i w:val="0"/>
-                <w:sz w:val="18"/>
-              </w:rPr>
-              <w:t>NLS-GQVĐ (Cơ bản 2): HS lập bảng quy đổi đơn vị và dùng máy tính cầm tay kiểm lại các phép đổi khó (tấn – tạ – yến – ki-lô-gam</w:t>
-            </w:r>
-          </w:p>
-          <w:p>
-            <w:pPr>
-              <w:spacing w:after="0"/>
-            </w:pPr>
-            <w:r>
-              <w:rPr>
-                <w:b w:val="0"/>
-                <w:i w:val="0"/>
-                <w:sz w:val="18"/>
-              </w:rPr>
-              <w:t>NLS-AT: Chỉ dùng thiết bị của GV trong phần đo, đo xong trả lại ngay; không chụp ảnh</w:t>
             </w:r>
           </w:p>
         </w:tc>
@@ -6112,33 +5552,7 @@
                 <w:i w:val="0"/>
                 <w:sz w:val="18"/>
               </w:rPr>
-              <w:t>NLS-KT (Cơ bản 2): HS dùng cân, thước dây và đồng hồ bấm giờ trên thiết bị của GV để đo khối lượng, độ dài, diện tích</w:t>
-            </w:r>
-          </w:p>
-          <w:p>
-            <w:pPr>
-              <w:spacing w:after="0"/>
-            </w:pPr>
-            <w:r>
-              <w:rPr>
-                <w:b w:val="0"/>
-                <w:i w:val="0"/>
-                <w:sz w:val="18"/>
-              </w:rPr>
-              <w:t>NLS-GQVĐ (Cơ bản 2): HS lập bảng quy đổi đơn vị và dùng máy tính cầm tay kiểm lại các phép đổi khó (tấn – tạ – yến – ki-lô-gam</w:t>
-            </w:r>
-          </w:p>
-          <w:p>
-            <w:pPr>
-              <w:spacing w:after="0"/>
-            </w:pPr>
-            <w:r>
-              <w:rPr>
-                <w:b w:val="0"/>
-                <w:i w:val="0"/>
-                <w:sz w:val="18"/>
-              </w:rPr>
-              <w:t>NLS-AT: Chỉ dùng thiết bị của GV trong phần đo, đo xong trả lại ngay; không chụp ảnh</w:t>
+              <w:t>NLS-KT (Cơ bản 2): HS dùng cân, thước dây và đồng hồ bấm giờ trên thiết bị của.</w:t>
             </w:r>
           </w:p>
           <w:p>
@@ -6497,33 +5911,7 @@
                 <w:i w:val="0"/>
                 <w:sz w:val="18"/>
               </w:rPr>
-              <w:t>NLS-KT (Cơ bản 2): HS dùng cân, thước dây và đồng hồ bấm giờ trên thiết bị của GV để đo khối lượng, độ dài, diện tích</w:t>
-            </w:r>
-          </w:p>
-          <w:p>
-            <w:pPr>
-              <w:spacing w:after="0"/>
-            </w:pPr>
-            <w:r>
-              <w:rPr>
-                <w:b w:val="0"/>
-                <w:i w:val="0"/>
-                <w:sz w:val="18"/>
-              </w:rPr>
-              <w:t>NLS-GQVĐ (Cơ bản 2): HS lập bảng quy đổi đơn vị và dùng máy tính cầm tay kiểm lại các phép đổi khó (tấn – tạ – yến – ki-lô-gam</w:t>
-            </w:r>
-          </w:p>
-          <w:p>
-            <w:pPr>
-              <w:spacing w:after="0"/>
-            </w:pPr>
-            <w:r>
-              <w:rPr>
-                <w:b w:val="0"/>
-                <w:i w:val="0"/>
-                <w:sz w:val="18"/>
-              </w:rPr>
-              <w:t>NLS-AT: Chỉ dùng thiết bị của GV trong phần đo, đo xong trả lại ngay; không chụp ảnh</w:t>
+              <w:t>NLS-KT (Cơ bản 2): HS dùng cân, thước dây và đồng hồ bấm giờ trên thiết bị của.</w:t>
             </w:r>
           </w:p>
         </w:tc>
@@ -6866,33 +6254,6 @@
                 <w:i w:val="0"/>
                 <w:sz w:val="18"/>
               </w:rPr>
-              <w:t>NLS-GQVĐ (Cơ bản 2): GV cho HS làm bộ bài tập tương tác có chấm tự động cho “Luyện tập chung”: sau mỗi câu HS biết ngay đúng hay sai và xem</w:t>
-            </w:r>
-          </w:p>
-          <w:p>
-            <w:pPr>
-              <w:spacing w:after="0"/>
-            </w:pPr>
-            <w:r>
-              <w:rPr>
-                <w:b w:val="0"/>
-                <w:i w:val="0"/>
-                <w:sz w:val="18"/>
-              </w:rPr>
-              <w:t>NLS-GT (Cơ bản 2): HS ghép cặp, mỗi bạn chọn một bài khó để giảng lại cho bạn nghe trên bảng nhóm hoặc trên màn hình chung</w:t>
-            </w:r>
-          </w:p>
-          <w:p>
-            <w:pPr>
-              <w:spacing w:after="0"/>
-            </w:pPr>
-            <w:r>
-              <w:rPr>
-                <w:b w:val="0"/>
-                <w:i w:val="0"/>
-                <w:sz w:val="18"/>
-              </w:rPr>
-              <w:t>NLS-AT: Làm hết bài rồi mới xem đáp án, xem đáp án để hiểu chứ không chép</w:t>
             </w:r>
           </w:p>
         </w:tc>
@@ -7124,6 +6485,7 @@
                 <w:i w:val="0"/>
                 <w:sz w:val="18"/>
               </w:rPr>
+              <w:t>NLS-KT (Cơ bản 2): Ở bài phép cộng các số có nhiều chữ số, GV chiếu bảng hàng phóng to.</w:t>
             </w:r>
           </w:p>
         </w:tc>
@@ -7582,6 +6944,7 @@
                 <w:i w:val="0"/>
                 <w:sz w:val="18"/>
               </w:rPr>
+              <w:t>NLS-KT (Cơ bản 2): Ở bài tính chất giao hoán và kết hợp của phép cộng, GV chiếu bảng số liệu.</w:t>
             </w:r>
           </w:p>
         </w:tc>
@@ -8154,33 +7517,7 @@
                 <w:i w:val="0"/>
                 <w:sz w:val="18"/>
               </w:rPr>
-              <w:t>NLS-GQVĐ (Cơ bản 2): GV cho HS làm bộ bài tập tương tác có chấm tự động cho “Luyện tập chung”: sau mỗi câu HS biết ngay đúng hay sai và xem</w:t>
-            </w:r>
-          </w:p>
-          <w:p>
-            <w:pPr>
-              <w:spacing w:after="0"/>
-            </w:pPr>
-            <w:r>
-              <w:rPr>
-                <w:b w:val="0"/>
-                <w:i w:val="0"/>
-                <w:sz w:val="18"/>
-              </w:rPr>
-              <w:t>NLS-GT (Cơ bản 2): HS ghép cặp, mỗi bạn chọn một bài khó để giảng lại cho bạn nghe trên bảng nhóm hoặc trên màn hình chung</w:t>
-            </w:r>
-          </w:p>
-          <w:p>
-            <w:pPr>
-              <w:spacing w:after="0"/>
-            </w:pPr>
-            <w:r>
-              <w:rPr>
-                <w:b w:val="0"/>
-                <w:i w:val="0"/>
-                <w:sz w:val="18"/>
-              </w:rPr>
-              <w:t>NLS-AT: Làm hết bài rồi mới xem đáp án, xem đáp án để hiểu chứ không chép</w:t>
+              <w:t>NLS-GQVĐ (Cơ bản 2): Ở tiết luyện tập chung có dạng toán tìm hai số khi biết tổng.</w:t>
             </w:r>
           </w:p>
         </w:tc>
@@ -8524,33 +7861,6 @@
                 <w:i w:val="0"/>
                 <w:sz w:val="18"/>
               </w:rPr>
-              <w:t>NLS-GQVĐ (Cơ bản 2): GV dùng phần mềm hình học động cho “Hai đường thẳng vuông góc”: kéo một cạnh để góc mở rộng dần</w:t>
-            </w:r>
-          </w:p>
-          <w:p>
-            <w:pPr>
-              <w:spacing w:after="0"/>
-            </w:pPr>
-            <w:r>
-              <w:rPr>
-                <w:b w:val="0"/>
-                <w:i w:val="0"/>
-                <w:sz w:val="18"/>
-              </w:rPr>
-              <w:t>NLS-ST (Cơ bản 2): HS vẽ lại hình của bài trên phần mềm vẽ đơn giản, ghi số đo góc và độ dài cạnh</w:t>
-            </w:r>
-          </w:p>
-          <w:p>
-            <w:pPr>
-              <w:spacing w:after="0"/>
-            </w:pPr>
-            <w:r>
-              <w:rPr>
-                <w:b w:val="0"/>
-                <w:i w:val="0"/>
-                <w:sz w:val="18"/>
-              </w:rPr>
-              <w:t>NLS-AT: Phần mềm chỉ để quan sát và kiểm tra, HS vẫn phải tự vẽ, tự đo bằng thước</w:t>
             </w:r>
           </w:p>
         </w:tc>
@@ -8781,7 +8091,7 @@
                 <w:i w:val="0"/>
                 <w:sz w:val="18"/>
               </w:rPr>
-              <w:t>NLS-ST: Dùng công cụ số đơn giản để đo, vẽ, trình bày kết quả thực hành (có hướng dẫn).</w:t>
+              <w:t>NLS-KT (Cơ bản 2): Ở bài thực hành vẽ hai đường thẳng vuông góc, GV dùng phần mềm hình học chiếu từng bước vẽ.</w:t>
             </w:r>
           </w:p>
         </w:tc>
@@ -9010,33 +8320,6 @@
                 <w:i w:val="0"/>
                 <w:sz w:val="18"/>
               </w:rPr>
-              <w:t>NLS-GQVĐ (Cơ bản 2): GV dùng phần mềm hình học động cho “Hai đường thẳng song song”: kéo một cạnh để góc mở rộng dần</w:t>
-            </w:r>
-          </w:p>
-          <w:p>
-            <w:pPr>
-              <w:spacing w:after="0"/>
-            </w:pPr>
-            <w:r>
-              <w:rPr>
-                <w:b w:val="0"/>
-                <w:i w:val="0"/>
-                <w:sz w:val="18"/>
-              </w:rPr>
-              <w:t>NLS-ST (Cơ bản 2): HS vẽ lại hình của bài trên phần mềm vẽ đơn giản, ghi số đo góc và độ dài cạnh</w:t>
-            </w:r>
-          </w:p>
-          <w:p>
-            <w:pPr>
-              <w:spacing w:after="0"/>
-            </w:pPr>
-            <w:r>
-              <w:rPr>
-                <w:b w:val="0"/>
-                <w:i w:val="0"/>
-                <w:sz w:val="18"/>
-              </w:rPr>
-              <w:t>NLS-AT: Phần mềm chỉ để quan sát và kiểm tra, HS vẫn phải tự vẽ, tự đo bằng thước</w:t>
             </w:r>
           </w:p>
         </w:tc>
@@ -9265,7 +8548,6 @@
                 <w:i w:val="0"/>
                 <w:sz w:val="18"/>
               </w:rPr>
-              <w:t>NLS-ST: Dùng công cụ số đơn giản để đo, vẽ, trình bày kết quả thực hành (có hướng dẫn).</w:t>
             </w:r>
           </w:p>
         </w:tc>
@@ -9496,33 +8778,7 @@
                 <w:i w:val="0"/>
                 <w:sz w:val="18"/>
               </w:rPr>
-              <w:t>NLS-GQVĐ (Cơ bản 2): GV dùng phần mềm hình học động cho “Hình bình hành, hình thoi”: kéo một cạnh để góc mở rộng dần</w:t>
-            </w:r>
-          </w:p>
-          <w:p>
-            <w:pPr>
-              <w:spacing w:after="0"/>
-            </w:pPr>
-            <w:r>
-              <w:rPr>
-                <w:b w:val="0"/>
-                <w:i w:val="0"/>
-                <w:sz w:val="18"/>
-              </w:rPr>
-              <w:t>NLS-ST (Cơ bản 2): HS vẽ lại hình của bài trên phần mềm vẽ đơn giản, ghi số đo góc và độ dài cạnh</w:t>
-            </w:r>
-          </w:p>
-          <w:p>
-            <w:pPr>
-              <w:spacing w:after="0"/>
-            </w:pPr>
-            <w:r>
-              <w:rPr>
-                <w:b w:val="0"/>
-                <w:i w:val="0"/>
-                <w:sz w:val="18"/>
-              </w:rPr>
-              <w:t>NLS-AT: Phần mềm chỉ để quan sát và kiểm tra, HS vẫn phải tự vẽ, tự đo bằng thước</w:t>
+              <w:t>NLS-GQVĐ (Cơ bản 2): Dùng phần mềm hình học động cho “Hình bình hành, hình thoi”.</w:t>
             </w:r>
           </w:p>
         </w:tc>
@@ -9865,33 +9121,6 @@
                 <w:i w:val="0"/>
                 <w:sz w:val="18"/>
               </w:rPr>
-              <w:t>NLS-GQVĐ (Cơ bản 2): GV cho HS làm bộ bài tập tương tác có chấm tự động cho “Luyện tập chung”: sau mỗi câu HS biết ngay đúng hay sai và xem</w:t>
-            </w:r>
-          </w:p>
-          <w:p>
-            <w:pPr>
-              <w:spacing w:after="0"/>
-            </w:pPr>
-            <w:r>
-              <w:rPr>
-                <w:b w:val="0"/>
-                <w:i w:val="0"/>
-                <w:sz w:val="18"/>
-              </w:rPr>
-              <w:t>NLS-GT (Cơ bản 2): HS ghép cặp, mỗi bạn chọn một bài khó để giảng lại cho bạn nghe trên bảng nhóm hoặc trên màn hình chung</w:t>
-            </w:r>
-          </w:p>
-          <w:p>
-            <w:pPr>
-              <w:spacing w:after="0"/>
-            </w:pPr>
-            <w:r>
-              <w:rPr>
-                <w:b w:val="0"/>
-                <w:i w:val="0"/>
-                <w:sz w:val="18"/>
-              </w:rPr>
-              <w:t>NLS-AT: Làm hết bài rồi mới xem đáp án, xem đáp án để hiểu chứ không chép</w:t>
             </w:r>
           </w:p>
         </w:tc>
@@ -13810,6 +13039,19 @@
                 <w:i w:val="0"/>
                 <w:sz w:val="18"/>
               </w:rPr>
+              <w:t>NLS-GQVĐ (Cơ bản 2): Dùng sơ đồ đoạn thẳng vẽ trên máy cho “Thực hành và trải nghiệm ước lượng trong tính toán”.</w:t>
+            </w:r>
+          </w:p>
+          <w:p>
+            <w:pPr>
+              <w:spacing w:after="0"/>
+            </w:pPr>
+            <w:r>
+              <w:rPr>
+                <w:b w:val="0"/>
+                <w:i w:val="0"/>
+                <w:sz w:val="18"/>
+              </w:rPr>
               <w:t>STEM: Thực hành ước lượng (Toán – Mĩ thuật) — dạy thay cho tiết này.</w:t>
             </w:r>
           </w:p>
@@ -14155,33 +13397,7 @@
                 <w:i w:val="0"/>
                 <w:sz w:val="18"/>
               </w:rPr>
-              <w:t>NLS-GQVĐ (Cơ bản 2): GV dùng sơ đồ đoạn thẳng vẽ trên máy cho “Bài toán liên quan đến rút về đơn vị”: kéo thay đổi số liệu</w:t>
-            </w:r>
-          </w:p>
-          <w:p>
-            <w:pPr>
-              <w:spacing w:after="0"/>
-            </w:pPr>
-            <w:r>
-              <w:rPr>
-                <w:b w:val="0"/>
-                <w:i w:val="0"/>
-                <w:sz w:val="18"/>
-              </w:rPr>
-              <w:t>NLS-KT (Cơ bản 2): HS nhập một dãy số liệu thật của lớp (số sách đã đọc, số phút tập thể dục, chiều cao) vào bảng tính rồi tính tổng</w:t>
-            </w:r>
-          </w:p>
-          <w:p>
-            <w:pPr>
-              <w:spacing w:after="0"/>
-            </w:pPr>
-            <w:r>
-              <w:rPr>
-                <w:b w:val="0"/>
-                <w:i w:val="0"/>
-                <w:sz w:val="18"/>
-              </w:rPr>
-              <w:t>NLS-AT: Tự trình bày bài giải trước, chỉ dùng máy để kiểm tra lại kết quả</w:t>
+              <w:t>NLS-GQVĐ (Cơ bản 2): Dùng sơ đồ đoạn thẳng vẽ trên máy cho “Bài toán liên quan đến rút về đơn vị”.</w:t>
             </w:r>
           </w:p>
         </w:tc>
@@ -14410,33 +13626,6 @@
                 <w:i w:val="0"/>
                 <w:sz w:val="18"/>
               </w:rPr>
-              <w:t>NLS-GQVĐ (Cơ bản 2): GV cho HS làm bộ bài tập tương tác có chấm tự động cho “Luyện tập chung”: sau mỗi câu HS biết ngay đúng hay sai và xem</w:t>
-            </w:r>
-          </w:p>
-          <w:p>
-            <w:pPr>
-              <w:spacing w:after="0"/>
-            </w:pPr>
-            <w:r>
-              <w:rPr>
-                <w:b w:val="0"/>
-                <w:i w:val="0"/>
-                <w:sz w:val="18"/>
-              </w:rPr>
-              <w:t>NLS-GT (Cơ bản 2): HS ghép cặp, mỗi bạn chọn một bài khó để giảng lại cho bạn nghe trên bảng nhóm hoặc trên màn hình chung</w:t>
-            </w:r>
-          </w:p>
-          <w:p>
-            <w:pPr>
-              <w:spacing w:after="0"/>
-            </w:pPr>
-            <w:r>
-              <w:rPr>
-                <w:b w:val="0"/>
-                <w:i w:val="0"/>
-                <w:sz w:val="18"/>
-              </w:rPr>
-              <w:t>NLS-AT: Làm hết bài rồi mới xem đáp án, xem đáp án để hiểu chứ không chép</w:t>
             </w:r>
           </w:p>
         </w:tc>
@@ -14782,33 +13971,7 @@
                 <w:i w:val="0"/>
                 <w:sz w:val="18"/>
               </w:rPr>
-              <w:t>NLS-KT (Cơ bản 2): HS thu thập số liệu thật trong lớp phục vụ “Dãy số liệu thống kê” (môn thể thao yêu thích, số phút đọc sách mỗi ngày</w:t>
-            </w:r>
-          </w:p>
-          <w:p>
-            <w:pPr>
-              <w:spacing w:after="0"/>
-            </w:pPr>
-            <w:r>
-              <w:rPr>
-                <w:b w:val="0"/>
-                <w:i w:val="0"/>
-                <w:sz w:val="18"/>
-              </w:rPr>
-              <w:t>NLS-GQVĐ (Cơ bản 2): HS đọc biểu đồ máy vẽ để trả lời câu hỏi của bài; thử đổi cách sắp xếp cột hoặc đổi kiểu biểu đồ rồi nhận xét cách</w:t>
-            </w:r>
-          </w:p>
-          <w:p>
-            <w:pPr>
-              <w:spacing w:after="0"/>
-            </w:pPr>
-            <w:r>
-              <w:rPr>
-                <w:b w:val="0"/>
-                <w:i w:val="0"/>
-                <w:sz w:val="18"/>
-              </w:rPr>
-              <w:t>NLS-AT: Không đưa thông tin riêng tư của bạn (địa chỉ, hoàn cảnh gia đình, điểm số</w:t>
+              <w:t>NLS-KT (Cơ bản 2): HS thu thập số liệu thật trong lớp phục vụ “Dãy số liệu thống kê” (môn thể thao yêu thích.</w:t>
             </w:r>
           </w:p>
         </w:tc>
@@ -15037,33 +14200,6 @@
                 <w:i w:val="0"/>
                 <w:sz w:val="18"/>
               </w:rPr>
-              <w:t>NLS-KT (Cơ bản 2): HS thu thập số liệu thật trong lớp phục vụ “Biểu đồ cột” (môn thể thao yêu thích, số phút đọc sách mỗi ngày</w:t>
-            </w:r>
-          </w:p>
-          <w:p>
-            <w:pPr>
-              <w:spacing w:after="0"/>
-            </w:pPr>
-            <w:r>
-              <w:rPr>
-                <w:b w:val="0"/>
-                <w:i w:val="0"/>
-                <w:sz w:val="18"/>
-              </w:rPr>
-              <w:t>NLS-GQVĐ (Cơ bản 2): HS đọc biểu đồ máy vẽ để trả lời câu hỏi của bài; thử đổi cách sắp xếp cột hoặc đổi kiểu biểu đồ rồi nhận xét cách</w:t>
-            </w:r>
-          </w:p>
-          <w:p>
-            <w:pPr>
-              <w:spacing w:after="0"/>
-            </w:pPr>
-            <w:r>
-              <w:rPr>
-                <w:b w:val="0"/>
-                <w:i w:val="0"/>
-                <w:sz w:val="18"/>
-              </w:rPr>
-              <w:t>NLS-AT: Không đưa thông tin riêng tư của bạn (địa chỉ, hoàn cảnh gia đình, điểm số</w:t>
             </w:r>
           </w:p>
         </w:tc>
@@ -15294,33 +14430,7 @@
                 <w:i w:val="0"/>
                 <w:sz w:val="18"/>
               </w:rPr>
-              <w:t>NLS-KT (Cơ bản 2): HS thu thập số liệu thật trong lớp phục vụ “Số lần xuất hiện của một sự kiện” (môn thể thao yêu thích</w:t>
-            </w:r>
-          </w:p>
-          <w:p>
-            <w:pPr>
-              <w:spacing w:after="0"/>
-            </w:pPr>
-            <w:r>
-              <w:rPr>
-                <w:b w:val="0"/>
-                <w:i w:val="0"/>
-                <w:sz w:val="18"/>
-              </w:rPr>
-              <w:t>NLS-GQVĐ (Cơ bản 2): HS đọc biểu đồ máy vẽ để trả lời câu hỏi của bài; thử đổi cách sắp xếp cột hoặc đổi kiểu biểu đồ rồi nhận xét cách</w:t>
-            </w:r>
-          </w:p>
-          <w:p>
-            <w:pPr>
-              <w:spacing w:after="0"/>
-            </w:pPr>
-            <w:r>
-              <w:rPr>
-                <w:b w:val="0"/>
-                <w:i w:val="0"/>
-                <w:sz w:val="18"/>
-              </w:rPr>
-              <w:t>NLS-AT: Không đưa thông tin riêng tư của bạn (địa chỉ, hoàn cảnh gia đình, điểm số</w:t>
+              <w:t>NLS-KT (Cơ bản 2): HS thu thập số liệu thật trong lớp phục vụ “Số lần xuất hiện của một sự kiện” (môn thể thao yêu thích..</w:t>
             </w:r>
           </w:p>
         </w:tc>
@@ -15549,33 +14659,6 @@
                 <w:i w:val="0"/>
                 <w:sz w:val="18"/>
               </w:rPr>
-              <w:t>NLS-KT (Cơ bản 2): HS thu thập số liệu thật trong lớp phục vụ “Luyện tập chung” (môn thể thao yêu thích, số phút đọc sách mỗi ngày</w:t>
-            </w:r>
-          </w:p>
-          <w:p>
-            <w:pPr>
-              <w:spacing w:after="0"/>
-            </w:pPr>
-            <w:r>
-              <w:rPr>
-                <w:b w:val="0"/>
-                <w:i w:val="0"/>
-                <w:sz w:val="18"/>
-              </w:rPr>
-              <w:t>NLS-GQVĐ (Cơ bản 2): HS đọc biểu đồ máy vẽ để trả lời câu hỏi của bài; thử đổi cách sắp xếp cột hoặc đổi kiểu biểu đồ rồi nhận xét cách</w:t>
-            </w:r>
-          </w:p>
-          <w:p>
-            <w:pPr>
-              <w:spacing w:after="0"/>
-            </w:pPr>
-            <w:r>
-              <w:rPr>
-                <w:b w:val="0"/>
-                <w:i w:val="0"/>
-                <w:sz w:val="18"/>
-              </w:rPr>
-              <w:t>NLS-AT: Không đưa thông tin riêng tư của bạn (địa chỉ, hoàn cảnh gia đình, điểm số</w:t>
             </w:r>
           </w:p>
         </w:tc>
@@ -15691,33 +14774,6 @@
                 <w:i w:val="0"/>
                 <w:sz w:val="18"/>
               </w:rPr>
-              <w:t>NLS-GQVĐ (Cơ bản 2): GV dùng học liệu tương tác cho “Khái niệm phân số”: kéo để chia hình tròn, băng giấy, thanh phân số thành 2, 4</w:t>
-            </w:r>
-          </w:p>
-          <w:p>
-            <w:pPr>
-              <w:spacing w:after="0"/>
-            </w:pPr>
-            <w:r>
-              <w:rPr>
-                <w:b w:val="0"/>
-                <w:i w:val="0"/>
-                <w:sz w:val="18"/>
-              </w:rPr>
-              <w:t>NLS-GQVĐ (Cơ bản 2): HS dùng thanh phân số động để so sánh hai phân số khác mẫu số</w:t>
-            </w:r>
-          </w:p>
-          <w:p>
-            <w:pPr>
-              <w:spacing w:after="0"/>
-            </w:pPr>
-            <w:r>
-              <w:rPr>
-                <w:b w:val="0"/>
-                <w:i w:val="0"/>
-                <w:sz w:val="18"/>
-              </w:rPr>
-              <w:t>NLS-AT: Học liệu chỉ giúp nhìn thấy, HS vẫn phải viết và giải thích bằng lời trong vở</w:t>
             </w:r>
           </w:p>
         </w:tc>
@@ -15948,33 +15004,7 @@
                 <w:i w:val="0"/>
                 <w:sz w:val="18"/>
               </w:rPr>
-              <w:t>NLS-GQVĐ (Cơ bản 2): GV dùng học liệu tương tác cho “Phân số và phép chia số tự nhiên”: kéo để chia hình tròn, băng giấy, thanh phân số thành 2, 4</w:t>
-            </w:r>
-          </w:p>
-          <w:p>
-            <w:pPr>
-              <w:spacing w:after="0"/>
-            </w:pPr>
-            <w:r>
-              <w:rPr>
-                <w:b w:val="0"/>
-                <w:i w:val="0"/>
-                <w:sz w:val="18"/>
-              </w:rPr>
-              <w:t>NLS-GQVĐ (Cơ bản 2): HS dùng thanh phân số động để so sánh hai phân số khác mẫu số</w:t>
-            </w:r>
-          </w:p>
-          <w:p>
-            <w:pPr>
-              <w:spacing w:after="0"/>
-            </w:pPr>
-            <w:r>
-              <w:rPr>
-                <w:b w:val="0"/>
-                <w:i w:val="0"/>
-                <w:sz w:val="18"/>
-              </w:rPr>
-              <w:t>NLS-AT: Học liệu chỉ giúp nhìn thấy, HS vẫn phải viết và giải thích bằng lời trong vở</w:t>
+              <w:t>NLS-GQVĐ (Cơ bản 2): Dùng học liệu tương tác cho “Phân số và phép chia số tự nhiên”.</w:t>
             </w:r>
           </w:p>
         </w:tc>
@@ -16203,45 +15233,6 @@
                 <w:i w:val="0"/>
                 <w:sz w:val="18"/>
               </w:rPr>
-              <w:t>NLS-GQVĐ (Cơ bản 2): GV dùng học liệu tương tác cho “Tính chất cơ bản của phân số”: kéo để chia hình tròn, băng giấy, thanh phân số thành 2, 4</w:t>
-            </w:r>
-          </w:p>
-          <w:p>
-            <w:pPr>
-              <w:spacing w:after="0"/>
-            </w:pPr>
-            <w:r>
-              <w:rPr>
-                <w:b w:val="0"/>
-                <w:i w:val="0"/>
-                <w:sz w:val="18"/>
-              </w:rPr>
-              <w:t>NLS-GQVĐ (Cơ bản 2): HS dùng thanh phân số động để so sánh hai phân số khác mẫu số</w:t>
-            </w:r>
-          </w:p>
-          <w:p>
-            <w:pPr>
-              <w:spacing w:after="0"/>
-            </w:pPr>
-            <w:r>
-              <w:rPr>
-                <w:b w:val="0"/>
-                <w:i w:val="0"/>
-                <w:sz w:val="18"/>
-              </w:rPr>
-              <w:t>NLS-AT: Học liệu chỉ giúp nhìn thấy, HS vẫn phải viết và giải thích bằng lời trong vở</w:t>
-            </w:r>
-          </w:p>
-          <w:p>
-            <w:pPr>
-              <w:spacing w:after="0"/>
-            </w:pPr>
-            <w:r>
-              <w:rPr>
-                <w:b w:val="0"/>
-                <w:i w:val="0"/>
-                <w:sz w:val="18"/>
-              </w:rPr>
               <w:t>KNS: KN chi tiêu hợp lí: tính toán khi mua bán, biết tiết kiệm.</w:t>
             </w:r>
           </w:p>
@@ -17045,6 +16036,7 @@
                 <w:i w:val="0"/>
                 <w:sz w:val="18"/>
               </w:rPr>
+              <w:t>NLS-GQVĐ (Cơ bản 2): Dùng học liệu tương tác cho “So sánh phân số”.</w:t>
             </w:r>
           </w:p>
         </w:tc>
@@ -17389,33 +16381,7 @@
                 <w:i w:val="0"/>
                 <w:sz w:val="18"/>
               </w:rPr>
-              <w:t>NLS-GQVĐ (Cơ bản 2): GV cho HS làm bộ bài tập tương tác có chấm tự động cho “Luyện tập chung”: sau mỗi câu HS biết ngay đúng hay sai và xem</w:t>
-            </w:r>
-          </w:p>
-          <w:p>
-            <w:pPr>
-              <w:spacing w:after="0"/>
-            </w:pPr>
-            <w:r>
-              <w:rPr>
-                <w:b w:val="0"/>
-                <w:i w:val="0"/>
-                <w:sz w:val="18"/>
-              </w:rPr>
-              <w:t>NLS-GT (Cơ bản 2): HS ghép cặp, mỗi bạn chọn một bài khó để giảng lại cho bạn nghe trên bảng nhóm hoặc trên màn hình chung</w:t>
-            </w:r>
-          </w:p>
-          <w:p>
-            <w:pPr>
-              <w:spacing w:after="0"/>
-            </w:pPr>
-            <w:r>
-              <w:rPr>
-                <w:b w:val="0"/>
-                <w:i w:val="0"/>
-                <w:sz w:val="18"/>
-              </w:rPr>
-              <w:t>NLS-AT: Làm hết bài rồi mới xem đáp án, xem đáp án để hiểu chứ không chép</w:t>
+              <w:t>NLS-GQVĐ (Cơ bản 2): Cho HS làm bộ bài tập tương tác có chấm tự động cho “Luyện tập chung”.</w:t>
             </w:r>
           </w:p>
         </w:tc>
@@ -18447,33 +17413,7 @@
                 <w:i w:val="0"/>
                 <w:sz w:val="18"/>
               </w:rPr>
-              <w:t>NLS-GQVĐ (Cơ bản 2): GV cho HS làm bộ bài tập tương tác có chấm tự động cho “Luyện tập chung”: sau mỗi câu HS biết ngay đúng hay sai và xem</w:t>
-            </w:r>
-          </w:p>
-          <w:p>
-            <w:pPr>
-              <w:spacing w:after="0"/>
-            </w:pPr>
-            <w:r>
-              <w:rPr>
-                <w:b w:val="0"/>
-                <w:i w:val="0"/>
-                <w:sz w:val="18"/>
-              </w:rPr>
-              <w:t>NLS-GT (Cơ bản 2): HS ghép cặp, mỗi bạn chọn một bài khó để giảng lại cho bạn nghe trên bảng nhóm hoặc trên màn hình chung</w:t>
-            </w:r>
-          </w:p>
-          <w:p>
-            <w:pPr>
-              <w:spacing w:after="0"/>
-            </w:pPr>
-            <w:r>
-              <w:rPr>
-                <w:b w:val="0"/>
-                <w:i w:val="0"/>
-                <w:sz w:val="18"/>
-              </w:rPr>
-              <w:t>NLS-AT: Làm hết bài rồi mới xem đáp án, xem đáp án để hiểu chứ không chép</w:t>
+              <w:t>NLS-GQVĐ (Cơ bản 2): Cho HS làm bộ bài tập tương tác có chấm tự động cho “Luyện tập chung”.</w:t>
             </w:r>
           </w:p>
         </w:tc>
@@ -19619,33 +18559,7 @@
                 <w:i w:val="0"/>
                 <w:sz w:val="18"/>
               </w:rPr>
-              <w:t>NLS-GQVĐ (Cơ bản 2): GV cho HS làm bộ bài tập tương tác có chấm tự động cho “Luyện tập chung”: sau mỗi câu HS biết ngay đúng hay sai và xem</w:t>
-            </w:r>
-          </w:p>
-          <w:p>
-            <w:pPr>
-              <w:spacing w:after="0"/>
-            </w:pPr>
-            <w:r>
-              <w:rPr>
-                <w:b w:val="0"/>
-                <w:i w:val="0"/>
-                <w:sz w:val="18"/>
-              </w:rPr>
-              <w:t>NLS-GT (Cơ bản 2): HS ghép cặp, mỗi bạn chọn một bài khó để giảng lại cho bạn nghe trên bảng nhóm hoặc trên màn hình chung</w:t>
-            </w:r>
-          </w:p>
-          <w:p>
-            <w:pPr>
-              <w:spacing w:after="0"/>
-            </w:pPr>
-            <w:r>
-              <w:rPr>
-                <w:b w:val="0"/>
-                <w:i w:val="0"/>
-                <w:sz w:val="18"/>
-              </w:rPr>
-              <w:t>NLS-AT: Làm hết bài rồi mới xem đáp án, xem đáp án để hiểu chứ không chép</w:t>
+              <w:t>NLS-GQVĐ (Cơ bản 2): Cho HS làm bộ bài tập tương tác có chấm tự động cho “Luyện tập chung”.</w:t>
             </w:r>
           </w:p>
         </w:tc>
@@ -19874,33 +18788,6 @@
                 <w:i w:val="0"/>
                 <w:sz w:val="18"/>
               </w:rPr>
-              <w:t>NLS-GQVĐ (Cơ bản 2): GV cho HS làm bộ bài tập tương tác có chấm tự động cho “Luyện tập chung”: sau mỗi câu HS biết ngay đúng hay sai và xem</w:t>
-            </w:r>
-          </w:p>
-          <w:p>
-            <w:pPr>
-              <w:spacing w:after="0"/>
-            </w:pPr>
-            <w:r>
-              <w:rPr>
-                <w:b w:val="0"/>
-                <w:i w:val="0"/>
-                <w:sz w:val="18"/>
-              </w:rPr>
-              <w:t>NLS-GT (Cơ bản 2): HS ghép cặp, mỗi bạn chọn một bài khó để giảng lại cho bạn nghe trên bảng nhóm hoặc trên màn hình chung</w:t>
-            </w:r>
-          </w:p>
-          <w:p>
-            <w:pPr>
-              <w:spacing w:after="0"/>
-            </w:pPr>
-            <w:r>
-              <w:rPr>
-                <w:b w:val="0"/>
-                <w:i w:val="0"/>
-                <w:sz w:val="18"/>
-              </w:rPr>
-              <w:t>NLS-AT: Làm hết bài rồi mới xem đáp án, xem đáp án để hiểu chứ không chép</w:t>
             </w:r>
           </w:p>
         </w:tc>

--- a/assets/docs/lop4/Toan - Lop 4.docx
+++ b/assets/docs/lop4/Toan - Lop 4.docx
@@ -624,6 +624,7 @@
                 <w:i w:val="0"/>
                 <w:sz w:val="18"/>
               </w:rPr>
+              <w:t>Năng lực số 1.1 CB2c: HS đọc, viết, so sánh, làm tròn được các số lớn lấy từ số liệu thật, có ghi nguồn</w:t>
             </w:r>
           </w:p>
         </w:tc>
@@ -738,6 +739,7 @@
                 <w:i w:val="0"/>
                 <w:sz w:val="18"/>
               </w:rPr>
+              <w:t>Năng lực số 1.1 CB2c: HS đọc, viết, so sánh, làm tròn được các số lớn lấy từ số liệu thật, có ghi nguồn</w:t>
             </w:r>
           </w:p>
         </w:tc>
@@ -1196,7 +1198,7 @@
                 <w:i w:val="0"/>
                 <w:sz w:val="18"/>
               </w:rPr>
-              <w:t>NLS-KT (Cơ bản 2): Chiếu tranh và bóng nói của Mai, Rô-bốt lên máy chiếu, hiện dãy số.</w:t>
+              <w:t>Năng lực số 1.1 CB2c: HS tìm số chẵn, số lẻ trong dãy số chiếu trên màn hình và nêu được dấu hiệu nhận biết</w:t>
             </w:r>
           </w:p>
         </w:tc>
@@ -1311,6 +1313,7 @@
                 <w:i w:val="0"/>
                 <w:sz w:val="18"/>
               </w:rPr>
+              <w:t>Năng lực số 1.1 CB2c: HS tìm số chẵn, số lẻ trong dãy số chiếu trên màn hình và nêu được dấu hiệu nhận biết</w:t>
             </w:r>
           </w:p>
         </w:tc>
@@ -1425,6 +1428,7 @@
                 <w:i w:val="0"/>
                 <w:sz w:val="18"/>
               </w:rPr>
+              <w:t>Năng lực số 5.2 CB2b: HS nêu được các bước giải và nhận ra cấu trúc bài toán không đổi khi số liệu thay đổi</w:t>
             </w:r>
           </w:p>
         </w:tc>
@@ -1539,6 +1543,7 @@
                 <w:i w:val="0"/>
                 <w:sz w:val="18"/>
               </w:rPr>
+              <w:t>Năng lực số 5.2 CB2b: HS nêu được các bước giải và nhận ra cấu trúc bài toán không đổi khi số liệu thay đổi</w:t>
             </w:r>
           </w:p>
         </w:tc>
@@ -1653,6 +1658,7 @@
                 <w:i w:val="0"/>
                 <w:sz w:val="18"/>
               </w:rPr>
+              <w:t>Năng lực số 5.2 CB2b: HS nêu được các bước giải và nhận ra cấu trúc bài toán không đổi khi số liệu thay đổi</w:t>
             </w:r>
           </w:p>
         </w:tc>
@@ -1769,7 +1775,7 @@
                 <w:i w:val="0"/>
                 <w:sz w:val="18"/>
               </w:rPr>
-              <w:t>NLS-GQVĐ (Cơ bản 2): Ở bài “Giải bài toán có ba bước tính”, GV dùng sơ đồ đoạn thẳng vẽ trên máy.</w:t>
+              <w:t>Năng lực số 5.2 CB2b: HS nêu được các bước giải và nhận ra cấu trúc bài toán không đổi khi số liệu thay đổi</w:t>
             </w:r>
           </w:p>
         </w:tc>
@@ -1884,6 +1890,7 @@
                 <w:i w:val="0"/>
                 <w:sz w:val="18"/>
               </w:rPr>
+              <w:t>Năng lực số 5.2 CB2b: HS nêu được các bước giải và nhận ra cấu trúc bài toán không đổi khi số liệu thay đổi</w:t>
             </w:r>
           </w:p>
         </w:tc>
@@ -1998,6 +2005,7 @@
                 <w:i w:val="0"/>
                 <w:sz w:val="18"/>
               </w:rPr>
+              <w:t>Năng lực số 5.4 CB2a: HS làm bài tập tương tác, tự xác định dạng bài mình còn yếu và luyện thêm</w:t>
             </w:r>
           </w:p>
         </w:tc>
@@ -2112,6 +2120,7 @@
                 <w:i w:val="0"/>
                 <w:sz w:val="18"/>
               </w:rPr>
+              <w:t>Năng lực số 5.4 CB2a: HS làm bài tập tương tác, tự xác định dạng bài mình còn yếu và luyện thêm</w:t>
             </w:r>
           </w:p>
         </w:tc>
@@ -2227,6 +2236,7 @@
                 <w:i w:val="0"/>
                 <w:sz w:val="18"/>
               </w:rPr>
+              <w:t>Năng lực số 5.2 CB2b: HS mô tả được đặc điểm góc, đường thẳng, hình học nhờ quan sát hình động và kiểm chứng bằng dụng cụ vẽ</w:t>
             </w:r>
           </w:p>
         </w:tc>
@@ -2343,6 +2353,7 @@
                 <w:i w:val="0"/>
                 <w:sz w:val="18"/>
               </w:rPr>
+              <w:t>Năng lực số 5.2 CB2b: HS mô tả được đặc điểm góc, đường thẳng, hình học nhờ quan sát hình động và kiểm chứng bằng dụng cụ vẽ</w:t>
             </w:r>
           </w:p>
         </w:tc>
@@ -2457,7 +2468,7 @@
                 <w:i w:val="0"/>
                 <w:sz w:val="18"/>
               </w:rPr>
-              <w:t>NLS-GQVĐ (Cơ bản 2): Dùng phần mềm hình học động cho “Góc nhọn, góc tù, góc bẹt”.</w:t>
+              <w:t>Năng lực số 5.2 CB2b: HS mô tả được đặc điểm góc, đường thẳng, hình học nhờ quan sát hình động và kiểm chứng bằng dụng cụ vẽ</w:t>
             </w:r>
           </w:p>
         </w:tc>
@@ -2572,6 +2583,7 @@
                 <w:i w:val="0"/>
                 <w:sz w:val="18"/>
               </w:rPr>
+              <w:t>Năng lực số 5.2 CB2b: HS mô tả được đặc điểm góc, đường thẳng, hình học nhờ quan sát hình động và kiểm chứng bằng dụng cụ vẽ</w:t>
             </w:r>
           </w:p>
         </w:tc>
@@ -2686,6 +2698,7 @@
                 <w:i w:val="0"/>
                 <w:sz w:val="18"/>
               </w:rPr>
+              <w:t>Năng lực số 5.2 CB2b: HS mô tả được đặc điểm góc, đường thẳng, hình học nhờ quan sát hình động và kiểm chứng bằng dụng cụ vẽ</w:t>
             </w:r>
           </w:p>
         </w:tc>
@@ -2800,6 +2813,7 @@
                 <w:i w:val="0"/>
                 <w:sz w:val="18"/>
               </w:rPr>
+              <w:t>Năng lực số 5.4 CB2a: HS làm bài tập tương tác, tự xác định dạng bài mình còn yếu và luyện thêm</w:t>
             </w:r>
           </w:p>
         </w:tc>
@@ -2916,6 +2930,7 @@
                 <w:i w:val="0"/>
                 <w:sz w:val="18"/>
               </w:rPr>
+              <w:t>Năng lực số 5.4 CB2a: HS làm bài tập tương tác, tự xác định dạng bài mình còn yếu và luyện thêm</w:t>
             </w:r>
           </w:p>
         </w:tc>
@@ -3031,7 +3046,7 @@
                 <w:i w:val="0"/>
                 <w:sz w:val="18"/>
               </w:rPr>
-              <w:t>NLS-KT (Cơ bản 2): Lấy số liệu thật từ nguồn chính thống (dân số một tỉnh.</w:t>
+              <w:t>Năng lực số 1.1 CB2c: HS đọc, viết, so sánh, làm tròn được các số lớn lấy từ số liệu thật, có ghi nguồn</w:t>
             </w:r>
           </w:p>
         </w:tc>
@@ -3146,6 +3161,7 @@
                 <w:i w:val="0"/>
                 <w:sz w:val="18"/>
               </w:rPr>
+              <w:t>Năng lực số 1.1 CB2c: HS đọc, viết, so sánh, làm tròn được các số lớn lấy từ số liệu thật, có ghi nguồn</w:t>
             </w:r>
           </w:p>
         </w:tc>
@@ -3260,6 +3276,7 @@
                 <w:i w:val="0"/>
                 <w:sz w:val="18"/>
               </w:rPr>
+              <w:t>Năng lực số 1.1 CB2c: HS đọc, viết, so sánh, làm tròn được các số lớn lấy từ số liệu thật, có ghi nguồn</w:t>
             </w:r>
           </w:p>
         </w:tc>
@@ -3374,6 +3391,7 @@
                 <w:i w:val="0"/>
                 <w:sz w:val="18"/>
               </w:rPr>
+              <w:t>Năng lực số 1.1 CB2c: HS đọc, viết, so sánh, làm tròn được các số lớn lấy từ số liệu thật, có ghi nguồn</w:t>
             </w:r>
           </w:p>
         </w:tc>
@@ -3490,6 +3508,7 @@
                 <w:i w:val="0"/>
                 <w:sz w:val="18"/>
               </w:rPr>
+              <w:t>Năng lực số 1.1 CB2c: HS đọc, viết, so sánh, làm tròn được các số lớn lấy từ số liệu thật, có ghi nguồn</w:t>
             </w:r>
           </w:p>
         </w:tc>
@@ -3604,7 +3623,7 @@
                 <w:i w:val="0"/>
                 <w:sz w:val="18"/>
               </w:rPr>
-              <w:t>NLS-KT (Cơ bản 2): Lấy số liệu thật từ nguồn chính thống (dân số một tỉnh.</w:t>
+              <w:t>Năng lực số 1.1 CB2c: HS đọc, viết, so sánh, làm tròn được các số lớn lấy từ số liệu thật, có ghi nguồn</w:t>
             </w:r>
           </w:p>
         </w:tc>
@@ -3719,6 +3738,7 @@
                 <w:i w:val="0"/>
                 <w:sz w:val="18"/>
               </w:rPr>
+              <w:t>Năng lực số 1.1 CB2c: HS đọc, viết, so sánh, làm tròn được các số lớn lấy từ số liệu thật, có ghi nguồn</w:t>
             </w:r>
           </w:p>
         </w:tc>
@@ -3833,6 +3853,7 @@
                 <w:i w:val="0"/>
                 <w:sz w:val="18"/>
               </w:rPr>
+              <w:t>Năng lực số 1.1 CB2c: HS đọc, viết, so sánh, làm tròn được các số lớn lấy từ số liệu thật, có ghi nguồn</w:t>
             </w:r>
           </w:p>
         </w:tc>
@@ -3947,6 +3968,7 @@
                 <w:i w:val="0"/>
                 <w:sz w:val="18"/>
               </w:rPr>
+              <w:t>Năng lực số 1.1 CB2c: HS đọc, viết, so sánh, làm tròn được các số lớn lấy từ số liệu thật, có ghi nguồn</w:t>
             </w:r>
           </w:p>
         </w:tc>
@@ -4063,7 +4085,7 @@
                 <w:i w:val="0"/>
                 <w:sz w:val="18"/>
               </w:rPr>
-              <w:t>NLS-KT (Cơ bản 2): Lấy số liệu thật từ nguồn chính thống (dân số một tỉnh.</w:t>
+              <w:t>Năng lực số 1.1 CB2c: HS đọc, viết, so sánh, làm tròn được các số lớn lấy từ số liệu thật, có ghi nguồn</w:t>
             </w:r>
           </w:p>
         </w:tc>
@@ -4178,6 +4200,7 @@
                 <w:i w:val="0"/>
                 <w:sz w:val="18"/>
               </w:rPr>
+              <w:t>Năng lực số 1.1 CB2c: HS đọc, viết, so sánh, làm tròn được các số lớn lấy từ số liệu thật, có ghi nguồn</w:t>
             </w:r>
           </w:p>
         </w:tc>
@@ -4292,6 +4315,7 @@
                 <w:i w:val="0"/>
                 <w:sz w:val="18"/>
               </w:rPr>
+              <w:t>Năng lực số 1.1 CB2c: HS đọc, viết, so sánh, làm tròn được các số lớn lấy từ số liệu thật, có ghi nguồn</w:t>
             </w:r>
           </w:p>
         </w:tc>
@@ -4406,6 +4430,7 @@
                 <w:i w:val="0"/>
                 <w:sz w:val="18"/>
               </w:rPr>
+              <w:t>Năng lực số 1.1 CB2c: HS đọc, viết, so sánh, làm tròn được các số lớn lấy từ số liệu thật, có ghi nguồn</w:t>
             </w:r>
           </w:p>
         </w:tc>
@@ -4520,6 +4545,7 @@
                 <w:i w:val="0"/>
                 <w:sz w:val="18"/>
               </w:rPr>
+              <w:t>SGV 3 tiết; bớt 1 tiết cho kiểm tra định kì; Năng lực số 5.4 CB2a: HS làm bài tập tương tác, tự xác định dạng bài mình còn yếu và luyện thêm</w:t>
             </w:r>
           </w:p>
         </w:tc>
@@ -4636,6 +4662,7 @@
                 <w:i w:val="0"/>
                 <w:sz w:val="18"/>
               </w:rPr>
+              <w:t>Năng lực số 5.4 CB2a: HS làm bài tập tương tác, tự xác định dạng bài mình còn yếu và luyện thêm</w:t>
             </w:r>
           </w:p>
         </w:tc>
@@ -4751,7 +4778,7 @@
                 <w:i w:val="0"/>
                 <w:sz w:val="18"/>
               </w:rPr>
-              <w:t>NLS-KT (Cơ bản 2): HS dùng cân, thước dây và đồng hồ bấm giờ trên thiết bị của.</w:t>
+              <w:t>Năng lực số 1.1 CB2c: HS đo được đại lượng thật bằng dụng cụ đo và thiết bị số, ghi số liệu vào bảng chung</w:t>
             </w:r>
           </w:p>
         </w:tc>
@@ -4866,6 +4893,7 @@
                 <w:i w:val="0"/>
                 <w:sz w:val="18"/>
               </w:rPr>
+              <w:t>Năng lực số 1.1 CB2c: HS đo được đại lượng thật bằng dụng cụ đo và thiết bị số, ghi số liệu vào bảng chung</w:t>
             </w:r>
           </w:p>
         </w:tc>
@@ -4980,6 +5008,7 @@
                 <w:i w:val="0"/>
                 <w:sz w:val="18"/>
               </w:rPr>
+              <w:t>Năng lực số 5.4 CB2a: HS tự soát lại bài bằng công cụ chấm nhanh của GV và chỉ ra dạng quy đổi mình còn hay nhầm</w:t>
             </w:r>
           </w:p>
         </w:tc>
@@ -5094,6 +5123,7 @@
                 <w:i w:val="0"/>
                 <w:sz w:val="18"/>
               </w:rPr>
+              <w:t>Năng lực số 1.1 CB2c: HS đo được đại lượng thật bằng dụng cụ đo và thiết bị số, ghi số liệu vào bảng chung</w:t>
             </w:r>
           </w:p>
         </w:tc>
@@ -5210,6 +5240,7 @@
                 <w:i w:val="0"/>
                 <w:sz w:val="18"/>
               </w:rPr>
+              <w:t>Năng lực số 1.1 CB2c: HS đo được đại lượng thật bằng dụng cụ đo và thiết bị số, ghi số liệu vào bảng chung</w:t>
             </w:r>
           </w:p>
         </w:tc>
@@ -5324,6 +5355,7 @@
                 <w:i w:val="0"/>
                 <w:sz w:val="18"/>
               </w:rPr>
+              <w:t>Năng lực số 1.1 CB2c: HS đo được đại lượng thật bằng dụng cụ đo và thiết bị số, ghi số liệu vào bảng chung</w:t>
             </w:r>
           </w:p>
         </w:tc>
@@ -5438,6 +5470,7 @@
                 <w:i w:val="0"/>
                 <w:sz w:val="18"/>
               </w:rPr>
+              <w:t>Năng lực số 1.1 CB2c: HS đo được đại lượng thật bằng dụng cụ đo và thiết bị số, ghi số liệu vào bảng chung</w:t>
             </w:r>
           </w:p>
         </w:tc>
@@ -5552,7 +5585,7 @@
                 <w:i w:val="0"/>
                 <w:sz w:val="18"/>
               </w:rPr>
-              <w:t>NLS-KT (Cơ bản 2): HS dùng cân, thước dây và đồng hồ bấm giờ trên thiết bị của.</w:t>
+              <w:t>Năng lực số 1.1 CB2c: HS đo được đại lượng thật bằng dụng cụ đo và thiết bị số, ghi số liệu vào bảng chung</w:t>
             </w:r>
           </w:p>
           <w:p>
@@ -5680,6 +5713,7 @@
                 <w:i w:val="0"/>
                 <w:sz w:val="18"/>
               </w:rPr>
+              <w:t>Năng lực số 1.1 CB2c: HS đo được đại lượng thật bằng dụng cụ đo và thiết bị số, ghi số liệu vào bảng chung</w:t>
             </w:r>
           </w:p>
         </w:tc>
@@ -5796,6 +5830,7 @@
                 <w:i w:val="0"/>
                 <w:sz w:val="18"/>
               </w:rPr>
+              <w:t>Năng lực số 1.1 CB2c: HS đo được đại lượng thật bằng dụng cụ đo và thiết bị số, ghi số liệu vào bảng chung</w:t>
             </w:r>
           </w:p>
         </w:tc>
@@ -5911,7 +5946,7 @@
                 <w:i w:val="0"/>
                 <w:sz w:val="18"/>
               </w:rPr>
-              <w:t>NLS-KT (Cơ bản 2): HS dùng cân, thước dây và đồng hồ bấm giờ trên thiết bị của.</w:t>
+              <w:t>Năng lực số 1.1 CB2c: HS đo được đại lượng thật bằng dụng cụ đo và thiết bị số, ghi số liệu vào bảng chung</w:t>
             </w:r>
           </w:p>
         </w:tc>
@@ -6026,6 +6061,7 @@
                 <w:i w:val="0"/>
                 <w:sz w:val="18"/>
               </w:rPr>
+              <w:t>Năng lực số 1.1 CB2c: HS đo được đại lượng thật bằng dụng cụ đo và thiết bị số, ghi số liệu vào bảng chung</w:t>
             </w:r>
           </w:p>
         </w:tc>
@@ -6140,6 +6176,7 @@
                 <w:i w:val="0"/>
                 <w:sz w:val="18"/>
               </w:rPr>
+              <w:t>Năng lực số 1.1 CB2c: HS đo được đại lượng thật bằng dụng cụ đo và thiết bị số, ghi số liệu vào bảng chung</w:t>
             </w:r>
           </w:p>
         </w:tc>
@@ -6254,6 +6291,7 @@
                 <w:i w:val="0"/>
                 <w:sz w:val="18"/>
               </w:rPr>
+              <w:t>Năng lực số 5.4 CB2a: HS làm bài tập tương tác, tự xác định dạng bài mình còn yếu và luyện thêm</w:t>
             </w:r>
           </w:p>
         </w:tc>
@@ -6370,6 +6408,7 @@
                 <w:i w:val="0"/>
                 <w:sz w:val="18"/>
               </w:rPr>
+              <w:t>Năng lực số 5.4 CB2a: HS làm bài tập tương tác, tự xác định dạng bài mình còn yếu và luyện thêm</w:t>
             </w:r>
           </w:p>
         </w:tc>
@@ -6485,7 +6524,6 @@
                 <w:i w:val="0"/>
                 <w:sz w:val="18"/>
               </w:rPr>
-              <w:t>NLS-KT (Cơ bản 2): Ở bài phép cộng các số có nhiều chữ số, GV chiếu bảng hàng phóng to.</w:t>
             </w:r>
           </w:p>
         </w:tc>
@@ -6714,6 +6752,7 @@
                 <w:i w:val="0"/>
                 <w:sz w:val="18"/>
               </w:rPr>
+              <w:t>NLS-GQVĐ (Cơ bản 2): Mở bài tập tương tác đặt tính.</w:t>
             </w:r>
           </w:p>
         </w:tc>
@@ -6944,7 +6983,7 @@
                 <w:i w:val="0"/>
                 <w:sz w:val="18"/>
               </w:rPr>
-              <w:t>NLS-KT (Cơ bản 2): Ở bài tính chất giao hoán và kết hợp của phép cộng, GV chiếu bảng số liệu.</w:t>
+              <w:t>Năng lực số 5.2 CB2b: HS nêu được các bước giải và nhận ra cấu trúc bài toán không đổi khi số liệu thay đổi</w:t>
             </w:r>
           </w:p>
         </w:tc>
@@ -7059,6 +7098,7 @@
                 <w:i w:val="0"/>
                 <w:sz w:val="18"/>
               </w:rPr>
+              <w:t>Năng lực số 5.2 CB2b: HS nêu được các bước giải và nhận ra cấu trúc bài toán không đổi khi số liệu thay đổi</w:t>
             </w:r>
           </w:p>
         </w:tc>
@@ -7173,6 +7213,7 @@
                 <w:i w:val="0"/>
                 <w:sz w:val="18"/>
               </w:rPr>
+              <w:t>Năng lực số 5.4 CB2a: HS làm bài tập tương tác, tự xác định dạng bài mình còn yếu và luyện thêm</w:t>
             </w:r>
           </w:p>
         </w:tc>
@@ -7287,6 +7328,7 @@
                 <w:i w:val="0"/>
                 <w:sz w:val="18"/>
               </w:rPr>
+              <w:t>Năng lực số 5.2 CB2b: HS nêu được các bước giải và nhận ra cấu trúc bài toán không đổi khi số liệu thay đổi</w:t>
             </w:r>
           </w:p>
         </w:tc>
@@ -7401,6 +7443,7 @@
                 <w:i w:val="0"/>
                 <w:sz w:val="18"/>
               </w:rPr>
+              <w:t>Năng lực số 5.2 CB2b: HS nêu được các bước giải và nhận ra cấu trúc bài toán không đổi khi số liệu thay đổi</w:t>
             </w:r>
           </w:p>
         </w:tc>
@@ -7517,7 +7560,7 @@
                 <w:i w:val="0"/>
                 <w:sz w:val="18"/>
               </w:rPr>
-              <w:t>NLS-GQVĐ (Cơ bản 2): Ở tiết luyện tập chung có dạng toán tìm hai số khi biết tổng.</w:t>
+              <w:t>Năng lực số 5.4 CB2a: HS làm bài tập tương tác, tự xác định dạng bài mình còn yếu và luyện thêm</w:t>
             </w:r>
           </w:p>
         </w:tc>
@@ -7632,6 +7675,7 @@
                 <w:i w:val="0"/>
                 <w:sz w:val="18"/>
               </w:rPr>
+              <w:t>Năng lực số 5.4 CB2a: HS làm bài tập tương tác, tự xác định dạng bài mình còn yếu và luyện thêm</w:t>
             </w:r>
           </w:p>
         </w:tc>
@@ -7746,6 +7790,7 @@
                 <w:i w:val="0"/>
                 <w:sz w:val="18"/>
               </w:rPr>
+              <w:t>Năng lực số 5.4 CB2a: HS làm bài tập tương tác, tự xác định dạng bài mình còn yếu và luyện thêm</w:t>
             </w:r>
           </w:p>
         </w:tc>
@@ -7861,6 +7906,7 @@
                 <w:i w:val="0"/>
                 <w:sz w:val="18"/>
               </w:rPr>
+              <w:t>Năng lực số 5.2 CB2b: HS mô tả được đặc điểm góc, đường thẳng, hình học nhờ quan sát hình động và kiểm chứng bằng dụng cụ vẽ</w:t>
             </w:r>
           </w:p>
         </w:tc>
@@ -7975,6 +8021,7 @@
                 <w:i w:val="0"/>
                 <w:sz w:val="18"/>
               </w:rPr>
+              <w:t>Năng lực số 5.2 CB2b: HS mô tả được đặc điểm góc, đường thẳng, hình học nhờ quan sát hình động và kiểm chứng bằng dụng cụ vẽ</w:t>
             </w:r>
           </w:p>
         </w:tc>
@@ -8091,7 +8138,7 @@
                 <w:i w:val="0"/>
                 <w:sz w:val="18"/>
               </w:rPr>
-              <w:t>NLS-KT (Cơ bản 2): Ở bài thực hành vẽ hai đường thẳng vuông góc, GV dùng phần mềm hình học chiếu từng bước vẽ.</w:t>
+              <w:t>Năng lực số 5.2 CB2b: HS mô tả được đặc điểm góc, đường thẳng, hình học nhờ quan sát hình động và kiểm chứng bằng dụng cụ vẽ</w:t>
             </w:r>
           </w:p>
         </w:tc>
@@ -8206,6 +8253,7 @@
                 <w:i w:val="0"/>
                 <w:sz w:val="18"/>
               </w:rPr>
+              <w:t>Năng lực số 5.2 CB2b: HS mô tả được đặc điểm góc, đường thẳng, hình học nhờ quan sát hình động và kiểm chứng bằng dụng cụ vẽ</w:t>
             </w:r>
           </w:p>
         </w:tc>
@@ -8320,6 +8368,7 @@
                 <w:i w:val="0"/>
                 <w:sz w:val="18"/>
               </w:rPr>
+              <w:t>Năng lực số 5.2 CB2b: HS mô tả được đặc điểm góc, đường thẳng, hình học nhờ quan sát hình động và kiểm chứng bằng dụng cụ vẽ</w:t>
             </w:r>
           </w:p>
         </w:tc>
@@ -8434,6 +8483,7 @@
                 <w:i w:val="0"/>
                 <w:sz w:val="18"/>
               </w:rPr>
+              <w:t>Năng lực số 5.2 CB2b: HS mô tả được đặc điểm góc, đường thẳng, hình học nhờ quan sát hình động và kiểm chứng bằng dụng cụ vẽ</w:t>
             </w:r>
           </w:p>
         </w:tc>
@@ -8548,6 +8598,7 @@
                 <w:i w:val="0"/>
                 <w:sz w:val="18"/>
               </w:rPr>
+              <w:t>Năng lực số 5.2 CB2b: HS mô tả được đặc điểm góc, đường thẳng, hình học nhờ quan sát hình động và kiểm chứng bằng dụng cụ vẽ</w:t>
             </w:r>
           </w:p>
         </w:tc>
@@ -8664,6 +8715,7 @@
                 <w:i w:val="0"/>
                 <w:sz w:val="18"/>
               </w:rPr>
+              <w:t>Năng lực số 5.2 CB2b: HS mô tả được đặc điểm góc, đường thẳng, hình học nhờ quan sát hình động và kiểm chứng bằng dụng cụ vẽ</w:t>
             </w:r>
           </w:p>
         </w:tc>
@@ -8778,7 +8830,7 @@
                 <w:i w:val="0"/>
                 <w:sz w:val="18"/>
               </w:rPr>
-              <w:t>NLS-GQVĐ (Cơ bản 2): Dùng phần mềm hình học động cho “Hình bình hành, hình thoi”.</w:t>
+              <w:t>Năng lực số 5.2 CB2b: HS mô tả được đặc điểm góc, đường thẳng, hình học nhờ quan sát hình động và kiểm chứng bằng dụng cụ vẽ</w:t>
             </w:r>
           </w:p>
         </w:tc>
@@ -8893,6 +8945,7 @@
                 <w:i w:val="0"/>
                 <w:sz w:val="18"/>
               </w:rPr>
+              <w:t>Năng lực số 5.2 CB2b: HS mô tả được đặc điểm góc, đường thẳng, hình học nhờ quan sát hình động và kiểm chứng bằng dụng cụ vẽ</w:t>
             </w:r>
           </w:p>
         </w:tc>
@@ -9007,6 +9060,7 @@
                 <w:i w:val="0"/>
                 <w:sz w:val="18"/>
               </w:rPr>
+              <w:t>Năng lực số 5.2 CB2b: HS mô tả được đặc điểm góc, đường thẳng, hình học nhờ quan sát hình động và kiểm chứng bằng dụng cụ vẽ</w:t>
             </w:r>
           </w:p>
         </w:tc>
@@ -9121,6 +9175,7 @@
                 <w:i w:val="0"/>
                 <w:sz w:val="18"/>
               </w:rPr>
+              <w:t>Năng lực số 5.4 CB2a: HS làm bài tập tương tác, tự xác định dạng bài mình còn yếu và luyện thêm</w:t>
             </w:r>
           </w:p>
         </w:tc>
@@ -9237,6 +9292,7 @@
                 <w:i w:val="0"/>
                 <w:sz w:val="18"/>
               </w:rPr>
+              <w:t>Năng lực số 5.4 CB2a: HS làm bài tập tương tác, tự xác định dạng bài mình còn yếu và luyện thêm</w:t>
             </w:r>
           </w:p>
         </w:tc>
@@ -9351,6 +9407,7 @@
                 <w:i w:val="0"/>
                 <w:sz w:val="18"/>
               </w:rPr>
+              <w:t>Năng lực số 5.4 CB2a: HS làm bài tập tương tác, tự xác định dạng bài mình còn yếu và luyện thêm</w:t>
             </w:r>
           </w:p>
         </w:tc>
@@ -9466,6 +9523,7 @@
                 <w:i w:val="0"/>
                 <w:sz w:val="18"/>
               </w:rPr>
+              <w:t>Năng lực số 1.1 CB2c: HS đọc, viết, so sánh, làm tròn được các số lớn lấy từ số liệu thật, có ghi nguồn</w:t>
             </w:r>
           </w:p>
         </w:tc>
@@ -9580,6 +9638,7 @@
                 <w:i w:val="0"/>
                 <w:sz w:val="18"/>
               </w:rPr>
+              <w:t>Năng lực số 1.1 CB2c: HS đọc, viết, so sánh, làm tròn được các số lớn lấy từ số liệu thật, có ghi nguồn</w:t>
             </w:r>
           </w:p>
         </w:tc>
@@ -9810,6 +9869,7 @@
                 <w:i w:val="0"/>
                 <w:sz w:val="18"/>
               </w:rPr>
+              <w:t>Năng lực số 5.2 CB2b: HS mô tả được đặc điểm góc, đường thẳng, hình học nhờ quan sát hình động và kiểm chứng bằng dụng cụ vẽ</w:t>
             </w:r>
           </w:p>
         </w:tc>
@@ -9924,6 +9984,7 @@
                 <w:i w:val="0"/>
                 <w:sz w:val="18"/>
               </w:rPr>
+              <w:t>Năng lực số 5.2 CB2b: HS mô tả được đặc điểm góc, đường thẳng, hình học nhờ quan sát hình động và kiểm chứng bằng dụng cụ vẽ</w:t>
             </w:r>
           </w:p>
         </w:tc>
@@ -10038,6 +10099,19 @@
                 <w:i w:val="0"/>
                 <w:sz w:val="18"/>
               </w:rPr>
+              <w:t>Năng lực số 5.2 CB2b: HS mô tả được đặc điểm góc, đường thẳng, hình học nhờ quan sát hình động và kiểm chứng bằng dụng cụ vẽ</w:t>
+            </w:r>
+          </w:p>
+          <w:p>
+            <w:pPr>
+              <w:spacing w:after="0"/>
+            </w:pPr>
+            <w:r>
+              <w:rPr>
+                <w:b w:val="0"/>
+                <w:i w:val="0"/>
+                <w:sz w:val="18"/>
+              </w:rPr>
               <w:t>STEM: Lắp ghép hình phẳng (Toán – Mĩ thuật) — dạy thay cho tiết này.</w:t>
             </w:r>
           </w:p>
@@ -10153,6 +10227,7 @@
                 <w:i w:val="0"/>
                 <w:sz w:val="18"/>
               </w:rPr>
+              <w:t>Năng lực số 5.2 CB2b: HS mô tả được đặc điểm góc, đường thẳng, hình học nhờ quan sát hình động và kiểm chứng bằng dụng cụ vẽ</w:t>
             </w:r>
           </w:p>
         </w:tc>
@@ -10267,6 +10342,7 @@
                 <w:i w:val="0"/>
                 <w:sz w:val="18"/>
               </w:rPr>
+              <w:t>Năng lực số 5.2 CB2b: HS mô tả được đặc điểm góc, đường thẳng, hình học nhờ quan sát hình động và kiểm chứng bằng dụng cụ vẽ</w:t>
             </w:r>
           </w:p>
         </w:tc>
@@ -10383,6 +10459,7 @@
                 <w:i w:val="0"/>
                 <w:sz w:val="18"/>
               </w:rPr>
+              <w:t>Năng lực số 1.1 CB2c: HS đo được đại lượng thật bằng dụng cụ đo và thiết bị số, ghi số liệu vào bảng chung</w:t>
             </w:r>
           </w:p>
         </w:tc>
@@ -10497,6 +10574,7 @@
                 <w:i w:val="0"/>
                 <w:sz w:val="18"/>
               </w:rPr>
+              <w:t>Năng lực số 1.1 CB2c: HS đo được đại lượng thật bằng dụng cụ đo và thiết bị số, ghi số liệu vào bảng chung</w:t>
             </w:r>
           </w:p>
         </w:tc>
@@ -10611,7 +10689,7 @@
                 <w:i w:val="0"/>
                 <w:sz w:val="18"/>
               </w:rPr>
-              <w:t>SGV 3 tiết; bớt 1 tiết cho kiểm tra định kì</w:t>
+              <w:t>SGV 3 tiết; bớt 1 tiết cho kiểm tra định kì; Năng lực số 5.4 CB2a: HS làm bài tập tương tác, tự xác định dạng bài mình còn yếu và luyện thêm</w:t>
             </w:r>
           </w:p>
         </w:tc>
@@ -10726,6 +10804,7 @@
                 <w:i w:val="0"/>
                 <w:sz w:val="18"/>
               </w:rPr>
+              <w:t>Năng lực số 5.4 CB2a: HS làm bài tập tương tác, tự xác định dạng bài mình còn yếu và luyện thêm</w:t>
             </w:r>
           </w:p>
         </w:tc>
@@ -10981,6 +11060,7 @@
                 <w:i w:val="0"/>
                 <w:sz w:val="18"/>
               </w:rPr>
+              <w:t>NLS-KT (Cơ bản 2): Ở hoạt động Khám phá bài “Nhân với số có một chữ số”, GV chiếu phép nhân đặt tính dọc lên màn.</w:t>
             </w:r>
           </w:p>
         </w:tc>
@@ -11209,6 +11289,7 @@
                 <w:i w:val="0"/>
                 <w:sz w:val="18"/>
               </w:rPr>
+              <w:t>NLS-GQVĐ (Cơ bản 2): Ở hoạt động Luyện tập, GV mở bài tập tương tác.</w:t>
             </w:r>
           </w:p>
         </w:tc>
@@ -11781,6 +11862,7 @@
                 <w:i w:val="0"/>
                 <w:sz w:val="18"/>
               </w:rPr>
+              <w:t>NLS-KT (Cơ bản 2): Ở hoạt động Hình thành kiến thức bài “Nhân, chia với 10, 100, 1 000”, GV chiếu bảng các phép tính 36.</w:t>
             </w:r>
           </w:p>
         </w:tc>
@@ -12353,6 +12435,7 @@
                 <w:i w:val="0"/>
                 <w:sz w:val="18"/>
               </w:rPr>
+              <w:t>NLS-GQVĐ (Cơ bản 2): Ở hoạt động Luyện tập, GV mở bài tập tương tác.</w:t>
             </w:r>
           </w:p>
         </w:tc>
@@ -12811,6 +12894,7 @@
                 <w:i w:val="0"/>
                 <w:sz w:val="18"/>
               </w:rPr>
+              <w:t>Năng lực số 5.2 CB2b: HS nêu được các bước giải và nhận ra cấu trúc bài toán không đổi khi số liệu thay đổi</w:t>
             </w:r>
           </w:p>
         </w:tc>
@@ -12925,6 +13009,7 @@
                 <w:i w:val="0"/>
                 <w:sz w:val="18"/>
               </w:rPr>
+              <w:t>Năng lực số 5.2 CB2b: HS nêu được các bước giải và nhận ra cấu trúc bài toán không đổi khi số liệu thay đổi</w:t>
             </w:r>
           </w:p>
         </w:tc>
@@ -13039,7 +13124,7 @@
                 <w:i w:val="0"/>
                 <w:sz w:val="18"/>
               </w:rPr>
-              <w:t>NLS-GQVĐ (Cơ bản 2): Dùng sơ đồ đoạn thẳng vẽ trên máy cho “Thực hành và trải nghiệm ước lượng trong tính toán”.</w:t>
+              <w:t>Năng lực số 5.2 CB2b: HS nêu được các bước giải và nhận ra cấu trúc bài toán không đổi khi số liệu thay đổi</w:t>
             </w:r>
           </w:p>
           <w:p>
@@ -13167,6 +13252,7 @@
                 <w:i w:val="0"/>
                 <w:sz w:val="18"/>
               </w:rPr>
+              <w:t>Năng lực số 5.2 CB2b: HS nêu được các bước giải và nhận ra cấu trúc bài toán không đổi khi số liệu thay đổi</w:t>
             </w:r>
           </w:p>
         </w:tc>
@@ -13283,6 +13369,7 @@
                 <w:i w:val="0"/>
                 <w:sz w:val="18"/>
               </w:rPr>
+              <w:t>Năng lực số 5.2 CB2b: HS nêu được các bước giải và nhận ra cấu trúc bài toán không đổi khi số liệu thay đổi</w:t>
             </w:r>
           </w:p>
         </w:tc>
@@ -13397,7 +13484,7 @@
                 <w:i w:val="0"/>
                 <w:sz w:val="18"/>
               </w:rPr>
-              <w:t>NLS-GQVĐ (Cơ bản 2): Dùng sơ đồ đoạn thẳng vẽ trên máy cho “Bài toán liên quan đến rút về đơn vị”.</w:t>
+              <w:t>Năng lực số 5.2 CB2b: HS nêu được các bước giải và nhận ra cấu trúc bài toán không đổi khi số liệu thay đổi</w:t>
             </w:r>
           </w:p>
         </w:tc>
@@ -13512,6 +13599,7 @@
                 <w:i w:val="0"/>
                 <w:sz w:val="18"/>
               </w:rPr>
+              <w:t>Năng lực số 5.2 CB2b: HS nêu được các bước giải và nhận ra cấu trúc bài toán không đổi khi số liệu thay đổi</w:t>
             </w:r>
           </w:p>
         </w:tc>
@@ -13626,6 +13714,7 @@
                 <w:i w:val="0"/>
                 <w:sz w:val="18"/>
               </w:rPr>
+              <w:t>Năng lực số 5.4 CB2a: HS làm bài tập tương tác, tự xác định dạng bài mình còn yếu và luyện thêm</w:t>
             </w:r>
           </w:p>
         </w:tc>
@@ -13740,6 +13829,7 @@
                 <w:i w:val="0"/>
                 <w:sz w:val="18"/>
               </w:rPr>
+              <w:t>Năng lực số 5.4 CB2a: HS làm bài tập tương tác, tự xác định dạng bài mình còn yếu và luyện thêm</w:t>
             </w:r>
           </w:p>
         </w:tc>
@@ -13856,6 +13946,7 @@
                 <w:i w:val="0"/>
                 <w:sz w:val="18"/>
               </w:rPr>
+              <w:t>Năng lực số 5.4 CB2a: HS làm bài tập tương tác, tự xác định dạng bài mình còn yếu và luyện thêm</w:t>
             </w:r>
           </w:p>
         </w:tc>
@@ -13971,7 +14062,7 @@
                 <w:i w:val="0"/>
                 <w:sz w:val="18"/>
               </w:rPr>
-              <w:t>NLS-KT (Cơ bản 2): HS thu thập số liệu thật trong lớp phục vụ “Dãy số liệu thống kê” (môn thể thao yêu thích.</w:t>
+              <w:t>Năng lực số 1.1 CB2c: HS thu thập, nhập số liệu và tạo được biểu đồ cột từ số liệu thật của lớp</w:t>
             </w:r>
           </w:p>
         </w:tc>
@@ -14086,6 +14177,7 @@
                 <w:i w:val="0"/>
                 <w:sz w:val="18"/>
               </w:rPr>
+              <w:t>Năng lực số 1.1 CB2c: HS thu thập, nhập số liệu và tạo được biểu đồ cột từ số liệu thật của lớp</w:t>
             </w:r>
           </w:p>
         </w:tc>
@@ -14200,6 +14292,7 @@
                 <w:i w:val="0"/>
                 <w:sz w:val="18"/>
               </w:rPr>
+              <w:t>Năng lực số 1.1 CB2c: HS thu thập, nhập số liệu và tạo được biểu đồ cột từ số liệu thật của lớp</w:t>
             </w:r>
           </w:p>
         </w:tc>
@@ -14314,6 +14407,7 @@
                 <w:i w:val="0"/>
                 <w:sz w:val="18"/>
               </w:rPr>
+              <w:t>Năng lực số 1.1 CB2c: HS thu thập, nhập số liệu và tạo được biểu đồ cột từ số liệu thật của lớp</w:t>
             </w:r>
           </w:p>
         </w:tc>
@@ -14430,7 +14524,7 @@
                 <w:i w:val="0"/>
                 <w:sz w:val="18"/>
               </w:rPr>
-              <w:t>NLS-KT (Cơ bản 2): HS thu thập số liệu thật trong lớp phục vụ “Số lần xuất hiện của một sự kiện” (môn thể thao yêu thích..</w:t>
+              <w:t>Năng lực số 1.1 CB2c: HS thu thập, nhập số liệu và tạo được biểu đồ cột từ số liệu thật của lớp</w:t>
             </w:r>
           </w:p>
         </w:tc>
@@ -14545,6 +14639,7 @@
                 <w:i w:val="0"/>
                 <w:sz w:val="18"/>
               </w:rPr>
+              <w:t>Năng lực số 1.1 CB2c: HS thu thập, nhập số liệu và tạo được biểu đồ cột từ số liệu thật của lớp</w:t>
             </w:r>
           </w:p>
         </w:tc>
@@ -14659,6 +14754,7 @@
                 <w:i w:val="0"/>
                 <w:sz w:val="18"/>
               </w:rPr>
+              <w:t>Năng lực số 1.1 CB2c: HS thu thập, nhập số liệu và tạo được biểu đồ cột từ số liệu thật của lớp</w:t>
             </w:r>
           </w:p>
         </w:tc>
@@ -14774,6 +14870,7 @@
                 <w:i w:val="0"/>
                 <w:sz w:val="18"/>
               </w:rPr>
+              <w:t>Năng lực số 5.2 CB2b: HS giải thích được khái niệm phân số và phân số bằng nhau nhờ quan sát mô hình động</w:t>
             </w:r>
           </w:p>
         </w:tc>
@@ -14888,6 +14985,7 @@
                 <w:i w:val="0"/>
                 <w:sz w:val="18"/>
               </w:rPr>
+              <w:t>Năng lực số 5.2 CB2b: HS giải thích được khái niệm phân số và phân số bằng nhau nhờ quan sát mô hình động</w:t>
             </w:r>
           </w:p>
         </w:tc>
@@ -15004,7 +15102,7 @@
                 <w:i w:val="0"/>
                 <w:sz w:val="18"/>
               </w:rPr>
-              <w:t>NLS-GQVĐ (Cơ bản 2): Dùng học liệu tương tác cho “Phân số và phép chia số tự nhiên”.</w:t>
+              <w:t>Năng lực số 5.2 CB2b: HS giải thích được khái niệm phân số và phân số bằng nhau nhờ quan sát mô hình động</w:t>
             </w:r>
           </w:p>
         </w:tc>
@@ -15119,6 +15217,7 @@
                 <w:i w:val="0"/>
                 <w:sz w:val="18"/>
               </w:rPr>
+              <w:t>Năng lực số 5.2 CB2b: HS giải thích được khái niệm phân số và phân số bằng nhau nhờ quan sát mô hình động</w:t>
             </w:r>
           </w:p>
         </w:tc>
@@ -15233,6 +15332,19 @@
                 <w:i w:val="0"/>
                 <w:sz w:val="18"/>
               </w:rPr>
+              <w:t>Năng lực số 5.2 CB2b: HS giải thích được khái niệm phân số và phân số bằng nhau nhờ quan sát mô hình động</w:t>
+            </w:r>
+          </w:p>
+          <w:p>
+            <w:pPr>
+              <w:spacing w:after="0"/>
+            </w:pPr>
+            <w:r>
+              <w:rPr>
+                <w:b w:val="0"/>
+                <w:i w:val="0"/>
+                <w:sz w:val="18"/>
+              </w:rPr>
               <w:t>KNS: KN chi tiêu hợp lí: tính toán khi mua bán, biết tiết kiệm.</w:t>
             </w:r>
           </w:p>
@@ -15348,6 +15460,7 @@
                 <w:i w:val="0"/>
                 <w:sz w:val="18"/>
               </w:rPr>
+              <w:t>Năng lực số 5.2 CB2b: HS giải thích được khái niệm phân số và phân số bằng nhau nhờ quan sát mô hình động</w:t>
             </w:r>
           </w:p>
         </w:tc>
@@ -15462,6 +15575,7 @@
                 <w:i w:val="0"/>
                 <w:sz w:val="18"/>
               </w:rPr>
+              <w:t>NLS-KT (Cơ bản 2): Ở hoạt động Khám phá bài “Rút gọn phân số”, GV chiếu hình băng giấy chia phần lên màn hình.</w:t>
             </w:r>
           </w:p>
         </w:tc>
@@ -15806,6 +15920,7 @@
                 <w:i w:val="0"/>
                 <w:sz w:val="18"/>
               </w:rPr>
+              <w:t>Năng lực số 5.2 CB2b: HS giải thích được khái niệm phân số và phân số bằng nhau nhờ quan sát mô hình động</w:t>
             </w:r>
           </w:p>
         </w:tc>
@@ -15921,6 +16036,7 @@
                 <w:i w:val="0"/>
                 <w:sz w:val="18"/>
               </w:rPr>
+              <w:t>Năng lực số 5.2 CB2b: HS giải thích được khái niệm phân số và phân số bằng nhau nhờ quan sát mô hình động</w:t>
             </w:r>
           </w:p>
         </w:tc>
@@ -16036,7 +16152,7 @@
                 <w:i w:val="0"/>
                 <w:sz w:val="18"/>
               </w:rPr>
-              <w:t>NLS-GQVĐ (Cơ bản 2): Dùng học liệu tương tác cho “So sánh phân số”.</w:t>
+              <w:t>Năng lực số 5.2 CB2b: HS giải thích được khái niệm phân số và phân số bằng nhau nhờ quan sát mô hình động</w:t>
             </w:r>
           </w:p>
         </w:tc>
@@ -16153,6 +16269,7 @@
                 <w:i w:val="0"/>
                 <w:sz w:val="18"/>
               </w:rPr>
+              <w:t>Năng lực số 5.2 CB2b: HS giải thích được khái niệm phân số và phân số bằng nhau nhờ quan sát mô hình động</w:t>
             </w:r>
           </w:p>
         </w:tc>
@@ -16267,6 +16384,7 @@
                 <w:i w:val="0"/>
                 <w:sz w:val="18"/>
               </w:rPr>
+              <w:t>Năng lực số 5.2 CB2b: HS giải thích được khái niệm phân số và phân số bằng nhau nhờ quan sát mô hình động</w:t>
             </w:r>
           </w:p>
         </w:tc>
@@ -16381,7 +16499,7 @@
                 <w:i w:val="0"/>
                 <w:sz w:val="18"/>
               </w:rPr>
-              <w:t>NLS-GQVĐ (Cơ bản 2): Cho HS làm bộ bài tập tương tác có chấm tự động cho “Luyện tập chung”.</w:t>
+              <w:t>SGV 3 tiết; bớt 1 tiết cho kiểm tra định kì; Năng lực số 5.4 CB2a: HS làm bài tập tương tác, tự xác định dạng bài mình còn yếu và luyện thêm</w:t>
             </w:r>
           </w:p>
         </w:tc>
@@ -16496,6 +16614,7 @@
                 <w:i w:val="0"/>
                 <w:sz w:val="18"/>
               </w:rPr>
+              <w:t>Năng lực số 5.4 CB2a: HS làm bài tập tương tác, tự xác định dạng bài mình còn yếu và luyện thêm</w:t>
             </w:r>
           </w:p>
         </w:tc>
@@ -16611,6 +16730,7 @@
                 <w:i w:val="0"/>
                 <w:sz w:val="18"/>
               </w:rPr>
+              <w:t>NLS-KT (Cơ bản 2): Ở hoạt động Khám phá bài “Phép cộng phân số”, GV chiếu băng giấy đã tô màu một phần tám.</w:t>
             </w:r>
           </w:p>
         </w:tc>
@@ -17299,6 +17419,7 @@
                 <w:i w:val="0"/>
                 <w:sz w:val="18"/>
               </w:rPr>
+              <w:t>Năng lực số 5.4 CB2a: HS làm bài tập tương tác, tự xác định dạng bài mình còn yếu và luyện thêm</w:t>
             </w:r>
           </w:p>
         </w:tc>
@@ -17413,7 +17534,7 @@
                 <w:i w:val="0"/>
                 <w:sz w:val="18"/>
               </w:rPr>
-              <w:t>NLS-GQVĐ (Cơ bản 2): Cho HS làm bộ bài tập tương tác có chấm tự động cho “Luyện tập chung”.</w:t>
+              <w:t>Năng lực số 5.4 CB2a: HS làm bài tập tương tác, tự xác định dạng bài mình còn yếu và luyện thêm</w:t>
             </w:r>
           </w:p>
         </w:tc>
@@ -17528,6 +17649,7 @@
                 <w:i w:val="0"/>
                 <w:sz w:val="18"/>
               </w:rPr>
+              <w:t>Năng lực số 5.4 CB2a: HS làm bài tập tương tác, tự xác định dạng bài mình còn yếu và luyện thêm</w:t>
             </w:r>
           </w:p>
         </w:tc>
@@ -17642,6 +17764,7 @@
                 <w:i w:val="0"/>
                 <w:sz w:val="18"/>
               </w:rPr>
+              <w:t>Năng lực số 5.4 CB2a: HS làm bài tập tương tác, tự xác định dạng bài mình còn yếu và luyện thêm</w:t>
             </w:r>
           </w:p>
         </w:tc>
@@ -18215,6 +18338,7 @@
                 <w:i w:val="0"/>
                 <w:sz w:val="18"/>
               </w:rPr>
+              <w:t>NLS-KT (Cơ bản 2): Ở hoạt động Khám phá bài “Phép chia phân số”, GV chiếu hình băng giấy chia phần lên màn hình.</w:t>
             </w:r>
           </w:p>
         </w:tc>
@@ -18559,7 +18683,7 @@
                 <w:i w:val="0"/>
                 <w:sz w:val="18"/>
               </w:rPr>
-              <w:t>NLS-GQVĐ (Cơ bản 2): Cho HS làm bộ bài tập tương tác có chấm tự động cho “Luyện tập chung”.</w:t>
+              <w:t>Năng lực số 5.4 CB2a: HS làm bài tập tương tác, tự xác định dạng bài mình còn yếu và luyện thêm</w:t>
             </w:r>
           </w:p>
         </w:tc>
@@ -18674,6 +18798,7 @@
                 <w:i w:val="0"/>
                 <w:sz w:val="18"/>
               </w:rPr>
+              <w:t>Năng lực số 5.4 CB2a: HS làm bài tập tương tác, tự xác định dạng bài mình còn yếu và luyện thêm</w:t>
             </w:r>
           </w:p>
         </w:tc>
@@ -18788,6 +18913,7 @@
                 <w:i w:val="0"/>
                 <w:sz w:val="18"/>
               </w:rPr>
+              <w:t>Năng lực số 5.4 CB2a: HS làm bài tập tương tác, tự xác định dạng bài mình còn yếu và luyện thêm</w:t>
             </w:r>
           </w:p>
         </w:tc>
@@ -18902,6 +19028,7 @@
                 <w:i w:val="0"/>
                 <w:sz w:val="18"/>
               </w:rPr>
+              <w:t>Năng lực số 5.4 CB2a: HS làm bài tập tương tác, tự xác định dạng bài mình còn yếu và luyện thêm</w:t>
             </w:r>
           </w:p>
         </w:tc>
@@ -19018,6 +19145,7 @@
                 <w:i w:val="0"/>
                 <w:sz w:val="18"/>
               </w:rPr>
+              <w:t>Năng lực số 5.4 CB2a: HS làm bài tập tương tác, tự xác định dạng bài mình còn yếu và luyện thêm</w:t>
             </w:r>
           </w:p>
         </w:tc>
@@ -19133,6 +19261,7 @@
                 <w:i w:val="0"/>
                 <w:sz w:val="18"/>
               </w:rPr>
+              <w:t>Năng lực số 1.1 CB2c: HS đọc, viết, so sánh, làm tròn được các số lớn lấy từ số liệu thật, có ghi nguồn</w:t>
             </w:r>
           </w:p>
         </w:tc>
@@ -19247,6 +19376,7 @@
                 <w:i w:val="0"/>
                 <w:sz w:val="18"/>
               </w:rPr>
+              <w:t>Năng lực số 1.1 CB2c: HS đọc, viết, so sánh, làm tròn được các số lớn lấy từ số liệu thật, có ghi nguồn</w:t>
             </w:r>
           </w:p>
         </w:tc>
@@ -19361,6 +19491,7 @@
                 <w:i w:val="0"/>
                 <w:sz w:val="18"/>
               </w:rPr>
+              <w:t>Năng lực số 1.1 CB2c: HS đọc, viết, so sánh, làm tròn được các số lớn lấy từ số liệu thật, có ghi nguồn</w:t>
             </w:r>
           </w:p>
         </w:tc>
@@ -19475,6 +19606,7 @@
                 <w:i w:val="0"/>
                 <w:sz w:val="18"/>
               </w:rPr>
+              <w:t>Năng lực số 1.1 CB2c: HS đọc, viết, so sánh, làm tròn được các số lớn lấy từ số liệu thật, có ghi nguồn</w:t>
             </w:r>
           </w:p>
         </w:tc>
@@ -19591,6 +19723,7 @@
                 <w:i w:val="0"/>
                 <w:sz w:val="18"/>
               </w:rPr>
+              <w:t>Năng lực số 5.2 CB2b: HS giải thích được khái niệm phân số và phân số bằng nhau nhờ quan sát mô hình động</w:t>
             </w:r>
           </w:p>
         </w:tc>
@@ -19705,6 +19838,7 @@
                 <w:i w:val="0"/>
                 <w:sz w:val="18"/>
               </w:rPr>
+              <w:t>Năng lực số 5.2 CB2b: HS giải thích được khái niệm phân số và phân số bằng nhau nhờ quan sát mô hình động</w:t>
             </w:r>
           </w:p>
         </w:tc>
@@ -19819,6 +19953,7 @@
                 <w:i w:val="0"/>
                 <w:sz w:val="18"/>
               </w:rPr>
+              <w:t>Năng lực số 5.2 CB2b: HS giải thích được khái niệm phân số và phân số bằng nhau nhờ quan sát mô hình động</w:t>
             </w:r>
           </w:p>
         </w:tc>
@@ -20047,6 +20182,19 @@
                 <w:i w:val="0"/>
                 <w:sz w:val="18"/>
               </w:rPr>
+              <w:t>Năng lực số 5.2 CB2b: HS mô tả được đặc điểm góc, đường thẳng, hình học nhờ quan sát hình động và kiểm chứng bằng dụng cụ vẽ</w:t>
+            </w:r>
+          </w:p>
+          <w:p>
+            <w:pPr>
+              <w:spacing w:after="0"/>
+            </w:pPr>
+            <w:r>
+              <w:rPr>
+                <w:b w:val="0"/>
+                <w:i w:val="0"/>
+                <w:sz w:val="18"/>
+              </w:rPr>
               <w:t>STEM: Lắp ghép hình phẳng (Toán – Mĩ thuật) — dạy thay cho tiết này.</w:t>
             </w:r>
           </w:p>
@@ -20164,6 +20312,7 @@
                 <w:i w:val="0"/>
                 <w:sz w:val="18"/>
               </w:rPr>
+              <w:t>Năng lực số 5.2 CB2b: HS mô tả được đặc điểm góc, đường thẳng, hình học nhờ quan sát hình động và kiểm chứng bằng dụng cụ vẽ</w:t>
             </w:r>
           </w:p>
         </w:tc>
@@ -20278,6 +20427,7 @@
                 <w:i w:val="0"/>
                 <w:sz w:val="18"/>
               </w:rPr>
+              <w:t>Năng lực số 1.1 CB2c: HS thu thập, nhập số liệu và tạo được biểu đồ cột từ số liệu thật của lớp</w:t>
             </w:r>
           </w:p>
         </w:tc>
@@ -20392,7 +20542,7 @@
                 <w:i w:val="0"/>
                 <w:sz w:val="18"/>
               </w:rPr>
-              <w:t>SGV 3 tiết; bớt 1 tiết cho kiểm tra định kì</w:t>
+              <w:t>SGV 3 tiết; bớt 1 tiết cho kiểm tra định kì; Năng lực số 5.4 CB2a: HS làm bài tập tương tác, tự xác định dạng bài mình còn yếu và luyện thêm</w:t>
             </w:r>
           </w:p>
         </w:tc>
@@ -20507,6 +20657,7 @@
                 <w:i w:val="0"/>
                 <w:sz w:val="18"/>
               </w:rPr>
+              <w:t>Năng lực số 5.4 CB2a: HS làm bài tập tương tác, tự xác định dạng bài mình còn yếu và luyện thêm</w:t>
             </w:r>
           </w:p>
         </w:tc>

--- a/assets/docs/lop4/Toan - Lop 4.docx
+++ b/assets/docs/lop4/Toan - Lop 4.docx
@@ -12321,6 +12321,7 @@
                 <w:i w:val="0"/>
                 <w:sz w:val="18"/>
               </w:rPr>
+              <w:t>Năng lực số 5.4 CB2a: HS làm bài tập tương tác chọn cách tính thuận tiện, tự nhận ra mình còn nhầm ở bước nào và luyện thêm</w:t>
             </w:r>
           </w:p>
         </w:tc>
@@ -12664,6 +12665,7 @@
                 <w:i w:val="0"/>
                 <w:sz w:val="18"/>
               </w:rPr>
+              <w:t>Năng lực số 5.4 CB2a: HS nhập kết quả phép nhân với số có hai chữ số vào bài tập tương tác, tự soi lại chỗ đặt lệch tích riêng hoặc quên nhớ và luyện thêm</w:t>
             </w:r>
           </w:p>
         </w:tc>
@@ -18224,6 +18226,7 @@
                 <w:i w:val="0"/>
                 <w:sz w:val="18"/>
               </w:rPr>
+              <w:t>Năng lực số 5.2 CB2b: HS quan sát mô hình động chia hình chữ nhật thành các ô vuông nhỏ để giải thích kết quả phép nhân hai phân số</w:t>
             </w:r>
           </w:p>
         </w:tc>

--- a/assets/docs/lop4/Toan - Lop 4.docx
+++ b/assets/docs/lop4/Toan - Lop 4.docx
@@ -6524,6 +6524,7 @@
                 <w:i w:val="0"/>
                 <w:sz w:val="18"/>
               </w:rPr>
+              <w:t>Năng lực số Miền 1 (Cơ bản, bậc 2): Ở bài phép cộng các số có nhiều chữ số, GV chiếu bảng hàng phóng to rồi bấm hiện dần từng bước cộng từ hàng đơn vị sang hàng nghìn; Năng lực số Miền 5 (Cơ bản, bậc 2): GV mở bài tập tương tác đặt tính rồi tính với số có nhiều chữ số; máy chấm ngay và chỉ chỗ sai nên HS nhận ra mình viết lệch hàng hay quên nhớ</w:t>
             </w:r>
           </w:p>
         </w:tc>
@@ -6752,7 +6753,7 @@
                 <w:i w:val="0"/>
                 <w:sz w:val="18"/>
               </w:rPr>
-              <w:t>NLS-GQVĐ (Cơ bản 2): Mở bài tập tương tác đặt tính.</w:t>
+              <w:t>Năng lực số Miền 1 (Cơ bản, bậc 2): Mở đầu bài phép trừ các số có nhiều chữ số, GV chiếu số lượt xem của hai đoạn phim thiếu nhi lên màn hình; HS đọc đúng số có sáu chữ số; Năng lực số Miền 5 (Cơ bản, bậc 2): GV mở bài tập tương tác đặt tính rồi tính phép trừ có nhớ nhiều lần; máy chấm ngay và chỉ chỗ sai nên HS nhận ra mình quên trả phần đã mượn hay…</w:t>
             </w:r>
           </w:p>
         </w:tc>
@@ -6983,7 +6984,7 @@
                 <w:i w:val="0"/>
                 <w:sz w:val="18"/>
               </w:rPr>
-              <w:t>Năng lực số 5.2 CB2b: HS nêu được các bước giải và nhận ra cấu trúc bài toán không đổi khi số liệu thay đổi</w:t>
+              <w:t>Năng lực số Miền 1 (Cơ bản, bậc 2): Ở bài tính chất giao hoán và kết hợp của phép cộng, GV chiếu bảng số liệu rồi bấm đổi chỗ hai số hạng, đổi cách nhóm các số; Năng lực số Miền 5 (Cơ bản, bậc 2): GV chiếu các dãy tính dài rồi cho HS chọn cách nhóm số sao cho tính nhanh nhất; máy báo đúng</w:t>
             </w:r>
           </w:p>
         </w:tc>
@@ -8138,7 +8139,7 @@
                 <w:i w:val="0"/>
                 <w:sz w:val="18"/>
               </w:rPr>
-              <w:t>Năng lực số 5.2 CB2b: HS mô tả được đặc điểm góc, đường thẳng, hình học nhờ quan sát hình động và kiểm chứng bằng dụng cụ vẽ</w:t>
+              <w:t>Năng lực số Miền 1 (Cơ bản, bậc 2): Ở bài thực hành vẽ hai đường thẳng vuông góc, GV dùng phần mềm hình học chiếu từng bước vẽ: đặt ê ke trùng đường thẳng cho trước, kẻ theo cạnh vuông góc; Năng lực số Miền 5 (Cơ bản, bậc 2): GV chiếu vài hình vẽ có lỗi như đặt ê ke lệch, kẻ chưa qua điểm cho trước; HS chỉ ra lỗi</w:t>
             </w:r>
           </w:p>
         </w:tc>
@@ -8598,7 +8599,7 @@
                 <w:i w:val="0"/>
                 <w:sz w:val="18"/>
               </w:rPr>
-              <w:t>Năng lực số 5.2 CB2b: HS mô tả được đặc điểm góc, đường thẳng, hình học nhờ quan sát hình động và kiểm chứng bằng dụng cụ vẽ</w:t>
+              <w:t>Năng lực số Miền 1 (Cơ bản, bậc 2): Ở hoạt động hướng dẫn vẽ của bài “Thực hành vẽ hai đường thẳng song song”, GV chiếu hình động các thao tác đặt ê ke và thước kẻ để vẽ đường thẳng CD…; Năng lực số Miền 5 (Cơ bản, bậc 2): Ở hoạt động Vận dụng, GV chiếu hình có sẵn các cặp cạnh, HS dự đoán cặp nào song song rồi kiểm tra lại bằng ê ke trên vở</w:t>
             </w:r>
           </w:p>
         </w:tc>
@@ -11060,7 +11061,7 @@
                 <w:i w:val="0"/>
                 <w:sz w:val="18"/>
               </w:rPr>
-              <w:t>NLS-KT (Cơ bản 2): Ở hoạt động Khám phá bài “Nhân với số có một chữ số”, GV chiếu phép nhân đặt tính dọc lên màn.</w:t>
+              <w:t>Năng lực số Miền 1 (Cơ bản, bậc 2): Ở hoạt động Khám phá bài “Nhân với số có một chữ số”, GV chiếu phép nhân đặt tính dọc lên màn hình và cho hiện dần từng lượt nhân, nhớ; Năng lực số Miền 5 (Cơ bản, bậc 2): Ở hoạt động Luyện tập, GV mở bài tập tương tác: HS đặt tính và tính ra vở trước rồi nhập kết quả vào máy; khi máy báo sai</w:t>
             </w:r>
           </w:p>
         </w:tc>
@@ -11289,7 +11290,7 @@
                 <w:i w:val="0"/>
                 <w:sz w:val="18"/>
               </w:rPr>
-              <w:t>NLS-GQVĐ (Cơ bản 2): Ở hoạt động Luyện tập, GV mở bài tập tương tác.</w:t>
+              <w:t>Năng lực số Miền 1 (Cơ bản, bậc 2): Ở hoạt động Khám phá bài “Chia cho số có một chữ số”, GV chiếu phép chia đặt tính lên màn hình và cho hiện dần từng lượt chia, nhân, trừ; Năng lực số Miền 5 (Cơ bản, bậc 2): Ở hoạt động Luyện tập, GV mở bài tập tương tác: HS đặt tính và tính ra vở trước rồi nhập kết quả vào máy; khi máy báo sai</w:t>
             </w:r>
           </w:p>
         </w:tc>
@@ -11518,6 +11519,7 @@
                 <w:i w:val="0"/>
                 <w:sz w:val="18"/>
               </w:rPr>
+              <w:t>Năng lực số Miền 1 (Cơ bản, bậc 2): Ở hoạt động Khám phá bài “Tính chất giao hoán và kết hợp của phép nhân”, GV chiếu bảng hai cột giá trị lên màn hình rồi cho máy tính lần lượt a ×…; Năng lực số Miền 5 (Cơ bản, bậc 2): Ở hoạt động Luyện tập, GV chiếu các biểu thức dài, HS chọn cách nhóm thừa số cho tính nhẩm nhanh nhất rồi bấm kiểm tra</w:t>
             </w:r>
           </w:p>
         </w:tc>
@@ -11862,7 +11864,7 @@
                 <w:i w:val="0"/>
                 <w:sz w:val="18"/>
               </w:rPr>
-              <w:t>NLS-KT (Cơ bản 2): Ở hoạt động Hình thành kiến thức bài “Nhân, chia với 10, 100, 1 000”, GV chiếu bảng các phép tính 36.</w:t>
+              <w:t>Năng lực số Miền 1 (Cơ bản, bậc 2): Ở hoạt động Hình thành kiến thức bài “Nhân, chia với 10, 100, 1 000”, GV chiếu bảng các phép tính 36 × 10, 36 × 100; Năng lực số Miền 5 (Cơ bản, bậc 2): Ở hoạt động Luyện tập, GV mở bài tập tương tác tính nhẩm: HS nhẩm rồi nhập kết quả, máy báo sai thì các em nhìn lại bảng đã tô màu để đếm đúng…</w:t>
             </w:r>
           </w:p>
         </w:tc>
@@ -12091,6 +12093,7 @@
                 <w:i w:val="0"/>
                 <w:sz w:val="18"/>
               </w:rPr>
+              <w:t>Năng lực số Miền 1 (Cơ bản, bậc 2): Ở hoạt động Hình thành kiến thức bài “Tính chất phân phối của phép nhân đối với phép cộng”, GV chiếu hình đội đồng diễn xếp thành các hàng rồi cho hiện hai cách…; Năng lực số Miền 5 (Cơ bản, bậc 2): Ở hoạt động Luyện tập, GV chiếu các biểu thức, HS chọn cách tính nhanh hơn rồi bấm kiểm tra; máy hiện kết quả cả hai cách để các em so sánh và giải…</w:t>
             </w:r>
           </w:p>
         </w:tc>
@@ -12436,7 +12439,7 @@
                 <w:i w:val="0"/>
                 <w:sz w:val="18"/>
               </w:rPr>
-              <w:t>NLS-GQVĐ (Cơ bản 2): Ở hoạt động Luyện tập, GV mở bài tập tương tác.</w:t>
+              <w:t>Năng lực số Miền 1 (Cơ bản, bậc 2): Ở hoạt động Hình thành kiến thức bài “Nhân số có hai chữ số”, GV chiếu phép nhân đặt tính dọc lên màn hình và cho hiện dần từng tích riêng; Năng lực số Miền 5 (Cơ bản, bậc 2): Ở hoạt động Luyện tập, GV mở bài tập tương tác: HS đặt tính và tính ra vở trước rồi nhập kết quả; khi máy báo sai</w:t>
             </w:r>
           </w:p>
         </w:tc>
@@ -12782,6 +12785,7 @@
                 <w:i w:val="0"/>
                 <w:sz w:val="18"/>
               </w:rPr>
+              <w:t>Năng lực số Miền 1 (Cơ bản, bậc 2): Ở hoạt động Hình thành kiến thức bài “Chia cho số có hai chữ số”, GV chiếu tranh những chiếc thuyền và hành khách rồi hiện dần phép chia đặt tính; Năng lực số Miền 5 (Cơ bản, bậc 2): Ở hoạt động Luyện tập, GV mở bài tập tương tác: HS tính ra vở trước rồi nhập kết quả; khi máy báo sai</w:t>
             </w:r>
           </w:p>
         </w:tc>
@@ -15577,7 +15581,7 @@
                 <w:i w:val="0"/>
                 <w:sz w:val="18"/>
               </w:rPr>
-              <w:t>NLS-KT (Cơ bản 2): Ở hoạt động Khám phá bài “Rút gọn phân số”, GV chiếu hình băng giấy chia phần lên màn hình.</w:t>
+              <w:t>Năng lực số Miền 1 (Cơ bản, bậc 2): Ở hoạt động Khám phá bài “Rút gọn phân số”, GV chiếu hình băng giấy chia phần lên màn hình rồi gộp dần các phần bằng nhau; Năng lực số Miền 5 (Cơ bản, bậc 2): Ở hoạt động Luyện tập, GV mở bài tập tương tác: HS rút gọn ra vở trước rồi nhập kết quả; khi máy báo sai</w:t>
             </w:r>
           </w:p>
         </w:tc>
@@ -15808,6 +15812,7 @@
                 <w:i w:val="0"/>
                 <w:sz w:val="18"/>
               </w:rPr>
+              <w:t>Năng lực số Miền 1 (Cơ bản, bậc 2): Ở hoạt động Khám phá bài “Quy đồng mẫu số các phân số”, GV chiếu hai băng giấy chia phần khác nhau lên màn hình rồi chia nhỏ dần cho tới khi hai băng…; Năng lực số Miền 5 (Cơ bản, bậc 2): Ở hoạt động Luyện tập, GV mở bài tập tương tác: HS quy đồng ra vở trước rồi nhập kết quả; khi máy báo sai</w:t>
             </w:r>
           </w:p>
         </w:tc>
@@ -16732,7 +16737,7 @@
                 <w:i w:val="0"/>
                 <w:sz w:val="18"/>
               </w:rPr>
-              <w:t>NLS-KT (Cơ bản 2): Ở hoạt động Khám phá bài “Phép cộng phân số”, GV chiếu băng giấy đã tô màu một phần tám.</w:t>
+              <w:t>Năng lực số Miền 1 (Cơ bản, bậc 2): Ở hoạt động Khám phá bài “Phép cộng phân số”, GV chiếu băng giấy đã tô màu một phần tám và một phần hai lên màn hình rồi chia nhỏ dần cho tới khi…; Năng lực số Miền 5 (Cơ bản, bậc 2): Ở hoạt động Luyện tập, GV mở bài tập tương tác: HS cộng ra vở trước rồi nhập kết quả; khi máy báo sai</w:t>
             </w:r>
           </w:p>
         </w:tc>
@@ -17191,6 +17196,7 @@
                 <w:i w:val="0"/>
                 <w:sz w:val="18"/>
               </w:rPr>
+              <w:t>Năng lực số Miền 1 (Cơ bản, bậc 2): Ở hoạt động Khám phá bài “Phép trừ phân số”, GV chiếu hình chiếc bánh chia tám phần lên màn hình; Năng lực số Miền 5 (Cơ bản, bậc 2): Ở hoạt động Luyện tập, GV mở bài tập tương tác: HS trừ ra vở trước rồi nhập kết quả; khi máy báo sai</w:t>
             </w:r>
           </w:p>
         </w:tc>
@@ -17882,6 +17888,7 @@
                 <w:i w:val="0"/>
                 <w:sz w:val="18"/>
               </w:rPr>
+              <w:t>Năng lực số Miền 1 (Cơ bản, bậc 2): Ở hoạt động Khám phá bài “Phép nhân phân số”, GV chiếu hình chữ nhật chia ô lên màn hình rồi tô màu lần lượt theo chiều dài và chiều rộng; Năng lực số Miền 5 (Cơ bản, bậc 2): Ở hoạt động Luyện tập, GV mở bài tập tương tác: HS nhân ra vở trước rồi nhập kết quả; khi máy báo sai, các em xem lại đã nhân đúng tử với tử</w:t>
             </w:r>
           </w:p>
         </w:tc>
@@ -18341,7 +18348,7 @@
                 <w:i w:val="0"/>
                 <w:sz w:val="18"/>
               </w:rPr>
-              <w:t>NLS-KT (Cơ bản 2): Ở hoạt động Khám phá bài “Phép chia phân số”, GV chiếu hình băng giấy chia phần lên màn hình.</w:t>
+              <w:t>Năng lực số Miền 1 (Cơ bản, bậc 2): Ở hoạt động Khám phá bài “Phép chia phân số”, GV chiếu hình băng giấy chia phần lên màn hình rồi cho thấy chia cho một phân số chính là nhân với phân số…; Năng lực số Miền 5 (Cơ bản, bậc 2): Ở hoạt động Luyện tập, GV mở bài tập tương tác: HS chia ra vở trước rồi nhập kết quả; khi máy báo sai</w:t>
             </w:r>
           </w:p>
         </w:tc>
